--- a/scripts/Report.docx
+++ b/scripts/Report.docx
@@ -1923,7 +1923,7 @@
               <w:jc w:val="right"/>
             </w:pPr>
             <w:r>
-              <w:t xml:space="preserve">0.0228179</w:t>
+              <w:t xml:space="preserve">0.023</w:t>
             </w:r>
           </w:p>
         </w:tc>
@@ -1947,19 +1947,19 @@
               <w:jc w:val="right"/>
             </w:pPr>
             <w:r>
-              <w:t xml:space="preserve">0.0071805</w:t>
-            </w:r>
-          </w:p>
-        </w:tc>
-        <w:tc>
-          <w:tcPr/>
-          <w:p>
-            <w:pPr>
-              <w:pStyle w:val="Compact"/>
-              <w:jc w:val="right"/>
-            </w:pPr>
-            <w:r>
-              <w:t xml:space="preserve">0.3146853</w:t>
+              <w:t xml:space="preserve">0.007</w:t>
+            </w:r>
+          </w:p>
+        </w:tc>
+        <w:tc>
+          <w:tcPr/>
+          <w:p>
+            <w:pPr>
+              <w:pStyle w:val="Compact"/>
+              <w:jc w:val="right"/>
+            </w:pPr>
+            <w:r>
+              <w:t xml:space="preserve">0.315</w:t>
             </w:r>
           </w:p>
         </w:tc>
@@ -2009,7 +2009,7 @@
               <w:jc w:val="right"/>
             </w:pPr>
             <w:r>
-              <w:t xml:space="preserve">0.0088750</w:t>
+              <w:t xml:space="preserve">0.009</w:t>
             </w:r>
           </w:p>
         </w:tc>
@@ -2033,19 +2033,19 @@
               <w:jc w:val="right"/>
             </w:pPr>
             <w:r>
-              <w:t xml:space="preserve">0.0005221</w:t>
-            </w:r>
-          </w:p>
-        </w:tc>
-        <w:tc>
-          <w:tcPr/>
-          <w:p>
-            <w:pPr>
-              <w:pStyle w:val="Compact"/>
-              <w:jc w:val="right"/>
-            </w:pPr>
-            <w:r>
-              <w:t xml:space="preserve">0.0588235</w:t>
+              <w:t xml:space="preserve">0.001</w:t>
+            </w:r>
+          </w:p>
+        </w:tc>
+        <w:tc>
+          <w:tcPr/>
+          <w:p>
+            <w:pPr>
+              <w:pStyle w:val="Compact"/>
+              <w:jc w:val="right"/>
+            </w:pPr>
+            <w:r>
+              <w:t xml:space="preserve">0.059</w:t>
             </w:r>
           </w:p>
         </w:tc>
@@ -2095,7 +2095,7 @@
               <w:jc w:val="right"/>
             </w:pPr>
             <w:r>
-              <w:t xml:space="preserve">0.0175282</w:t>
+              <w:t xml:space="preserve">0.018</w:t>
             </w:r>
           </w:p>
         </w:tc>
@@ -2119,19 +2119,19 @@
               <w:jc w:val="right"/>
             </w:pPr>
             <w:r>
-              <w:t xml:space="preserve">0.0046544</w:t>
-            </w:r>
-          </w:p>
-        </w:tc>
-        <w:tc>
-          <w:tcPr/>
-          <w:p>
-            <w:pPr>
-              <w:pStyle w:val="Compact"/>
-              <w:jc w:val="right"/>
-            </w:pPr>
-            <w:r>
-              <w:t xml:space="preserve">0.2655367</w:t>
+              <w:t xml:space="preserve">0.005</w:t>
+            </w:r>
+          </w:p>
+        </w:tc>
+        <w:tc>
+          <w:tcPr/>
+          <w:p>
+            <w:pPr>
+              <w:pStyle w:val="Compact"/>
+              <w:jc w:val="right"/>
+            </w:pPr>
+            <w:r>
+              <w:t xml:space="preserve">0.266</w:t>
             </w:r>
           </w:p>
         </w:tc>
@@ -2347,7 +2347,7 @@
               <w:jc w:val="right"/>
             </w:pPr>
             <w:r>
-              <w:t xml:space="preserve">0.0398162</w:t>
+              <w:t xml:space="preserve">0.040</w:t>
             </w:r>
           </w:p>
         </w:tc>
@@ -2371,19 +2371,19 @@
               <w:jc w:val="right"/>
             </w:pPr>
             <w:r>
-              <w:t xml:space="preserve">0.0137825</w:t>
-            </w:r>
-          </w:p>
-        </w:tc>
-        <w:tc>
-          <w:tcPr/>
-          <w:p>
-            <w:pPr>
-              <w:pStyle w:val="Compact"/>
-              <w:jc w:val="right"/>
-            </w:pPr>
-            <w:r>
-              <w:t xml:space="preserve">0.3461538</w:t>
+              <w:t xml:space="preserve">0.014</w:t>
+            </w:r>
+          </w:p>
+        </w:tc>
+        <w:tc>
+          <w:tcPr/>
+          <w:p>
+            <w:pPr>
+              <w:pStyle w:val="Compact"/>
+              <w:jc w:val="right"/>
+            </w:pPr>
+            <w:r>
+              <w:t xml:space="preserve">0.346</w:t>
             </w:r>
           </w:p>
         </w:tc>
@@ -2445,7 +2445,7 @@
               <w:jc w:val="right"/>
             </w:pPr>
             <w:r>
-              <w:t xml:space="preserve">0.0256035</w:t>
+              <w:t xml:space="preserve">0.026</w:t>
             </w:r>
           </w:p>
         </w:tc>
@@ -2469,19 +2469,19 @@
               <w:jc w:val="right"/>
             </w:pPr>
             <w:r>
-              <w:t xml:space="preserve">0.0029261</w:t>
-            </w:r>
-          </w:p>
-        </w:tc>
-        <w:tc>
-          <w:tcPr/>
-          <w:p>
-            <w:pPr>
-              <w:pStyle w:val="Compact"/>
-              <w:jc w:val="right"/>
-            </w:pPr>
-            <w:r>
-              <w:t xml:space="preserve">0.1142857</w:t>
+              <w:t xml:space="preserve">0.003</w:t>
+            </w:r>
+          </w:p>
+        </w:tc>
+        <w:tc>
+          <w:tcPr/>
+          <w:p>
+            <w:pPr>
+              <w:pStyle w:val="Compact"/>
+              <w:jc w:val="right"/>
+            </w:pPr>
+            <w:r>
+              <w:t xml:space="preserve">0.114</w:t>
             </w:r>
           </w:p>
         </w:tc>
@@ -2543,7 +2543,7 @@
               <w:jc w:val="right"/>
             </w:pPr>
             <w:r>
-              <w:t xml:space="preserve">0.0094899</w:t>
+              <w:t xml:space="preserve">0.009</w:t>
             </w:r>
           </w:p>
         </w:tc>
@@ -2567,19 +2567,19 @@
               <w:jc w:val="right"/>
             </w:pPr>
             <w:r>
-              <w:t xml:space="preserve">0.0000000</w:t>
-            </w:r>
-          </w:p>
-        </w:tc>
-        <w:tc>
-          <w:tcPr/>
-          <w:p>
-            <w:pPr>
-              <w:pStyle w:val="Compact"/>
-              <w:jc w:val="right"/>
-            </w:pPr>
-            <w:r>
-              <w:t xml:space="preserve">0.0000000</w:t>
+              <w:t xml:space="preserve">0.000</w:t>
+            </w:r>
+          </w:p>
+        </w:tc>
+        <w:tc>
+          <w:tcPr/>
+          <w:p>
+            <w:pPr>
+              <w:pStyle w:val="Compact"/>
+              <w:jc w:val="right"/>
+            </w:pPr>
+            <w:r>
+              <w:t xml:space="preserve">0.000</w:t>
             </w:r>
           </w:p>
         </w:tc>
@@ -2641,7 +2641,7 @@
               <w:jc w:val="right"/>
             </w:pPr>
             <w:r>
-              <w:t xml:space="preserve">0.0219780</w:t>
+              <w:t xml:space="preserve">0.022</w:t>
             </w:r>
           </w:p>
         </w:tc>
@@ -2665,19 +2665,19 @@
               <w:jc w:val="right"/>
             </w:pPr>
             <w:r>
-              <w:t xml:space="preserve">0.0172684</w:t>
-            </w:r>
-          </w:p>
-        </w:tc>
-        <w:tc>
-          <w:tcPr/>
-          <w:p>
-            <w:pPr>
-              <w:pStyle w:val="Compact"/>
-              <w:jc w:val="right"/>
-            </w:pPr>
-            <w:r>
-              <w:t xml:space="preserve">0.7857143</w:t>
+              <w:t xml:space="preserve">0.017</w:t>
+            </w:r>
+          </w:p>
+        </w:tc>
+        <w:tc>
+          <w:tcPr/>
+          <w:p>
+            <w:pPr>
+              <w:pStyle w:val="Compact"/>
+              <w:jc w:val="right"/>
+            </w:pPr>
+            <w:r>
+              <w:t xml:space="preserve">0.786</w:t>
             </w:r>
           </w:p>
         </w:tc>
@@ -2739,7 +2739,7 @@
               <w:jc w:val="right"/>
             </w:pPr>
             <w:r>
-              <w:t xml:space="preserve">0.0054645</w:t>
+              <w:t xml:space="preserve">0.005</w:t>
             </w:r>
           </w:p>
         </w:tc>
@@ -2763,19 +2763,19 @@
               <w:jc w:val="right"/>
             </w:pPr>
             <w:r>
-              <w:t xml:space="preserve">0.0054645</w:t>
-            </w:r>
-          </w:p>
-        </w:tc>
-        <w:tc>
-          <w:tcPr/>
-          <w:p>
-            <w:pPr>
-              <w:pStyle w:val="Compact"/>
-              <w:jc w:val="right"/>
-            </w:pPr>
-            <w:r>
-              <w:t xml:space="preserve">1.0000000</w:t>
+              <w:t xml:space="preserve">0.005</w:t>
+            </w:r>
+          </w:p>
+        </w:tc>
+        <w:tc>
+          <w:tcPr/>
+          <w:p>
+            <w:pPr>
+              <w:pStyle w:val="Compact"/>
+              <w:jc w:val="right"/>
+            </w:pPr>
+            <w:r>
+              <w:t xml:space="preserve">1.000</w:t>
             </w:r>
           </w:p>
         </w:tc>
@@ -2837,7 +2837,7 @@
               <w:jc w:val="right"/>
             </w:pPr>
             <w:r>
-              <w:t xml:space="preserve">0.0037037</w:t>
+              <w:t xml:space="preserve">0.004</w:t>
             </w:r>
           </w:p>
         </w:tc>
@@ -2861,19 +2861,19 @@
               <w:jc w:val="right"/>
             </w:pPr>
             <w:r>
-              <w:t xml:space="preserve">0.0000000</w:t>
-            </w:r>
-          </w:p>
-        </w:tc>
-        <w:tc>
-          <w:tcPr/>
-          <w:p>
-            <w:pPr>
-              <w:pStyle w:val="Compact"/>
-              <w:jc w:val="right"/>
-            </w:pPr>
-            <w:r>
-              <w:t xml:space="preserve">0.0000000</w:t>
+              <w:t xml:space="preserve">0.000</w:t>
+            </w:r>
+          </w:p>
+        </w:tc>
+        <w:tc>
+          <w:tcPr/>
+          <w:p>
+            <w:pPr>
+              <w:pStyle w:val="Compact"/>
+              <w:jc w:val="right"/>
+            </w:pPr>
+            <w:r>
+              <w:t xml:space="preserve">0.000</w:t>
             </w:r>
           </w:p>
         </w:tc>
@@ -2935,7 +2935,7 @@
               <w:jc w:val="right"/>
             </w:pPr>
             <w:r>
-              <w:t xml:space="preserve">0.0000000</w:t>
+              <w:t xml:space="preserve">0.000</w:t>
             </w:r>
           </w:p>
         </w:tc>
@@ -2959,7 +2959,7 @@
               <w:jc w:val="right"/>
             </w:pPr>
             <w:r>
-              <w:t xml:space="preserve">0.0000000</w:t>
+              <w:t xml:space="preserve">0.000</w:t>
             </w:r>
           </w:p>
         </w:tc>
@@ -3033,7 +3033,7 @@
               <w:jc w:val="right"/>
             </w:pPr>
             <w:r>
-              <w:t xml:space="preserve">0.0113636</w:t>
+              <w:t xml:space="preserve">0.011</w:t>
             </w:r>
           </w:p>
         </w:tc>
@@ -3057,19 +3057,19 @@
               <w:jc w:val="right"/>
             </w:pPr>
             <w:r>
-              <w:t xml:space="preserve">0.0000000</w:t>
-            </w:r>
-          </w:p>
-        </w:tc>
-        <w:tc>
-          <w:tcPr/>
-          <w:p>
-            <w:pPr>
-              <w:pStyle w:val="Compact"/>
-              <w:jc w:val="right"/>
-            </w:pPr>
-            <w:r>
-              <w:t xml:space="preserve">0.0000000</w:t>
+              <w:t xml:space="preserve">0.000</w:t>
+            </w:r>
+          </w:p>
+        </w:tc>
+        <w:tc>
+          <w:tcPr/>
+          <w:p>
+            <w:pPr>
+              <w:pStyle w:val="Compact"/>
+              <w:jc w:val="right"/>
+            </w:pPr>
+            <w:r>
+              <w:t xml:space="preserve">0.000</w:t>
             </w:r>
           </w:p>
         </w:tc>
@@ -3131,7 +3131,7 @@
               <w:jc w:val="right"/>
             </w:pPr>
             <w:r>
-              <w:t xml:space="preserve">0.0000000</w:t>
+              <w:t xml:space="preserve">0.000</w:t>
             </w:r>
           </w:p>
         </w:tc>
@@ -3155,7 +3155,7 @@
               <w:jc w:val="right"/>
             </w:pPr>
             <w:r>
-              <w:t xml:space="preserve">0.0000000</w:t>
+              <w:t xml:space="preserve">0.000</w:t>
             </w:r>
           </w:p>
         </w:tc>
@@ -3229,7 +3229,7 @@
               <w:jc w:val="right"/>
             </w:pPr>
             <w:r>
-              <w:t xml:space="preserve">0.0000000</w:t>
+              <w:t xml:space="preserve">0.000</w:t>
             </w:r>
           </w:p>
         </w:tc>
@@ -3253,7 +3253,7 @@
               <w:jc w:val="right"/>
             </w:pPr>
             <w:r>
-              <w:t xml:space="preserve">0.0000000</w:t>
+              <w:t xml:space="preserve">0.000</w:t>
             </w:r>
           </w:p>
         </w:tc>
@@ -3327,7 +3327,7 @@
               <w:jc w:val="right"/>
             </w:pPr>
             <w:r>
-              <w:t xml:space="preserve">0.0400000</w:t>
+              <w:t xml:space="preserve">0.040</w:t>
             </w:r>
           </w:p>
         </w:tc>
@@ -3351,19 +3351,19 @@
               <w:jc w:val="right"/>
             </w:pPr>
             <w:r>
-              <w:t xml:space="preserve">0.0000000</w:t>
-            </w:r>
-          </w:p>
-        </w:tc>
-        <w:tc>
-          <w:tcPr/>
-          <w:p>
-            <w:pPr>
-              <w:pStyle w:val="Compact"/>
-              <w:jc w:val="right"/>
-            </w:pPr>
-            <w:r>
-              <w:t xml:space="preserve">0.0000000</w:t>
+              <w:t xml:space="preserve">0.000</w:t>
+            </w:r>
+          </w:p>
+        </w:tc>
+        <w:tc>
+          <w:tcPr/>
+          <w:p>
+            <w:pPr>
+              <w:pStyle w:val="Compact"/>
+              <w:jc w:val="right"/>
+            </w:pPr>
+            <w:r>
+              <w:t xml:space="preserve">0.000</w:t>
             </w:r>
           </w:p>
         </w:tc>
@@ -3425,7 +3425,7 @@
               <w:jc w:val="right"/>
             </w:pPr>
             <w:r>
-              <w:t xml:space="preserve">0.0058445</w:t>
+              <w:t xml:space="preserve">0.006</w:t>
             </w:r>
           </w:p>
         </w:tc>
@@ -3449,19 +3449,19 @@
               <w:jc w:val="right"/>
             </w:pPr>
             <w:r>
-              <w:t xml:space="preserve">0.0005845</w:t>
-            </w:r>
-          </w:p>
-        </w:tc>
-        <w:tc>
-          <w:tcPr/>
-          <w:p>
-            <w:pPr>
-              <w:pStyle w:val="Compact"/>
-              <w:jc w:val="right"/>
-            </w:pPr>
-            <w:r>
-              <w:t xml:space="preserve">0.1000000</w:t>
+              <w:t xml:space="preserve">0.001</w:t>
+            </w:r>
+          </w:p>
+        </w:tc>
+        <w:tc>
+          <w:tcPr/>
+          <w:p>
+            <w:pPr>
+              <w:pStyle w:val="Compact"/>
+              <w:jc w:val="right"/>
+            </w:pPr>
+            <w:r>
+              <w:t xml:space="preserve">0.100</w:t>
             </w:r>
           </w:p>
         </w:tc>
@@ -3523,7 +3523,7 @@
               <w:jc w:val="right"/>
             </w:pPr>
             <w:r>
-              <w:t xml:space="preserve">0.0110533</w:t>
+              <w:t xml:space="preserve">0.011</w:t>
             </w:r>
           </w:p>
         </w:tc>
@@ -3547,19 +3547,19 @@
               <w:jc w:val="right"/>
             </w:pPr>
             <w:r>
-              <w:t xml:space="preserve">0.0000000</w:t>
-            </w:r>
-          </w:p>
-        </w:tc>
-        <w:tc>
-          <w:tcPr/>
-          <w:p>
-            <w:pPr>
-              <w:pStyle w:val="Compact"/>
-              <w:jc w:val="right"/>
-            </w:pPr>
-            <w:r>
-              <w:t xml:space="preserve">0.0000000</w:t>
+              <w:t xml:space="preserve">0.000</w:t>
+            </w:r>
+          </w:p>
+        </w:tc>
+        <w:tc>
+          <w:tcPr/>
+          <w:p>
+            <w:pPr>
+              <w:pStyle w:val="Compact"/>
+              <w:jc w:val="right"/>
+            </w:pPr>
+            <w:r>
+              <w:t xml:space="preserve">0.000</w:t>
             </w:r>
           </w:p>
         </w:tc>
@@ -3621,7 +3621,7 @@
               <w:jc w:val="right"/>
             </w:pPr>
             <w:r>
-              <w:t xml:space="preserve">0.0090909</w:t>
+              <w:t xml:space="preserve">0.009</w:t>
             </w:r>
           </w:p>
         </w:tc>
@@ -3645,19 +3645,19 @@
               <w:jc w:val="right"/>
             </w:pPr>
             <w:r>
-              <w:t xml:space="preserve">0.0000000</w:t>
-            </w:r>
-          </w:p>
-        </w:tc>
-        <w:tc>
-          <w:tcPr/>
-          <w:p>
-            <w:pPr>
-              <w:pStyle w:val="Compact"/>
-              <w:jc w:val="right"/>
-            </w:pPr>
-            <w:r>
-              <w:t xml:space="preserve">0.0000000</w:t>
+              <w:t xml:space="preserve">0.000</w:t>
+            </w:r>
+          </w:p>
+        </w:tc>
+        <w:tc>
+          <w:tcPr/>
+          <w:p>
+            <w:pPr>
+              <w:pStyle w:val="Compact"/>
+              <w:jc w:val="right"/>
+            </w:pPr>
+            <w:r>
+              <w:t xml:space="preserve">0.000</w:t>
             </w:r>
           </w:p>
         </w:tc>
@@ -3719,7 +3719,7 @@
               <w:jc w:val="right"/>
             </w:pPr>
             <w:r>
-              <w:t xml:space="preserve">0.0000000</w:t>
+              <w:t xml:space="preserve">0.000</w:t>
             </w:r>
           </w:p>
         </w:tc>
@@ -3743,7 +3743,7 @@
               <w:jc w:val="right"/>
             </w:pPr>
             <w:r>
-              <w:t xml:space="preserve">0.0000000</w:t>
+              <w:t xml:space="preserve">0.000</w:t>
             </w:r>
           </w:p>
         </w:tc>
@@ -3817,7 +3817,7 @@
               <w:jc w:val="right"/>
             </w:pPr>
             <w:r>
-              <w:t xml:space="preserve">0.0000000</w:t>
+              <w:t xml:space="preserve">0.000</w:t>
             </w:r>
           </w:p>
         </w:tc>
@@ -3841,7 +3841,7 @@
               <w:jc w:val="right"/>
             </w:pPr>
             <w:r>
-              <w:t xml:space="preserve">0.0000000</w:t>
+              <w:t xml:space="preserve">0.000</w:t>
             </w:r>
           </w:p>
         </w:tc>
@@ -3915,7 +3915,7 @@
               <w:jc w:val="right"/>
             </w:pPr>
             <w:r>
-              <w:t xml:space="preserve">0.1315789</w:t>
+              <w:t xml:space="preserve">0.132</w:t>
             </w:r>
           </w:p>
         </w:tc>
@@ -3939,19 +3939,19 @@
               <w:jc w:val="right"/>
             </w:pPr>
             <w:r>
-              <w:t xml:space="preserve">0.0263158</w:t>
-            </w:r>
-          </w:p>
-        </w:tc>
-        <w:tc>
-          <w:tcPr/>
-          <w:p>
-            <w:pPr>
-              <w:pStyle w:val="Compact"/>
-              <w:jc w:val="right"/>
-            </w:pPr>
-            <w:r>
-              <w:t xml:space="preserve">0.2000000</w:t>
+              <w:t xml:space="preserve">0.026</w:t>
+            </w:r>
+          </w:p>
+        </w:tc>
+        <w:tc>
+          <w:tcPr/>
+          <w:p>
+            <w:pPr>
+              <w:pStyle w:val="Compact"/>
+              <w:jc w:val="right"/>
+            </w:pPr>
+            <w:r>
+              <w:t xml:space="preserve">0.200</w:t>
             </w:r>
           </w:p>
         </w:tc>
@@ -4013,7 +4013,7 @@
               <w:jc w:val="right"/>
             </w:pPr>
             <w:r>
-              <w:t xml:space="preserve">0.0000000</w:t>
+              <w:t xml:space="preserve">0.000</w:t>
             </w:r>
           </w:p>
         </w:tc>
@@ -4037,7 +4037,7 @@
               <w:jc w:val="right"/>
             </w:pPr>
             <w:r>
-              <w:t xml:space="preserve">0.0000000</w:t>
+              <w:t xml:space="preserve">0.000</w:t>
             </w:r>
           </w:p>
         </w:tc>
@@ -4111,7 +4111,7 @@
               <w:jc w:val="right"/>
             </w:pPr>
             <w:r>
-              <w:t xml:space="preserve">0.0000000</w:t>
+              <w:t xml:space="preserve">0.000</w:t>
             </w:r>
           </w:p>
         </w:tc>
@@ -4135,7 +4135,7 @@
               <w:jc w:val="right"/>
             </w:pPr>
             <w:r>
-              <w:t xml:space="preserve">0.0000000</w:t>
+              <w:t xml:space="preserve">0.000</w:t>
             </w:r>
           </w:p>
         </w:tc>
@@ -4209,7 +4209,7 @@
               <w:jc w:val="right"/>
             </w:pPr>
             <w:r>
-              <w:t xml:space="preserve">0.0000000</w:t>
+              <w:t xml:space="preserve">0.000</w:t>
             </w:r>
           </w:p>
         </w:tc>
@@ -4233,7 +4233,7 @@
               <w:jc w:val="right"/>
             </w:pPr>
             <w:r>
-              <w:t xml:space="preserve">0.0000000</w:t>
+              <w:t xml:space="preserve">0.000</w:t>
             </w:r>
           </w:p>
         </w:tc>
@@ -5227,19 +5227,19 @@
               <w:jc w:val="right"/>
             </w:pPr>
             <w:r>
-              <w:t xml:space="preserve">0.0142610</w:t>
-            </w:r>
-          </w:p>
-        </w:tc>
-        <w:tc>
-          <w:tcPr/>
-          <w:p>
-            <w:pPr>
-              <w:pStyle w:val="Compact"/>
-              <w:jc w:val="right"/>
-            </w:pPr>
-            <w:r>
-              <w:t xml:space="preserve">0.0025929</w:t>
+              <w:t xml:space="preserve">0.014</w:t>
+            </w:r>
+          </w:p>
+        </w:tc>
+        <w:tc>
+          <w:tcPr/>
+          <w:p>
+            <w:pPr>
+              <w:pStyle w:val="Compact"/>
+              <w:jc w:val="right"/>
+            </w:pPr>
+            <w:r>
+              <w:t xml:space="preserve">0.003</w:t>
             </w:r>
           </w:p>
         </w:tc>
@@ -5277,19 +5277,19 @@
               <w:jc w:val="right"/>
             </w:pPr>
             <w:r>
-              <w:t xml:space="preserve">0.0197869</w:t>
-            </w:r>
-          </w:p>
-        </w:tc>
-        <w:tc>
-          <w:tcPr/>
-          <w:p>
-            <w:pPr>
-              <w:pStyle w:val="Compact"/>
-              <w:jc w:val="right"/>
-            </w:pPr>
-            <w:r>
-              <w:t xml:space="preserve">0.0038052</w:t>
+              <w:t xml:space="preserve">0.020</w:t>
+            </w:r>
+          </w:p>
+        </w:tc>
+        <w:tc>
+          <w:tcPr/>
+          <w:p>
+            <w:pPr>
+              <w:pStyle w:val="Compact"/>
+              <w:jc w:val="right"/>
+            </w:pPr>
+            <w:r>
+              <w:t xml:space="preserve">0.004</w:t>
             </w:r>
           </w:p>
         </w:tc>
@@ -5327,19 +5327,19 @@
               <w:jc w:val="right"/>
             </w:pPr>
             <w:r>
-              <w:t xml:space="preserve">0.0439276</w:t>
-            </w:r>
-          </w:p>
-        </w:tc>
-        <w:tc>
-          <w:tcPr/>
-          <w:p>
-            <w:pPr>
-              <w:pStyle w:val="Compact"/>
-              <w:jc w:val="right"/>
-            </w:pPr>
-            <w:r>
-              <w:t xml:space="preserve">0.0206718</w:t>
+              <w:t xml:space="preserve">0.044</w:t>
+            </w:r>
+          </w:p>
+        </w:tc>
+        <w:tc>
+          <w:tcPr/>
+          <w:p>
+            <w:pPr>
+              <w:pStyle w:val="Compact"/>
+              <w:jc w:val="right"/>
+            </w:pPr>
+            <w:r>
+              <w:t xml:space="preserve">0.021</w:t>
             </w:r>
           </w:p>
         </w:tc>
@@ -5377,19 +5377,19 @@
               <w:jc w:val="right"/>
             </w:pPr>
             <w:r>
-              <w:t xml:space="preserve">0.0015949</w:t>
-            </w:r>
-          </w:p>
-        </w:tc>
-        <w:tc>
-          <w:tcPr/>
-          <w:p>
-            <w:pPr>
-              <w:pStyle w:val="Compact"/>
-              <w:jc w:val="right"/>
-            </w:pPr>
-            <w:r>
-              <w:t xml:space="preserve">0.0000000</w:t>
+              <w:t xml:space="preserve">0.002</w:t>
+            </w:r>
+          </w:p>
+        </w:tc>
+        <w:tc>
+          <w:tcPr/>
+          <w:p>
+            <w:pPr>
+              <w:pStyle w:val="Compact"/>
+              <w:jc w:val="right"/>
+            </w:pPr>
+            <w:r>
+              <w:t xml:space="preserve">0.000</w:t>
             </w:r>
           </w:p>
         </w:tc>
@@ -5427,19 +5427,19 @@
               <w:jc w:val="right"/>
             </w:pPr>
             <w:r>
-              <w:t xml:space="preserve">0.0000000</w:t>
-            </w:r>
-          </w:p>
-        </w:tc>
-        <w:tc>
-          <w:tcPr/>
-          <w:p>
-            <w:pPr>
-              <w:pStyle w:val="Compact"/>
-              <w:jc w:val="right"/>
-            </w:pPr>
-            <w:r>
-              <w:t xml:space="preserve">0.0000000</w:t>
+              <w:t xml:space="preserve">0.000</w:t>
+            </w:r>
+          </w:p>
+        </w:tc>
+        <w:tc>
+          <w:tcPr/>
+          <w:p>
+            <w:pPr>
+              <w:pStyle w:val="Compact"/>
+              <w:jc w:val="right"/>
+            </w:pPr>
+            <w:r>
+              <w:t xml:space="preserve">0.000</w:t>
             </w:r>
           </w:p>
         </w:tc>
@@ -5553,19 +5553,19 @@
               <w:jc w:val="right"/>
             </w:pPr>
             <w:r>
-              <w:t xml:space="preserve">0.0104467</w:t>
-            </w:r>
-          </w:p>
-        </w:tc>
-        <w:tc>
-          <w:tcPr/>
-          <w:p>
-            <w:pPr>
-              <w:pStyle w:val="Compact"/>
-              <w:jc w:val="right"/>
-            </w:pPr>
-            <w:r>
-              <w:t xml:space="preserve">0.0007205</w:t>
+              <w:t xml:space="preserve">0.010</w:t>
+            </w:r>
+          </w:p>
+        </w:tc>
+        <w:tc>
+          <w:tcPr/>
+          <w:p>
+            <w:pPr>
+              <w:pStyle w:val="Compact"/>
+              <w:jc w:val="right"/>
+            </w:pPr>
+            <w:r>
+              <w:t xml:space="preserve">0.001</w:t>
             </w:r>
           </w:p>
         </w:tc>
@@ -5603,19 +5603,19 @@
               <w:jc w:val="right"/>
             </w:pPr>
             <w:r>
-              <w:t xml:space="preserve">0.0170940</w:t>
-            </w:r>
-          </w:p>
-        </w:tc>
-        <w:tc>
-          <w:tcPr/>
-          <w:p>
-            <w:pPr>
-              <w:pStyle w:val="Compact"/>
-              <w:jc w:val="right"/>
-            </w:pPr>
-            <w:r>
-              <w:t xml:space="preserve">0.0000000</w:t>
+              <w:t xml:space="preserve">0.017</w:t>
+            </w:r>
+          </w:p>
+        </w:tc>
+        <w:tc>
+          <w:tcPr/>
+          <w:p>
+            <w:pPr>
+              <w:pStyle w:val="Compact"/>
+              <w:jc w:val="right"/>
+            </w:pPr>
+            <w:r>
+              <w:t xml:space="preserve">0.000</w:t>
             </w:r>
           </w:p>
         </w:tc>
@@ -5653,19 +5653,19 @@
               <w:jc w:val="right"/>
             </w:pPr>
             <w:r>
-              <w:t xml:space="preserve">0.0031983</w:t>
-            </w:r>
-          </w:p>
-        </w:tc>
-        <w:tc>
-          <w:tcPr/>
-          <w:p>
-            <w:pPr>
-              <w:pStyle w:val="Compact"/>
-              <w:jc w:val="right"/>
-            </w:pPr>
-            <w:r>
-              <w:t xml:space="preserve">0.0000000</w:t>
+              <w:t xml:space="preserve">0.003</w:t>
+            </w:r>
+          </w:p>
+        </w:tc>
+        <w:tc>
+          <w:tcPr/>
+          <w:p>
+            <w:pPr>
+              <w:pStyle w:val="Compact"/>
+              <w:jc w:val="right"/>
+            </w:pPr>
+            <w:r>
+              <w:t xml:space="preserve">0.000</w:t>
             </w:r>
           </w:p>
         </w:tc>
@@ -5700,10 +5700,10 @@
         <w:tblCaption w:val="Table 8. Escalation / SAR rate by industry risk segment (LC&amp;FI only)"/>
       </w:tblPr>
       <w:tblGrid>
-        <w:gridCol w:w="4174"/>
-        <w:gridCol w:w="963"/>
-        <w:gridCol w:w="1712"/>
-        <w:gridCol w:w="1070"/>
+        <w:gridCol w:w="4231"/>
+        <w:gridCol w:w="976"/>
+        <w:gridCol w:w="1735"/>
+        <w:gridCol w:w="976"/>
       </w:tblGrid>
       <w:tr>
         <w:trPr>
@@ -5791,19 +5791,19 @@
               <w:jc w:val="right"/>
             </w:pPr>
             <w:r>
-              <w:t xml:space="preserve">0.0224628</w:t>
-            </w:r>
-          </w:p>
-        </w:tc>
-        <w:tc>
-          <w:tcPr/>
-          <w:p>
-            <w:pPr>
-              <w:pStyle w:val="Compact"/>
-              <w:jc w:val="right"/>
-            </w:pPr>
-            <w:r>
-              <w:t xml:space="preserve">0.0072721</w:t>
+              <w:t xml:space="preserve">0.022</w:t>
+            </w:r>
+          </w:p>
+        </w:tc>
+        <w:tc>
+          <w:tcPr/>
+          <w:p>
+            <w:pPr>
+              <w:pStyle w:val="Compact"/>
+              <w:jc w:val="right"/>
+            </w:pPr>
+            <w:r>
+              <w:t xml:space="preserve">0.007</w:t>
             </w:r>
           </w:p>
         </w:tc>
@@ -5841,19 +5841,19 @@
               <w:jc w:val="right"/>
             </w:pPr>
             <w:r>
-              <w:t xml:space="preserve">0.0701754</w:t>
-            </w:r>
-          </w:p>
-        </w:tc>
-        <w:tc>
-          <w:tcPr/>
-          <w:p>
-            <w:pPr>
-              <w:pStyle w:val="Compact"/>
-              <w:jc w:val="right"/>
-            </w:pPr>
-            <w:r>
-              <w:t xml:space="preserve">0.0000000</w:t>
+              <w:t xml:space="preserve">0.070</w:t>
+            </w:r>
+          </w:p>
+        </w:tc>
+        <w:tc>
+          <w:tcPr/>
+          <w:p>
+            <w:pPr>
+              <w:pStyle w:val="Compact"/>
+              <w:jc w:val="right"/>
+            </w:pPr>
+            <w:r>
+              <w:t xml:space="preserve">0.000</w:t>
             </w:r>
           </w:p>
         </w:tc>
@@ -5891,19 +5891,19 @@
               <w:jc w:val="right"/>
             </w:pPr>
             <w:r>
-              <w:t xml:space="preserve">0.0000000</w:t>
-            </w:r>
-          </w:p>
-        </w:tc>
-        <w:tc>
-          <w:tcPr/>
-          <w:p>
-            <w:pPr>
-              <w:pStyle w:val="Compact"/>
-              <w:jc w:val="right"/>
-            </w:pPr>
-            <w:r>
-              <w:t xml:space="preserve">0.0000000</w:t>
+              <w:t xml:space="preserve">0.000</w:t>
+            </w:r>
+          </w:p>
+        </w:tc>
+        <w:tc>
+          <w:tcPr/>
+          <w:p>
+            <w:pPr>
+              <w:pStyle w:val="Compact"/>
+              <w:jc w:val="right"/>
+            </w:pPr>
+            <w:r>
+              <w:t xml:space="preserve">0.000</w:t>
             </w:r>
           </w:p>
         </w:tc>
@@ -6093,7 +6093,7 @@
               <w:jc w:val="right"/>
             </w:pPr>
             <w:r>
-              <w:t xml:space="preserve">0.1137635</w:t>
+              <w:t xml:space="preserve">0.114</w:t>
             </w:r>
           </w:p>
         </w:tc>

--- a/scripts/Report.docx
+++ b/scripts/Report.docx
@@ -356,6 +356,7 @@
             <w:pPr>
               <w:pStyle w:val="Compact"/>
               <w:widowControl/>
+              <w:suppressAutoHyphens w:val="true"/>
               <w:spacing w:before="36" w:after="36"/>
               <w:jc w:val="left"/>
               <w:rPr>
@@ -390,6 +391,7 @@
             <w:pPr>
               <w:pStyle w:val="Compact"/>
               <w:widowControl/>
+              <w:suppressAutoHyphens w:val="true"/>
               <w:spacing w:before="36" w:after="36"/>
               <w:jc w:val="right"/>
               <w:rPr>
@@ -424,6 +426,7 @@
             <w:pPr>
               <w:pStyle w:val="Compact"/>
               <w:widowControl/>
+              <w:suppressAutoHyphens w:val="true"/>
               <w:spacing w:before="36" w:after="36"/>
               <w:jc w:val="right"/>
               <w:rPr>
@@ -458,6 +461,7 @@
             <w:pPr>
               <w:pStyle w:val="Compact"/>
               <w:widowControl/>
+              <w:suppressAutoHyphens w:val="true"/>
               <w:spacing w:before="36" w:after="36"/>
               <w:jc w:val="left"/>
               <w:rPr>
@@ -489,6 +493,7 @@
             <w:pPr>
               <w:pStyle w:val="Compact"/>
               <w:widowControl/>
+              <w:suppressAutoHyphens w:val="true"/>
               <w:spacing w:before="36" w:after="36"/>
               <w:jc w:val="right"/>
               <w:rPr>
@@ -520,6 +525,7 @@
             <w:pPr>
               <w:pStyle w:val="Compact"/>
               <w:widowControl/>
+              <w:suppressAutoHyphens w:val="true"/>
               <w:spacing w:before="36" w:after="36"/>
               <w:jc w:val="right"/>
               <w:rPr>
@@ -554,6 +560,7 @@
             <w:pPr>
               <w:pStyle w:val="Compact"/>
               <w:widowControl/>
+              <w:suppressAutoHyphens w:val="true"/>
               <w:spacing w:before="36" w:after="36"/>
               <w:jc w:val="left"/>
               <w:rPr>
@@ -585,6 +592,7 @@
             <w:pPr>
               <w:pStyle w:val="Compact"/>
               <w:widowControl/>
+              <w:suppressAutoHyphens w:val="true"/>
               <w:spacing w:before="36" w:after="36"/>
               <w:jc w:val="right"/>
               <w:rPr>
@@ -616,6 +624,7 @@
             <w:pPr>
               <w:pStyle w:val="Compact"/>
               <w:widowControl/>
+              <w:suppressAutoHyphens w:val="true"/>
               <w:spacing w:before="36" w:after="36"/>
               <w:jc w:val="right"/>
               <w:rPr>
@@ -650,6 +659,7 @@
             <w:pPr>
               <w:pStyle w:val="Compact"/>
               <w:widowControl/>
+              <w:suppressAutoHyphens w:val="true"/>
               <w:spacing w:before="36" w:after="36"/>
               <w:jc w:val="left"/>
               <w:rPr>
@@ -681,6 +691,7 @@
             <w:pPr>
               <w:pStyle w:val="Compact"/>
               <w:widowControl/>
+              <w:suppressAutoHyphens w:val="true"/>
               <w:spacing w:before="36" w:after="36"/>
               <w:jc w:val="right"/>
               <w:rPr>
@@ -712,6 +723,7 @@
             <w:pPr>
               <w:pStyle w:val="Compact"/>
               <w:widowControl/>
+              <w:suppressAutoHyphens w:val="true"/>
               <w:spacing w:before="36" w:after="36"/>
               <w:jc w:val="right"/>
               <w:rPr>
@@ -746,6 +758,7 @@
             <w:pPr>
               <w:pStyle w:val="Compact"/>
               <w:widowControl/>
+              <w:suppressAutoHyphens w:val="true"/>
               <w:spacing w:before="36" w:after="36"/>
               <w:jc w:val="left"/>
               <w:rPr>
@@ -777,6 +790,7 @@
             <w:pPr>
               <w:pStyle w:val="Compact"/>
               <w:widowControl/>
+              <w:suppressAutoHyphens w:val="true"/>
               <w:spacing w:before="36" w:after="36"/>
               <w:jc w:val="right"/>
               <w:rPr>
@@ -808,6 +822,7 @@
             <w:pPr>
               <w:pStyle w:val="Compact"/>
               <w:widowControl/>
+              <w:suppressAutoHyphens w:val="true"/>
               <w:spacing w:before="36" w:after="36"/>
               <w:jc w:val="right"/>
               <w:rPr>
@@ -842,6 +857,7 @@
             <w:pPr>
               <w:pStyle w:val="Compact"/>
               <w:widowControl/>
+              <w:suppressAutoHyphens w:val="true"/>
               <w:spacing w:before="36" w:after="36"/>
               <w:jc w:val="left"/>
               <w:rPr>
@@ -873,6 +889,7 @@
             <w:pPr>
               <w:pStyle w:val="Compact"/>
               <w:widowControl/>
+              <w:suppressAutoHyphens w:val="true"/>
               <w:spacing w:before="36" w:after="36"/>
               <w:jc w:val="right"/>
               <w:rPr>
@@ -904,6 +921,7 @@
             <w:pPr>
               <w:pStyle w:val="Compact"/>
               <w:widowControl/>
+              <w:suppressAutoHyphens w:val="true"/>
               <w:spacing w:before="36" w:after="36"/>
               <w:jc w:val="right"/>
               <w:rPr>
@@ -938,6 +956,7 @@
             <w:pPr>
               <w:pStyle w:val="Compact"/>
               <w:widowControl/>
+              <w:suppressAutoHyphens w:val="true"/>
               <w:spacing w:before="36" w:after="36"/>
               <w:jc w:val="left"/>
               <w:rPr>
@@ -969,6 +988,7 @@
             <w:pPr>
               <w:pStyle w:val="Compact"/>
               <w:widowControl/>
+              <w:suppressAutoHyphens w:val="true"/>
               <w:spacing w:before="36" w:after="36"/>
               <w:jc w:val="right"/>
               <w:rPr>
@@ -1000,6 +1020,7 @@
             <w:pPr>
               <w:pStyle w:val="Compact"/>
               <w:widowControl/>
+              <w:suppressAutoHyphens w:val="true"/>
               <w:spacing w:before="36" w:after="36"/>
               <w:jc w:val="right"/>
               <w:rPr>
@@ -1034,6 +1055,7 @@
             <w:pPr>
               <w:pStyle w:val="Compact"/>
               <w:widowControl/>
+              <w:suppressAutoHyphens w:val="true"/>
               <w:spacing w:before="36" w:after="36"/>
               <w:jc w:val="left"/>
               <w:rPr>
@@ -1065,6 +1087,7 @@
             <w:pPr>
               <w:pStyle w:val="Compact"/>
               <w:widowControl/>
+              <w:suppressAutoHyphens w:val="true"/>
               <w:spacing w:before="36" w:after="36"/>
               <w:jc w:val="right"/>
               <w:rPr>
@@ -1096,6 +1119,7 @@
             <w:pPr>
               <w:pStyle w:val="Compact"/>
               <w:widowControl/>
+              <w:suppressAutoHyphens w:val="true"/>
               <w:spacing w:before="36" w:after="36"/>
               <w:jc w:val="right"/>
               <w:rPr>
@@ -1130,6 +1154,7 @@
             <w:pPr>
               <w:pStyle w:val="Compact"/>
               <w:widowControl/>
+              <w:suppressAutoHyphens w:val="true"/>
               <w:spacing w:before="36" w:after="36"/>
               <w:jc w:val="left"/>
               <w:rPr>
@@ -1161,6 +1186,7 @@
             <w:pPr>
               <w:pStyle w:val="Compact"/>
               <w:widowControl/>
+              <w:suppressAutoHyphens w:val="true"/>
               <w:spacing w:before="36" w:after="36"/>
               <w:jc w:val="right"/>
               <w:rPr>
@@ -1192,6 +1218,7 @@
             <w:pPr>
               <w:pStyle w:val="Compact"/>
               <w:widowControl/>
+              <w:suppressAutoHyphens w:val="true"/>
               <w:spacing w:before="36" w:after="36"/>
               <w:jc w:val="right"/>
               <w:rPr>
@@ -1226,6 +1253,7 @@
             <w:pPr>
               <w:pStyle w:val="Compact"/>
               <w:widowControl/>
+              <w:suppressAutoHyphens w:val="true"/>
               <w:spacing w:before="36" w:after="36"/>
               <w:jc w:val="left"/>
               <w:rPr>
@@ -1257,6 +1285,7 @@
             <w:pPr>
               <w:pStyle w:val="Compact"/>
               <w:widowControl/>
+              <w:suppressAutoHyphens w:val="true"/>
               <w:spacing w:before="36" w:after="36"/>
               <w:jc w:val="right"/>
               <w:rPr>
@@ -1288,6 +1317,7 @@
             <w:pPr>
               <w:pStyle w:val="Compact"/>
               <w:widowControl/>
+              <w:suppressAutoHyphens w:val="true"/>
               <w:spacing w:before="36" w:after="36"/>
               <w:jc w:val="right"/>
               <w:rPr>
@@ -1322,6 +1352,7 @@
             <w:pPr>
               <w:pStyle w:val="Compact"/>
               <w:widowControl/>
+              <w:suppressAutoHyphens w:val="true"/>
               <w:spacing w:before="36" w:after="36"/>
               <w:jc w:val="left"/>
               <w:rPr>
@@ -1353,6 +1384,7 @@
             <w:pPr>
               <w:pStyle w:val="Compact"/>
               <w:widowControl/>
+              <w:suppressAutoHyphens w:val="true"/>
               <w:spacing w:before="36" w:after="36"/>
               <w:jc w:val="right"/>
               <w:rPr>
@@ -1384,6 +1416,7 @@
             <w:pPr>
               <w:pStyle w:val="Compact"/>
               <w:widowControl/>
+              <w:suppressAutoHyphens w:val="true"/>
               <w:spacing w:before="36" w:after="36"/>
               <w:jc w:val="right"/>
               <w:rPr>
@@ -1418,6 +1451,7 @@
             <w:pPr>
               <w:pStyle w:val="Compact"/>
               <w:widowControl/>
+              <w:suppressAutoHyphens w:val="true"/>
               <w:spacing w:before="36" w:after="36"/>
               <w:jc w:val="left"/>
               <w:rPr>
@@ -1449,6 +1483,7 @@
             <w:pPr>
               <w:pStyle w:val="Compact"/>
               <w:widowControl/>
+              <w:suppressAutoHyphens w:val="true"/>
               <w:spacing w:before="36" w:after="36"/>
               <w:jc w:val="right"/>
               <w:rPr>
@@ -1480,6 +1515,7 @@
             <w:pPr>
               <w:pStyle w:val="Compact"/>
               <w:widowControl/>
+              <w:suppressAutoHyphens w:val="true"/>
               <w:spacing w:before="36" w:after="36"/>
               <w:jc w:val="right"/>
               <w:rPr>
@@ -1514,6 +1550,7 @@
             <w:pPr>
               <w:pStyle w:val="Compact"/>
               <w:widowControl/>
+              <w:suppressAutoHyphens w:val="true"/>
               <w:spacing w:before="36" w:after="36"/>
               <w:jc w:val="left"/>
               <w:rPr>
@@ -1545,6 +1582,7 @@
             <w:pPr>
               <w:pStyle w:val="Compact"/>
               <w:widowControl/>
+              <w:suppressAutoHyphens w:val="true"/>
               <w:spacing w:before="36" w:after="36"/>
               <w:jc w:val="right"/>
               <w:rPr>
@@ -1576,6 +1614,7 @@
             <w:pPr>
               <w:pStyle w:val="Compact"/>
               <w:widowControl/>
+              <w:suppressAutoHyphens w:val="true"/>
               <w:spacing w:before="36" w:after="36"/>
               <w:jc w:val="right"/>
               <w:rPr>
@@ -1610,6 +1649,7 @@
             <w:pPr>
               <w:pStyle w:val="Compact"/>
               <w:widowControl/>
+              <w:suppressAutoHyphens w:val="true"/>
               <w:spacing w:before="36" w:after="36"/>
               <w:jc w:val="left"/>
               <w:rPr>
@@ -1641,6 +1681,7 @@
             <w:pPr>
               <w:pStyle w:val="Compact"/>
               <w:widowControl/>
+              <w:suppressAutoHyphens w:val="true"/>
               <w:spacing w:before="36" w:after="36"/>
               <w:jc w:val="right"/>
               <w:rPr>
@@ -1672,6 +1713,7 @@
             <w:pPr>
               <w:pStyle w:val="Compact"/>
               <w:widowControl/>
+              <w:suppressAutoHyphens w:val="true"/>
               <w:spacing w:before="36" w:after="36"/>
               <w:jc w:val="right"/>
               <w:rPr>
@@ -1755,6 +1797,7 @@
             <w:pPr>
               <w:pStyle w:val="Compact"/>
               <w:widowControl/>
+              <w:suppressAutoHyphens w:val="true"/>
               <w:spacing w:before="36" w:after="36"/>
               <w:jc w:val="left"/>
               <w:rPr>
@@ -1789,6 +1832,7 @@
             <w:pPr>
               <w:pStyle w:val="Compact"/>
               <w:widowControl/>
+              <w:suppressAutoHyphens w:val="true"/>
               <w:spacing w:before="36" w:after="36"/>
               <w:jc w:val="left"/>
               <w:rPr>
@@ -1823,6 +1867,7 @@
             <w:pPr>
               <w:pStyle w:val="Compact"/>
               <w:widowControl/>
+              <w:suppressAutoHyphens w:val="true"/>
               <w:spacing w:before="36" w:after="36"/>
               <w:jc w:val="right"/>
               <w:rPr>
@@ -1857,6 +1902,7 @@
             <w:pPr>
               <w:pStyle w:val="Compact"/>
               <w:widowControl/>
+              <w:suppressAutoHyphens w:val="true"/>
               <w:spacing w:before="36" w:after="36"/>
               <w:jc w:val="left"/>
               <w:rPr>
@@ -1888,6 +1934,7 @@
             <w:pPr>
               <w:pStyle w:val="Compact"/>
               <w:widowControl/>
+              <w:suppressAutoHyphens w:val="true"/>
               <w:spacing w:before="36" w:after="36"/>
               <w:jc w:val="left"/>
               <w:rPr>
@@ -1919,6 +1966,7 @@
             <w:pPr>
               <w:pStyle w:val="Compact"/>
               <w:widowControl/>
+              <w:suppressAutoHyphens w:val="true"/>
               <w:spacing w:before="36" w:after="36"/>
               <w:jc w:val="right"/>
               <w:rPr>
@@ -1953,6 +2001,7 @@
             <w:pPr>
               <w:pStyle w:val="Compact"/>
               <w:widowControl/>
+              <w:suppressAutoHyphens w:val="true"/>
               <w:spacing w:before="36" w:after="36"/>
               <w:jc w:val="left"/>
               <w:rPr>
@@ -1984,6 +2033,7 @@
             <w:pPr>
               <w:pStyle w:val="Compact"/>
               <w:widowControl/>
+              <w:suppressAutoHyphens w:val="true"/>
               <w:spacing w:before="36" w:after="36"/>
               <w:jc w:val="left"/>
               <w:rPr>
@@ -2015,6 +2065,7 @@
             <w:pPr>
               <w:pStyle w:val="Compact"/>
               <w:widowControl/>
+              <w:suppressAutoHyphens w:val="true"/>
               <w:spacing w:before="36" w:after="36"/>
               <w:jc w:val="right"/>
               <w:rPr>
@@ -2049,6 +2100,7 @@
             <w:pPr>
               <w:pStyle w:val="Compact"/>
               <w:widowControl/>
+              <w:suppressAutoHyphens w:val="true"/>
               <w:spacing w:before="36" w:after="36"/>
               <w:jc w:val="left"/>
               <w:rPr>
@@ -2080,6 +2132,7 @@
             <w:pPr>
               <w:pStyle w:val="Compact"/>
               <w:widowControl/>
+              <w:suppressAutoHyphens w:val="true"/>
               <w:spacing w:before="36" w:after="36"/>
               <w:jc w:val="left"/>
               <w:rPr>
@@ -2111,6 +2164,7 @@
             <w:pPr>
               <w:pStyle w:val="Compact"/>
               <w:widowControl/>
+              <w:suppressAutoHyphens w:val="true"/>
               <w:spacing w:before="36" w:after="36"/>
               <w:jc w:val="right"/>
               <w:rPr>
@@ -2145,6 +2199,7 @@
             <w:pPr>
               <w:pStyle w:val="Compact"/>
               <w:widowControl/>
+              <w:suppressAutoHyphens w:val="true"/>
               <w:spacing w:before="36" w:after="36"/>
               <w:jc w:val="left"/>
               <w:rPr>
@@ -2176,6 +2231,7 @@
             <w:pPr>
               <w:pStyle w:val="Compact"/>
               <w:widowControl/>
+              <w:suppressAutoHyphens w:val="true"/>
               <w:spacing w:before="36" w:after="36"/>
               <w:jc w:val="left"/>
               <w:rPr>
@@ -2207,6 +2263,7 @@
             <w:pPr>
               <w:pStyle w:val="Compact"/>
               <w:widowControl/>
+              <w:suppressAutoHyphens w:val="true"/>
               <w:spacing w:before="36" w:after="36"/>
               <w:jc w:val="right"/>
               <w:rPr>
@@ -2241,6 +2298,7 @@
             <w:pPr>
               <w:pStyle w:val="Compact"/>
               <w:widowControl/>
+              <w:suppressAutoHyphens w:val="true"/>
               <w:spacing w:before="36" w:after="36"/>
               <w:jc w:val="left"/>
               <w:rPr>
@@ -2272,6 +2330,7 @@
             <w:pPr>
               <w:pStyle w:val="Compact"/>
               <w:widowControl/>
+              <w:suppressAutoHyphens w:val="true"/>
               <w:spacing w:before="36" w:after="36"/>
               <w:jc w:val="left"/>
               <w:rPr>
@@ -2303,6 +2362,7 @@
             <w:pPr>
               <w:pStyle w:val="Compact"/>
               <w:widowControl/>
+              <w:suppressAutoHyphens w:val="true"/>
               <w:spacing w:before="36" w:after="36"/>
               <w:jc w:val="right"/>
               <w:rPr>
@@ -2337,6 +2397,7 @@
             <w:pPr>
               <w:pStyle w:val="Compact"/>
               <w:widowControl/>
+              <w:suppressAutoHyphens w:val="true"/>
               <w:spacing w:before="36" w:after="36"/>
               <w:jc w:val="left"/>
               <w:rPr>
@@ -2368,6 +2429,7 @@
             <w:pPr>
               <w:pStyle w:val="Compact"/>
               <w:widowControl/>
+              <w:suppressAutoHyphens w:val="true"/>
               <w:spacing w:before="36" w:after="36"/>
               <w:jc w:val="left"/>
               <w:rPr>
@@ -2399,6 +2461,7 @@
             <w:pPr>
               <w:pStyle w:val="Compact"/>
               <w:widowControl/>
+              <w:suppressAutoHyphens w:val="true"/>
               <w:spacing w:before="36" w:after="36"/>
               <w:jc w:val="right"/>
               <w:rPr>
@@ -2433,6 +2496,7 @@
             <w:pPr>
               <w:pStyle w:val="Compact"/>
               <w:widowControl/>
+              <w:suppressAutoHyphens w:val="true"/>
               <w:spacing w:before="36" w:after="36"/>
               <w:jc w:val="left"/>
               <w:rPr>
@@ -2464,6 +2528,7 @@
             <w:pPr>
               <w:pStyle w:val="Compact"/>
               <w:widowControl/>
+              <w:suppressAutoHyphens w:val="true"/>
               <w:spacing w:before="36" w:after="36"/>
               <w:jc w:val="left"/>
               <w:rPr>
@@ -2495,6 +2560,7 @@
             <w:pPr>
               <w:pStyle w:val="Compact"/>
               <w:widowControl/>
+              <w:suppressAutoHyphens w:val="true"/>
               <w:spacing w:before="36" w:after="36"/>
               <w:jc w:val="right"/>
               <w:rPr>
@@ -2529,6 +2595,7 @@
             <w:pPr>
               <w:pStyle w:val="Compact"/>
               <w:widowControl/>
+              <w:suppressAutoHyphens w:val="true"/>
               <w:spacing w:before="36" w:after="36"/>
               <w:jc w:val="left"/>
               <w:rPr>
@@ -2560,6 +2627,7 @@
             <w:pPr>
               <w:pStyle w:val="Compact"/>
               <w:widowControl/>
+              <w:suppressAutoHyphens w:val="true"/>
               <w:spacing w:before="36" w:after="36"/>
               <w:jc w:val="left"/>
               <w:rPr>
@@ -2591,6 +2659,7 @@
             <w:pPr>
               <w:pStyle w:val="Compact"/>
               <w:widowControl/>
+              <w:suppressAutoHyphens w:val="true"/>
               <w:spacing w:before="36" w:after="36"/>
               <w:jc w:val="right"/>
               <w:rPr>
@@ -2625,6 +2694,7 @@
             <w:pPr>
               <w:pStyle w:val="Compact"/>
               <w:widowControl/>
+              <w:suppressAutoHyphens w:val="true"/>
               <w:spacing w:before="36" w:after="36"/>
               <w:jc w:val="left"/>
               <w:rPr>
@@ -2656,6 +2726,7 @@
             <w:pPr>
               <w:pStyle w:val="Compact"/>
               <w:widowControl/>
+              <w:suppressAutoHyphens w:val="true"/>
               <w:spacing w:before="36" w:after="36"/>
               <w:jc w:val="left"/>
               <w:rPr>
@@ -2687,6 +2758,7 @@
             <w:pPr>
               <w:pStyle w:val="Compact"/>
               <w:widowControl/>
+              <w:suppressAutoHyphens w:val="true"/>
               <w:spacing w:before="36" w:after="36"/>
               <w:jc w:val="right"/>
               <w:rPr>
@@ -2721,6 +2793,7 @@
             <w:pPr>
               <w:pStyle w:val="Compact"/>
               <w:widowControl/>
+              <w:suppressAutoHyphens w:val="true"/>
               <w:spacing w:before="36" w:after="36"/>
               <w:jc w:val="left"/>
               <w:rPr>
@@ -2752,6 +2825,7 @@
             <w:pPr>
               <w:pStyle w:val="Compact"/>
               <w:widowControl/>
+              <w:suppressAutoHyphens w:val="true"/>
               <w:spacing w:before="36" w:after="36"/>
               <w:jc w:val="left"/>
               <w:rPr>
@@ -2783,6 +2857,7 @@
             <w:pPr>
               <w:pStyle w:val="Compact"/>
               <w:widowControl/>
+              <w:suppressAutoHyphens w:val="true"/>
               <w:spacing w:before="36" w:after="36"/>
               <w:jc w:val="right"/>
               <w:rPr>
@@ -2817,6 +2892,7 @@
             <w:pPr>
               <w:pStyle w:val="Compact"/>
               <w:widowControl/>
+              <w:suppressAutoHyphens w:val="true"/>
               <w:spacing w:before="36" w:after="36"/>
               <w:jc w:val="left"/>
               <w:rPr>
@@ -2848,6 +2924,7 @@
             <w:pPr>
               <w:pStyle w:val="Compact"/>
               <w:widowControl/>
+              <w:suppressAutoHyphens w:val="true"/>
               <w:spacing w:before="36" w:after="36"/>
               <w:jc w:val="left"/>
               <w:rPr>
@@ -2879,6 +2956,7 @@
             <w:pPr>
               <w:pStyle w:val="Compact"/>
               <w:widowControl/>
+              <w:suppressAutoHyphens w:val="true"/>
               <w:spacing w:before="36" w:after="36"/>
               <w:jc w:val="right"/>
               <w:rPr>
@@ -2913,6 +2991,7 @@
             <w:pPr>
               <w:pStyle w:val="Compact"/>
               <w:widowControl/>
+              <w:suppressAutoHyphens w:val="true"/>
               <w:spacing w:before="36" w:after="36"/>
               <w:jc w:val="left"/>
               <w:rPr>
@@ -2944,6 +3023,7 @@
             <w:pPr>
               <w:pStyle w:val="Compact"/>
               <w:widowControl/>
+              <w:suppressAutoHyphens w:val="true"/>
               <w:spacing w:before="36" w:after="36"/>
               <w:jc w:val="left"/>
               <w:rPr>
@@ -2975,6 +3055,7 @@
             <w:pPr>
               <w:pStyle w:val="Compact"/>
               <w:widowControl/>
+              <w:suppressAutoHyphens w:val="true"/>
               <w:spacing w:before="36" w:after="36"/>
               <w:jc w:val="right"/>
               <w:rPr>
@@ -3009,6 +3090,7 @@
             <w:pPr>
               <w:pStyle w:val="Compact"/>
               <w:widowControl/>
+              <w:suppressAutoHyphens w:val="true"/>
               <w:spacing w:before="36" w:after="36"/>
               <w:jc w:val="left"/>
               <w:rPr>
@@ -3040,6 +3122,7 @@
             <w:pPr>
               <w:pStyle w:val="Compact"/>
               <w:widowControl/>
+              <w:suppressAutoHyphens w:val="true"/>
               <w:spacing w:before="36" w:after="36"/>
               <w:jc w:val="left"/>
               <w:rPr>
@@ -3071,6 +3154,7 @@
             <w:pPr>
               <w:pStyle w:val="Compact"/>
               <w:widowControl/>
+              <w:suppressAutoHyphens w:val="true"/>
               <w:spacing w:before="36" w:after="36"/>
               <w:jc w:val="right"/>
               <w:rPr>
@@ -3105,6 +3189,7 @@
             <w:pPr>
               <w:pStyle w:val="Compact"/>
               <w:widowControl/>
+              <w:suppressAutoHyphens w:val="true"/>
               <w:spacing w:before="36" w:after="36"/>
               <w:jc w:val="left"/>
               <w:rPr>
@@ -3136,6 +3221,7 @@
             <w:pPr>
               <w:pStyle w:val="Compact"/>
               <w:widowControl/>
+              <w:suppressAutoHyphens w:val="true"/>
               <w:spacing w:before="36" w:after="36"/>
               <w:jc w:val="left"/>
               <w:rPr>
@@ -3167,6 +3253,7 @@
             <w:pPr>
               <w:pStyle w:val="Compact"/>
               <w:widowControl/>
+              <w:suppressAutoHyphens w:val="true"/>
               <w:spacing w:before="36" w:after="36"/>
               <w:jc w:val="right"/>
               <w:rPr>
@@ -3201,6 +3288,7 @@
             <w:pPr>
               <w:pStyle w:val="Compact"/>
               <w:widowControl/>
+              <w:suppressAutoHyphens w:val="true"/>
               <w:spacing w:before="36" w:after="36"/>
               <w:jc w:val="left"/>
               <w:rPr>
@@ -3232,6 +3320,7 @@
             <w:pPr>
               <w:pStyle w:val="Compact"/>
               <w:widowControl/>
+              <w:suppressAutoHyphens w:val="true"/>
               <w:spacing w:before="36" w:after="36"/>
               <w:jc w:val="left"/>
               <w:rPr>
@@ -3263,6 +3352,7 @@
             <w:pPr>
               <w:pStyle w:val="Compact"/>
               <w:widowControl/>
+              <w:suppressAutoHyphens w:val="true"/>
               <w:spacing w:before="36" w:after="36"/>
               <w:jc w:val="right"/>
               <w:rPr>
@@ -3297,6 +3387,7 @@
             <w:pPr>
               <w:pStyle w:val="Compact"/>
               <w:widowControl/>
+              <w:suppressAutoHyphens w:val="true"/>
               <w:spacing w:before="36" w:after="36"/>
               <w:jc w:val="left"/>
               <w:rPr>
@@ -3328,6 +3419,7 @@
             <w:pPr>
               <w:pStyle w:val="Compact"/>
               <w:widowControl/>
+              <w:suppressAutoHyphens w:val="true"/>
               <w:spacing w:before="36" w:after="36"/>
               <w:jc w:val="left"/>
               <w:rPr>
@@ -3359,6 +3451,7 @@
             <w:pPr>
               <w:pStyle w:val="Compact"/>
               <w:widowControl/>
+              <w:suppressAutoHyphens w:val="true"/>
               <w:spacing w:before="36" w:after="36"/>
               <w:jc w:val="right"/>
               <w:rPr>
@@ -3393,6 +3486,7 @@
             <w:pPr>
               <w:pStyle w:val="Compact"/>
               <w:widowControl/>
+              <w:suppressAutoHyphens w:val="true"/>
               <w:spacing w:before="36" w:after="36"/>
               <w:jc w:val="left"/>
               <w:rPr>
@@ -3424,6 +3518,7 @@
             <w:pPr>
               <w:pStyle w:val="Compact"/>
               <w:widowControl/>
+              <w:suppressAutoHyphens w:val="true"/>
               <w:spacing w:before="36" w:after="36"/>
               <w:jc w:val="left"/>
               <w:rPr>
@@ -3455,6 +3550,7 @@
             <w:pPr>
               <w:pStyle w:val="Compact"/>
               <w:widowControl/>
+              <w:suppressAutoHyphens w:val="true"/>
               <w:spacing w:before="36" w:after="36"/>
               <w:jc w:val="right"/>
               <w:rPr>
@@ -3489,6 +3585,7 @@
             <w:pPr>
               <w:pStyle w:val="Compact"/>
               <w:widowControl/>
+              <w:suppressAutoHyphens w:val="true"/>
               <w:spacing w:before="36" w:after="36"/>
               <w:jc w:val="left"/>
               <w:rPr>
@@ -3520,6 +3617,7 @@
             <w:pPr>
               <w:pStyle w:val="Compact"/>
               <w:widowControl/>
+              <w:suppressAutoHyphens w:val="true"/>
               <w:spacing w:before="36" w:after="36"/>
               <w:jc w:val="left"/>
               <w:rPr>
@@ -3551,6 +3649,7 @@
             <w:pPr>
               <w:pStyle w:val="Compact"/>
               <w:widowControl/>
+              <w:suppressAutoHyphens w:val="true"/>
               <w:spacing w:before="36" w:after="36"/>
               <w:jc w:val="right"/>
               <w:rPr>
@@ -3585,6 +3684,7 @@
             <w:pPr>
               <w:pStyle w:val="Compact"/>
               <w:widowControl/>
+              <w:suppressAutoHyphens w:val="true"/>
               <w:spacing w:before="36" w:after="36"/>
               <w:jc w:val="left"/>
               <w:rPr>
@@ -3616,6 +3716,7 @@
             <w:pPr>
               <w:pStyle w:val="Compact"/>
               <w:widowControl/>
+              <w:suppressAutoHyphens w:val="true"/>
               <w:spacing w:before="36" w:after="36"/>
               <w:jc w:val="left"/>
               <w:rPr>
@@ -3647,6 +3748,7 @@
             <w:pPr>
               <w:pStyle w:val="Compact"/>
               <w:widowControl/>
+              <w:suppressAutoHyphens w:val="true"/>
               <w:spacing w:before="36" w:after="36"/>
               <w:jc w:val="right"/>
               <w:rPr>
@@ -3681,6 +3783,7 @@
             <w:pPr>
               <w:pStyle w:val="Compact"/>
               <w:widowControl/>
+              <w:suppressAutoHyphens w:val="true"/>
               <w:spacing w:before="36" w:after="36"/>
               <w:jc w:val="left"/>
               <w:rPr>
@@ -3712,6 +3815,7 @@
             <w:pPr>
               <w:pStyle w:val="Compact"/>
               <w:widowControl/>
+              <w:suppressAutoHyphens w:val="true"/>
               <w:spacing w:before="36" w:after="36"/>
               <w:jc w:val="left"/>
               <w:rPr>
@@ -3743,6 +3847,7 @@
             <w:pPr>
               <w:pStyle w:val="Compact"/>
               <w:widowControl/>
+              <w:suppressAutoHyphens w:val="true"/>
               <w:spacing w:before="36" w:after="36"/>
               <w:jc w:val="right"/>
               <w:rPr>
@@ -3802,13 +3907,13 @@
         <w:tblLook w:val="0020" w:firstRow="1" w:noVBand="0" w:lastRow="0" w:firstColumn="0" w:lastColumn="0" w:noHBand="0"/>
       </w:tblPr>
       <w:tblGrid>
-        <w:gridCol w:w="1497"/>
-        <w:gridCol w:w="842"/>
+        <w:gridCol w:w="1496"/>
+        <w:gridCol w:w="843"/>
         <w:gridCol w:w="1124"/>
-        <w:gridCol w:w="1497"/>
-        <w:gridCol w:w="562"/>
-        <w:gridCol w:w="1778"/>
-        <w:gridCol w:w="2060"/>
+        <w:gridCol w:w="1496"/>
+        <w:gridCol w:w="563"/>
+        <w:gridCol w:w="1777"/>
+        <w:gridCol w:w="2061"/>
       </w:tblGrid>
       <w:tr>
         <w:trPr>
@@ -3816,7 +3921,7 @@
         </w:trPr>
         <w:tc>
           <w:tcPr>
-            <w:tcW w:w="1497" w:type="dxa"/>
+            <w:tcW w:w="1496" w:type="dxa"/>
             <w:tcBorders>
               <w:bottom w:val="single" w:sz="6" w:space="0" w:color="000000"/>
             </w:tcBorders>
@@ -3826,6 +3931,7 @@
             <w:pPr>
               <w:pStyle w:val="Compact"/>
               <w:widowControl/>
+              <w:suppressAutoHyphens w:val="true"/>
               <w:spacing w:before="36" w:after="36"/>
               <w:jc w:val="left"/>
               <w:rPr>
@@ -3850,7 +3956,7 @@
         </w:tc>
         <w:tc>
           <w:tcPr>
-            <w:tcW w:w="842" w:type="dxa"/>
+            <w:tcW w:w="843" w:type="dxa"/>
             <w:tcBorders>
               <w:bottom w:val="single" w:sz="6" w:space="0" w:color="000000"/>
             </w:tcBorders>
@@ -3860,6 +3966,7 @@
             <w:pPr>
               <w:pStyle w:val="Compact"/>
               <w:widowControl/>
+              <w:suppressAutoHyphens w:val="true"/>
               <w:spacing w:before="36" w:after="36"/>
               <w:jc w:val="right"/>
               <w:rPr>
@@ -3894,6 +4001,7 @@
             <w:pPr>
               <w:pStyle w:val="Compact"/>
               <w:widowControl/>
+              <w:suppressAutoHyphens w:val="true"/>
               <w:spacing w:before="36" w:after="36"/>
               <w:jc w:val="right"/>
               <w:rPr>
@@ -3918,7 +4026,7 @@
         </w:tc>
         <w:tc>
           <w:tcPr>
-            <w:tcW w:w="1497" w:type="dxa"/>
+            <w:tcW w:w="1496" w:type="dxa"/>
             <w:tcBorders>
               <w:bottom w:val="single" w:sz="6" w:space="0" w:color="000000"/>
             </w:tcBorders>
@@ -3928,6 +4036,7 @@
             <w:pPr>
               <w:pStyle w:val="Compact"/>
               <w:widowControl/>
+              <w:suppressAutoHyphens w:val="true"/>
               <w:spacing w:before="36" w:after="36"/>
               <w:jc w:val="right"/>
               <w:rPr>
@@ -3952,7 +4061,7 @@
         </w:tc>
         <w:tc>
           <w:tcPr>
-            <w:tcW w:w="562" w:type="dxa"/>
+            <w:tcW w:w="563" w:type="dxa"/>
             <w:tcBorders>
               <w:bottom w:val="single" w:sz="6" w:space="0" w:color="000000"/>
             </w:tcBorders>
@@ -3962,6 +4071,7 @@
             <w:pPr>
               <w:pStyle w:val="Compact"/>
               <w:widowControl/>
+              <w:suppressAutoHyphens w:val="true"/>
               <w:spacing w:before="36" w:after="36"/>
               <w:jc w:val="right"/>
               <w:rPr>
@@ -3986,7 +4096,7 @@
         </w:tc>
         <w:tc>
           <w:tcPr>
-            <w:tcW w:w="1778" w:type="dxa"/>
+            <w:tcW w:w="1777" w:type="dxa"/>
             <w:tcBorders>
               <w:bottom w:val="single" w:sz="6" w:space="0" w:color="000000"/>
             </w:tcBorders>
@@ -3996,6 +4106,7 @@
             <w:pPr>
               <w:pStyle w:val="Compact"/>
               <w:widowControl/>
+              <w:suppressAutoHyphens w:val="true"/>
               <w:spacing w:before="36" w:after="36"/>
               <w:jc w:val="right"/>
               <w:rPr>
@@ -4020,7 +4131,7 @@
         </w:tc>
         <w:tc>
           <w:tcPr>
-            <w:tcW w:w="2060" w:type="dxa"/>
+            <w:tcW w:w="2061" w:type="dxa"/>
             <w:tcBorders>
               <w:bottom w:val="single" w:sz="6" w:space="0" w:color="000000"/>
             </w:tcBorders>
@@ -4030,6 +4141,7 @@
             <w:pPr>
               <w:pStyle w:val="Compact"/>
               <w:widowControl/>
+              <w:suppressAutoHyphens w:val="true"/>
               <w:spacing w:before="36" w:after="36"/>
               <w:jc w:val="right"/>
               <w:rPr>
@@ -4057,13 +4169,14 @@
         <w:trPr/>
         <w:tc>
           <w:tcPr>
-            <w:tcW w:w="1497" w:type="dxa"/>
-            <w:tcBorders/>
-          </w:tcPr>
-          <w:p>
-            <w:pPr>
-              <w:pStyle w:val="Compact"/>
-              <w:widowControl/>
+            <w:tcW w:w="1496" w:type="dxa"/>
+            <w:tcBorders/>
+          </w:tcPr>
+          <w:p>
+            <w:pPr>
+              <w:pStyle w:val="Compact"/>
+              <w:widowControl/>
+              <w:suppressAutoHyphens w:val="true"/>
               <w:spacing w:before="36" w:after="36"/>
               <w:jc w:val="left"/>
               <w:rPr>
@@ -4088,13 +4201,14 @@
         </w:tc>
         <w:tc>
           <w:tcPr>
-            <w:tcW w:w="842" w:type="dxa"/>
-            <w:tcBorders/>
-          </w:tcPr>
-          <w:p>
-            <w:pPr>
-              <w:pStyle w:val="Compact"/>
-              <w:widowControl/>
+            <w:tcW w:w="843" w:type="dxa"/>
+            <w:tcBorders/>
+          </w:tcPr>
+          <w:p>
+            <w:pPr>
+              <w:pStyle w:val="Compact"/>
+              <w:widowControl/>
+              <w:suppressAutoHyphens w:val="true"/>
               <w:spacing w:before="36" w:after="36"/>
               <w:jc w:val="right"/>
               <w:rPr>
@@ -4126,6 +4240,7 @@
             <w:pPr>
               <w:pStyle w:val="Compact"/>
               <w:widowControl/>
+              <w:suppressAutoHyphens w:val="true"/>
               <w:spacing w:before="36" w:after="36"/>
               <w:jc w:val="right"/>
               <w:rPr>
@@ -4150,13 +4265,14 @@
         </w:tc>
         <w:tc>
           <w:tcPr>
-            <w:tcW w:w="1497" w:type="dxa"/>
-            <w:tcBorders/>
-          </w:tcPr>
-          <w:p>
-            <w:pPr>
-              <w:pStyle w:val="Compact"/>
-              <w:widowControl/>
+            <w:tcW w:w="1496" w:type="dxa"/>
+            <w:tcBorders/>
+          </w:tcPr>
+          <w:p>
+            <w:pPr>
+              <w:pStyle w:val="Compact"/>
+              <w:widowControl/>
+              <w:suppressAutoHyphens w:val="true"/>
               <w:spacing w:before="36" w:after="36"/>
               <w:jc w:val="right"/>
               <w:rPr>
@@ -4181,13 +4297,14 @@
         </w:tc>
         <w:tc>
           <w:tcPr>
-            <w:tcW w:w="562" w:type="dxa"/>
-            <w:tcBorders/>
-          </w:tcPr>
-          <w:p>
-            <w:pPr>
-              <w:pStyle w:val="Compact"/>
-              <w:widowControl/>
+            <w:tcW w:w="563" w:type="dxa"/>
+            <w:tcBorders/>
+          </w:tcPr>
+          <w:p>
+            <w:pPr>
+              <w:pStyle w:val="Compact"/>
+              <w:widowControl/>
+              <w:suppressAutoHyphens w:val="true"/>
               <w:spacing w:before="36" w:after="36"/>
               <w:jc w:val="right"/>
               <w:rPr>
@@ -4212,13 +4329,14 @@
         </w:tc>
         <w:tc>
           <w:tcPr>
-            <w:tcW w:w="1778" w:type="dxa"/>
-            <w:tcBorders/>
-          </w:tcPr>
-          <w:p>
-            <w:pPr>
-              <w:pStyle w:val="Compact"/>
-              <w:widowControl/>
+            <w:tcW w:w="1777" w:type="dxa"/>
+            <w:tcBorders/>
+          </w:tcPr>
+          <w:p>
+            <w:pPr>
+              <w:pStyle w:val="Compact"/>
+              <w:widowControl/>
+              <w:suppressAutoHyphens w:val="true"/>
               <w:spacing w:before="36" w:after="36"/>
               <w:jc w:val="right"/>
               <w:rPr>
@@ -4243,13 +4361,14 @@
         </w:tc>
         <w:tc>
           <w:tcPr>
-            <w:tcW w:w="2060" w:type="dxa"/>
-            <w:tcBorders/>
-          </w:tcPr>
-          <w:p>
-            <w:pPr>
-              <w:pStyle w:val="Compact"/>
-              <w:widowControl/>
+            <w:tcW w:w="2061" w:type="dxa"/>
+            <w:tcBorders/>
+          </w:tcPr>
+          <w:p>
+            <w:pPr>
+              <w:pStyle w:val="Compact"/>
+              <w:widowControl/>
+              <w:suppressAutoHyphens w:val="true"/>
               <w:spacing w:before="36" w:after="36"/>
               <w:jc w:val="right"/>
               <w:rPr>
@@ -4277,13 +4396,14 @@
         <w:trPr/>
         <w:tc>
           <w:tcPr>
-            <w:tcW w:w="1497" w:type="dxa"/>
-            <w:tcBorders/>
-          </w:tcPr>
-          <w:p>
-            <w:pPr>
-              <w:pStyle w:val="Compact"/>
-              <w:widowControl/>
+            <w:tcW w:w="1496" w:type="dxa"/>
+            <w:tcBorders/>
+          </w:tcPr>
+          <w:p>
+            <w:pPr>
+              <w:pStyle w:val="Compact"/>
+              <w:widowControl/>
+              <w:suppressAutoHyphens w:val="true"/>
               <w:spacing w:before="36" w:after="36"/>
               <w:jc w:val="left"/>
               <w:rPr>
@@ -4308,13 +4428,14 @@
         </w:tc>
         <w:tc>
           <w:tcPr>
-            <w:tcW w:w="842" w:type="dxa"/>
-            <w:tcBorders/>
-          </w:tcPr>
-          <w:p>
-            <w:pPr>
-              <w:pStyle w:val="Compact"/>
-              <w:widowControl/>
+            <w:tcW w:w="843" w:type="dxa"/>
+            <w:tcBorders/>
+          </w:tcPr>
+          <w:p>
+            <w:pPr>
+              <w:pStyle w:val="Compact"/>
+              <w:widowControl/>
+              <w:suppressAutoHyphens w:val="true"/>
               <w:spacing w:before="36" w:after="36"/>
               <w:jc w:val="right"/>
               <w:rPr>
@@ -4346,6 +4467,7 @@
             <w:pPr>
               <w:pStyle w:val="Compact"/>
               <w:widowControl/>
+              <w:suppressAutoHyphens w:val="true"/>
               <w:spacing w:before="36" w:after="36"/>
               <w:jc w:val="right"/>
               <w:rPr>
@@ -4370,13 +4492,14 @@
         </w:tc>
         <w:tc>
           <w:tcPr>
-            <w:tcW w:w="1497" w:type="dxa"/>
-            <w:tcBorders/>
-          </w:tcPr>
-          <w:p>
-            <w:pPr>
-              <w:pStyle w:val="Compact"/>
-              <w:widowControl/>
+            <w:tcW w:w="1496" w:type="dxa"/>
+            <w:tcBorders/>
+          </w:tcPr>
+          <w:p>
+            <w:pPr>
+              <w:pStyle w:val="Compact"/>
+              <w:widowControl/>
+              <w:suppressAutoHyphens w:val="true"/>
               <w:spacing w:before="36" w:after="36"/>
               <w:jc w:val="right"/>
               <w:rPr>
@@ -4401,13 +4524,14 @@
         </w:tc>
         <w:tc>
           <w:tcPr>
-            <w:tcW w:w="562" w:type="dxa"/>
-            <w:tcBorders/>
-          </w:tcPr>
-          <w:p>
-            <w:pPr>
-              <w:pStyle w:val="Compact"/>
-              <w:widowControl/>
+            <w:tcW w:w="563" w:type="dxa"/>
+            <w:tcBorders/>
+          </w:tcPr>
+          <w:p>
+            <w:pPr>
+              <w:pStyle w:val="Compact"/>
+              <w:widowControl/>
+              <w:suppressAutoHyphens w:val="true"/>
               <w:spacing w:before="36" w:after="36"/>
               <w:jc w:val="right"/>
               <w:rPr>
@@ -4432,13 +4556,14 @@
         </w:tc>
         <w:tc>
           <w:tcPr>
-            <w:tcW w:w="1778" w:type="dxa"/>
-            <w:tcBorders/>
-          </w:tcPr>
-          <w:p>
-            <w:pPr>
-              <w:pStyle w:val="Compact"/>
-              <w:widowControl/>
+            <w:tcW w:w="1777" w:type="dxa"/>
+            <w:tcBorders/>
+          </w:tcPr>
+          <w:p>
+            <w:pPr>
+              <w:pStyle w:val="Compact"/>
+              <w:widowControl/>
+              <w:suppressAutoHyphens w:val="true"/>
               <w:spacing w:before="36" w:after="36"/>
               <w:jc w:val="right"/>
               <w:rPr>
@@ -4463,13 +4588,14 @@
         </w:tc>
         <w:tc>
           <w:tcPr>
-            <w:tcW w:w="2060" w:type="dxa"/>
-            <w:tcBorders/>
-          </w:tcPr>
-          <w:p>
-            <w:pPr>
-              <w:pStyle w:val="Compact"/>
-              <w:widowControl/>
+            <w:tcW w:w="2061" w:type="dxa"/>
+            <w:tcBorders/>
+          </w:tcPr>
+          <w:p>
+            <w:pPr>
+              <w:pStyle w:val="Compact"/>
+              <w:widowControl/>
+              <w:suppressAutoHyphens w:val="true"/>
               <w:spacing w:before="36" w:after="36"/>
               <w:jc w:val="right"/>
               <w:rPr>
@@ -4497,13 +4623,14 @@
         <w:trPr/>
         <w:tc>
           <w:tcPr>
-            <w:tcW w:w="1497" w:type="dxa"/>
-            <w:tcBorders/>
-          </w:tcPr>
-          <w:p>
-            <w:pPr>
-              <w:pStyle w:val="Compact"/>
-              <w:widowControl/>
+            <w:tcW w:w="1496" w:type="dxa"/>
+            <w:tcBorders/>
+          </w:tcPr>
+          <w:p>
+            <w:pPr>
+              <w:pStyle w:val="Compact"/>
+              <w:widowControl/>
+              <w:suppressAutoHyphens w:val="true"/>
               <w:spacing w:before="36" w:after="36"/>
               <w:jc w:val="left"/>
               <w:rPr>
@@ -4528,13 +4655,14 @@
         </w:tc>
         <w:tc>
           <w:tcPr>
-            <w:tcW w:w="842" w:type="dxa"/>
-            <w:tcBorders/>
-          </w:tcPr>
-          <w:p>
-            <w:pPr>
-              <w:pStyle w:val="Compact"/>
-              <w:widowControl/>
+            <w:tcW w:w="843" w:type="dxa"/>
+            <w:tcBorders/>
+          </w:tcPr>
+          <w:p>
+            <w:pPr>
+              <w:pStyle w:val="Compact"/>
+              <w:widowControl/>
+              <w:suppressAutoHyphens w:val="true"/>
               <w:spacing w:before="36" w:after="36"/>
               <w:jc w:val="right"/>
               <w:rPr>
@@ -4566,6 +4694,7 @@
             <w:pPr>
               <w:pStyle w:val="Compact"/>
               <w:widowControl/>
+              <w:suppressAutoHyphens w:val="true"/>
               <w:spacing w:before="36" w:after="36"/>
               <w:jc w:val="right"/>
               <w:rPr>
@@ -4590,13 +4719,14 @@
         </w:tc>
         <w:tc>
           <w:tcPr>
-            <w:tcW w:w="1497" w:type="dxa"/>
-            <w:tcBorders/>
-          </w:tcPr>
-          <w:p>
-            <w:pPr>
-              <w:pStyle w:val="Compact"/>
-              <w:widowControl/>
+            <w:tcW w:w="1496" w:type="dxa"/>
+            <w:tcBorders/>
+          </w:tcPr>
+          <w:p>
+            <w:pPr>
+              <w:pStyle w:val="Compact"/>
+              <w:widowControl/>
+              <w:suppressAutoHyphens w:val="true"/>
               <w:spacing w:before="36" w:after="36"/>
               <w:jc w:val="right"/>
               <w:rPr>
@@ -4621,13 +4751,14 @@
         </w:tc>
         <w:tc>
           <w:tcPr>
-            <w:tcW w:w="562" w:type="dxa"/>
-            <w:tcBorders/>
-          </w:tcPr>
-          <w:p>
-            <w:pPr>
-              <w:pStyle w:val="Compact"/>
-              <w:widowControl/>
+            <w:tcW w:w="563" w:type="dxa"/>
+            <w:tcBorders/>
+          </w:tcPr>
+          <w:p>
+            <w:pPr>
+              <w:pStyle w:val="Compact"/>
+              <w:widowControl/>
+              <w:suppressAutoHyphens w:val="true"/>
               <w:spacing w:before="36" w:after="36"/>
               <w:jc w:val="right"/>
               <w:rPr>
@@ -4652,13 +4783,14 @@
         </w:tc>
         <w:tc>
           <w:tcPr>
-            <w:tcW w:w="1778" w:type="dxa"/>
-            <w:tcBorders/>
-          </w:tcPr>
-          <w:p>
-            <w:pPr>
-              <w:pStyle w:val="Compact"/>
-              <w:widowControl/>
+            <w:tcW w:w="1777" w:type="dxa"/>
+            <w:tcBorders/>
+          </w:tcPr>
+          <w:p>
+            <w:pPr>
+              <w:pStyle w:val="Compact"/>
+              <w:widowControl/>
+              <w:suppressAutoHyphens w:val="true"/>
               <w:spacing w:before="36" w:after="36"/>
               <w:jc w:val="right"/>
               <w:rPr>
@@ -4683,13 +4815,14 @@
         </w:tc>
         <w:tc>
           <w:tcPr>
-            <w:tcW w:w="2060" w:type="dxa"/>
-            <w:tcBorders/>
-          </w:tcPr>
-          <w:p>
-            <w:pPr>
-              <w:pStyle w:val="Compact"/>
-              <w:widowControl/>
+            <w:tcW w:w="2061" w:type="dxa"/>
+            <w:tcBorders/>
+          </w:tcPr>
+          <w:p>
+            <w:pPr>
+              <w:pStyle w:val="Compact"/>
+              <w:widowControl/>
+              <w:suppressAutoHyphens w:val="true"/>
               <w:spacing w:before="36" w:after="36"/>
               <w:jc w:val="right"/>
               <w:rPr>
@@ -4760,14 +4893,14 @@
         <w:tblLook w:val="0020" w:firstRow="1" w:noVBand="0" w:lastRow="0" w:firstColumn="0" w:lastColumn="0" w:noHBand="0"/>
       </w:tblPr>
       <w:tblGrid>
-        <w:gridCol w:w="1100"/>
-        <w:gridCol w:w="2479"/>
-        <w:gridCol w:w="619"/>
-        <w:gridCol w:w="826"/>
+        <w:gridCol w:w="1099"/>
+        <w:gridCol w:w="2480"/>
+        <w:gridCol w:w="618"/>
+        <w:gridCol w:w="827"/>
         <w:gridCol w:w="1101"/>
-        <w:gridCol w:w="412"/>
+        <w:gridCol w:w="411"/>
         <w:gridCol w:w="1308"/>
-        <w:gridCol w:w="1515"/>
+        <w:gridCol w:w="1516"/>
       </w:tblGrid>
       <w:tr>
         <w:trPr>
@@ -4775,7 +4908,7 @@
         </w:trPr>
         <w:tc>
           <w:tcPr>
-            <w:tcW w:w="1100" w:type="dxa"/>
+            <w:tcW w:w="1099" w:type="dxa"/>
             <w:tcBorders>
               <w:bottom w:val="single" w:sz="6" w:space="0" w:color="000000"/>
             </w:tcBorders>
@@ -4785,6 +4918,7 @@
             <w:pPr>
               <w:pStyle w:val="Compact"/>
               <w:widowControl/>
+              <w:suppressAutoHyphens w:val="true"/>
               <w:spacing w:before="36" w:after="36"/>
               <w:jc w:val="left"/>
               <w:rPr>
@@ -4809,7 +4943,7 @@
         </w:tc>
         <w:tc>
           <w:tcPr>
-            <w:tcW w:w="2479" w:type="dxa"/>
+            <w:tcW w:w="2480" w:type="dxa"/>
             <w:tcBorders>
               <w:bottom w:val="single" w:sz="6" w:space="0" w:color="000000"/>
             </w:tcBorders>
@@ -4819,6 +4953,7 @@
             <w:pPr>
               <w:pStyle w:val="Compact"/>
               <w:widowControl/>
+              <w:suppressAutoHyphens w:val="true"/>
               <w:spacing w:before="36" w:after="36"/>
               <w:jc w:val="left"/>
               <w:rPr>
@@ -4843,7 +4978,7 @@
         </w:tc>
         <w:tc>
           <w:tcPr>
-            <w:tcW w:w="619" w:type="dxa"/>
+            <w:tcW w:w="618" w:type="dxa"/>
             <w:tcBorders>
               <w:bottom w:val="single" w:sz="6" w:space="0" w:color="000000"/>
             </w:tcBorders>
@@ -4853,6 +4988,7 @@
             <w:pPr>
               <w:pStyle w:val="Compact"/>
               <w:widowControl/>
+              <w:suppressAutoHyphens w:val="true"/>
               <w:spacing w:before="36" w:after="36"/>
               <w:jc w:val="right"/>
               <w:rPr>
@@ -4877,7 +5013,7 @@
         </w:tc>
         <w:tc>
           <w:tcPr>
-            <w:tcW w:w="826" w:type="dxa"/>
+            <w:tcW w:w="827" w:type="dxa"/>
             <w:tcBorders>
               <w:bottom w:val="single" w:sz="6" w:space="0" w:color="000000"/>
             </w:tcBorders>
@@ -4887,6 +5023,7 @@
             <w:pPr>
               <w:pStyle w:val="Compact"/>
               <w:widowControl/>
+              <w:suppressAutoHyphens w:val="true"/>
               <w:spacing w:before="36" w:after="36"/>
               <w:jc w:val="right"/>
               <w:rPr>
@@ -4921,6 +5058,7 @@
             <w:pPr>
               <w:pStyle w:val="Compact"/>
               <w:widowControl/>
+              <w:suppressAutoHyphens w:val="true"/>
               <w:spacing w:before="36" w:after="36"/>
               <w:jc w:val="right"/>
               <w:rPr>
@@ -4945,7 +5083,7 @@
         </w:tc>
         <w:tc>
           <w:tcPr>
-            <w:tcW w:w="412" w:type="dxa"/>
+            <w:tcW w:w="411" w:type="dxa"/>
             <w:tcBorders>
               <w:bottom w:val="single" w:sz="6" w:space="0" w:color="000000"/>
             </w:tcBorders>
@@ -4955,6 +5093,7 @@
             <w:pPr>
               <w:pStyle w:val="Compact"/>
               <w:widowControl/>
+              <w:suppressAutoHyphens w:val="true"/>
               <w:spacing w:before="36" w:after="36"/>
               <w:jc w:val="right"/>
               <w:rPr>
@@ -4989,6 +5128,7 @@
             <w:pPr>
               <w:pStyle w:val="Compact"/>
               <w:widowControl/>
+              <w:suppressAutoHyphens w:val="true"/>
               <w:spacing w:before="36" w:after="36"/>
               <w:jc w:val="right"/>
               <w:rPr>
@@ -5013,7 +5153,7 @@
         </w:tc>
         <w:tc>
           <w:tcPr>
-            <w:tcW w:w="1515" w:type="dxa"/>
+            <w:tcW w:w="1516" w:type="dxa"/>
             <w:tcBorders>
               <w:bottom w:val="single" w:sz="6" w:space="0" w:color="000000"/>
             </w:tcBorders>
@@ -5023,6 +5163,7 @@
             <w:pPr>
               <w:pStyle w:val="Compact"/>
               <w:widowControl/>
+              <w:suppressAutoHyphens w:val="true"/>
               <w:spacing w:before="36" w:after="36"/>
               <w:jc w:val="right"/>
               <w:rPr>
@@ -5050,13 +5191,14 @@
         <w:trPr/>
         <w:tc>
           <w:tcPr>
-            <w:tcW w:w="1100" w:type="dxa"/>
-            <w:tcBorders/>
-          </w:tcPr>
-          <w:p>
-            <w:pPr>
-              <w:pStyle w:val="Compact"/>
-              <w:widowControl/>
+            <w:tcW w:w="1099" w:type="dxa"/>
+            <w:tcBorders/>
+          </w:tcPr>
+          <w:p>
+            <w:pPr>
+              <w:pStyle w:val="Compact"/>
+              <w:widowControl/>
+              <w:suppressAutoHyphens w:val="true"/>
               <w:spacing w:before="36" w:after="36"/>
               <w:jc w:val="left"/>
               <w:rPr>
@@ -5081,13 +5223,14 @@
         </w:tc>
         <w:tc>
           <w:tcPr>
-            <w:tcW w:w="2479" w:type="dxa"/>
-            <w:tcBorders/>
-          </w:tcPr>
-          <w:p>
-            <w:pPr>
-              <w:pStyle w:val="Compact"/>
-              <w:widowControl/>
+            <w:tcW w:w="2480" w:type="dxa"/>
+            <w:tcBorders/>
+          </w:tcPr>
+          <w:p>
+            <w:pPr>
+              <w:pStyle w:val="Compact"/>
+              <w:widowControl/>
+              <w:suppressAutoHyphens w:val="true"/>
               <w:spacing w:before="36" w:after="36"/>
               <w:jc w:val="left"/>
               <w:rPr>
@@ -5112,13 +5255,14 @@
         </w:tc>
         <w:tc>
           <w:tcPr>
-            <w:tcW w:w="619" w:type="dxa"/>
-            <w:tcBorders/>
-          </w:tcPr>
-          <w:p>
-            <w:pPr>
-              <w:pStyle w:val="Compact"/>
-              <w:widowControl/>
+            <w:tcW w:w="618" w:type="dxa"/>
+            <w:tcBorders/>
+          </w:tcPr>
+          <w:p>
+            <w:pPr>
+              <w:pStyle w:val="Compact"/>
+              <w:widowControl/>
+              <w:suppressAutoHyphens w:val="true"/>
               <w:spacing w:before="36" w:after="36"/>
               <w:jc w:val="right"/>
               <w:rPr>
@@ -5143,13 +5287,14 @@
         </w:tc>
         <w:tc>
           <w:tcPr>
-            <w:tcW w:w="826" w:type="dxa"/>
-            <w:tcBorders/>
-          </w:tcPr>
-          <w:p>
-            <w:pPr>
-              <w:pStyle w:val="Compact"/>
-              <w:widowControl/>
+            <w:tcW w:w="827" w:type="dxa"/>
+            <w:tcBorders/>
+          </w:tcPr>
+          <w:p>
+            <w:pPr>
+              <w:pStyle w:val="Compact"/>
+              <w:widowControl/>
+              <w:suppressAutoHyphens w:val="true"/>
               <w:spacing w:before="36" w:after="36"/>
               <w:jc w:val="right"/>
               <w:rPr>
@@ -5181,6 +5326,7 @@
             <w:pPr>
               <w:pStyle w:val="Compact"/>
               <w:widowControl/>
+              <w:suppressAutoHyphens w:val="true"/>
               <w:spacing w:before="36" w:after="36"/>
               <w:jc w:val="right"/>
               <w:rPr>
@@ -5205,13 +5351,14 @@
         </w:tc>
         <w:tc>
           <w:tcPr>
-            <w:tcW w:w="412" w:type="dxa"/>
-            <w:tcBorders/>
-          </w:tcPr>
-          <w:p>
-            <w:pPr>
-              <w:pStyle w:val="Compact"/>
-              <w:widowControl/>
+            <w:tcW w:w="411" w:type="dxa"/>
+            <w:tcBorders/>
+          </w:tcPr>
+          <w:p>
+            <w:pPr>
+              <w:pStyle w:val="Compact"/>
+              <w:widowControl/>
+              <w:suppressAutoHyphens w:val="true"/>
               <w:spacing w:before="36" w:after="36"/>
               <w:jc w:val="right"/>
               <w:rPr>
@@ -5243,6 +5390,7 @@
             <w:pPr>
               <w:pStyle w:val="Compact"/>
               <w:widowControl/>
+              <w:suppressAutoHyphens w:val="true"/>
               <w:spacing w:before="36" w:after="36"/>
               <w:jc w:val="right"/>
               <w:rPr>
@@ -5267,13 +5415,14 @@
         </w:tc>
         <w:tc>
           <w:tcPr>
-            <w:tcW w:w="1515" w:type="dxa"/>
-            <w:tcBorders/>
-          </w:tcPr>
-          <w:p>
-            <w:pPr>
-              <w:pStyle w:val="Compact"/>
-              <w:widowControl/>
+            <w:tcW w:w="1516" w:type="dxa"/>
+            <w:tcBorders/>
+          </w:tcPr>
+          <w:p>
+            <w:pPr>
+              <w:pStyle w:val="Compact"/>
+              <w:widowControl/>
+              <w:suppressAutoHyphens w:val="true"/>
               <w:spacing w:before="36" w:after="36"/>
               <w:jc w:val="right"/>
               <w:rPr>
@@ -5301,13 +5450,14 @@
         <w:trPr/>
         <w:tc>
           <w:tcPr>
-            <w:tcW w:w="1100" w:type="dxa"/>
-            <w:tcBorders/>
-          </w:tcPr>
-          <w:p>
-            <w:pPr>
-              <w:pStyle w:val="Compact"/>
-              <w:widowControl/>
+            <w:tcW w:w="1099" w:type="dxa"/>
+            <w:tcBorders/>
+          </w:tcPr>
+          <w:p>
+            <w:pPr>
+              <w:pStyle w:val="Compact"/>
+              <w:widowControl/>
+              <w:suppressAutoHyphens w:val="true"/>
               <w:spacing w:before="36" w:after="36"/>
               <w:jc w:val="left"/>
               <w:rPr>
@@ -5332,13 +5482,14 @@
         </w:tc>
         <w:tc>
           <w:tcPr>
-            <w:tcW w:w="2479" w:type="dxa"/>
-            <w:tcBorders/>
-          </w:tcPr>
-          <w:p>
-            <w:pPr>
-              <w:pStyle w:val="Compact"/>
-              <w:widowControl/>
+            <w:tcW w:w="2480" w:type="dxa"/>
+            <w:tcBorders/>
+          </w:tcPr>
+          <w:p>
+            <w:pPr>
+              <w:pStyle w:val="Compact"/>
+              <w:widowControl/>
+              <w:suppressAutoHyphens w:val="true"/>
               <w:spacing w:before="36" w:after="36"/>
               <w:jc w:val="left"/>
               <w:rPr>
@@ -5363,13 +5514,14 @@
         </w:tc>
         <w:tc>
           <w:tcPr>
-            <w:tcW w:w="619" w:type="dxa"/>
-            <w:tcBorders/>
-          </w:tcPr>
-          <w:p>
-            <w:pPr>
-              <w:pStyle w:val="Compact"/>
-              <w:widowControl/>
+            <w:tcW w:w="618" w:type="dxa"/>
+            <w:tcBorders/>
+          </w:tcPr>
+          <w:p>
+            <w:pPr>
+              <w:pStyle w:val="Compact"/>
+              <w:widowControl/>
+              <w:suppressAutoHyphens w:val="true"/>
               <w:spacing w:before="36" w:after="36"/>
               <w:jc w:val="right"/>
               <w:rPr>
@@ -5394,13 +5546,14 @@
         </w:tc>
         <w:tc>
           <w:tcPr>
-            <w:tcW w:w="826" w:type="dxa"/>
-            <w:tcBorders/>
-          </w:tcPr>
-          <w:p>
-            <w:pPr>
-              <w:pStyle w:val="Compact"/>
-              <w:widowControl/>
+            <w:tcW w:w="827" w:type="dxa"/>
+            <w:tcBorders/>
+          </w:tcPr>
+          <w:p>
+            <w:pPr>
+              <w:pStyle w:val="Compact"/>
+              <w:widowControl/>
+              <w:suppressAutoHyphens w:val="true"/>
               <w:spacing w:before="36" w:after="36"/>
               <w:jc w:val="right"/>
               <w:rPr>
@@ -5432,6 +5585,7 @@
             <w:pPr>
               <w:pStyle w:val="Compact"/>
               <w:widowControl/>
+              <w:suppressAutoHyphens w:val="true"/>
               <w:spacing w:before="36" w:after="36"/>
               <w:jc w:val="right"/>
               <w:rPr>
@@ -5456,13 +5610,14 @@
         </w:tc>
         <w:tc>
           <w:tcPr>
-            <w:tcW w:w="412" w:type="dxa"/>
-            <w:tcBorders/>
-          </w:tcPr>
-          <w:p>
-            <w:pPr>
-              <w:pStyle w:val="Compact"/>
-              <w:widowControl/>
+            <w:tcW w:w="411" w:type="dxa"/>
+            <w:tcBorders/>
+          </w:tcPr>
+          <w:p>
+            <w:pPr>
+              <w:pStyle w:val="Compact"/>
+              <w:widowControl/>
+              <w:suppressAutoHyphens w:val="true"/>
               <w:spacing w:before="36" w:after="36"/>
               <w:jc w:val="right"/>
               <w:rPr>
@@ -5494,6 +5649,7 @@
             <w:pPr>
               <w:pStyle w:val="Compact"/>
               <w:widowControl/>
+              <w:suppressAutoHyphens w:val="true"/>
               <w:spacing w:before="36" w:after="36"/>
               <w:jc w:val="right"/>
               <w:rPr>
@@ -5518,13 +5674,14 @@
         </w:tc>
         <w:tc>
           <w:tcPr>
-            <w:tcW w:w="1515" w:type="dxa"/>
-            <w:tcBorders/>
-          </w:tcPr>
-          <w:p>
-            <w:pPr>
-              <w:pStyle w:val="Compact"/>
-              <w:widowControl/>
+            <w:tcW w:w="1516" w:type="dxa"/>
+            <w:tcBorders/>
+          </w:tcPr>
+          <w:p>
+            <w:pPr>
+              <w:pStyle w:val="Compact"/>
+              <w:widowControl/>
+              <w:suppressAutoHyphens w:val="true"/>
               <w:spacing w:before="36" w:after="36"/>
               <w:jc w:val="right"/>
               <w:rPr>
@@ -5552,13 +5709,14 @@
         <w:trPr/>
         <w:tc>
           <w:tcPr>
-            <w:tcW w:w="1100" w:type="dxa"/>
-            <w:tcBorders/>
-          </w:tcPr>
-          <w:p>
-            <w:pPr>
-              <w:pStyle w:val="Compact"/>
-              <w:widowControl/>
+            <w:tcW w:w="1099" w:type="dxa"/>
+            <w:tcBorders/>
+          </w:tcPr>
+          <w:p>
+            <w:pPr>
+              <w:pStyle w:val="Compact"/>
+              <w:widowControl/>
+              <w:suppressAutoHyphens w:val="true"/>
               <w:spacing w:before="36" w:after="36"/>
               <w:jc w:val="left"/>
               <w:rPr>
@@ -5583,13 +5741,14 @@
         </w:tc>
         <w:tc>
           <w:tcPr>
-            <w:tcW w:w="2479" w:type="dxa"/>
-            <w:tcBorders/>
-          </w:tcPr>
-          <w:p>
-            <w:pPr>
-              <w:pStyle w:val="Compact"/>
-              <w:widowControl/>
+            <w:tcW w:w="2480" w:type="dxa"/>
+            <w:tcBorders/>
+          </w:tcPr>
+          <w:p>
+            <w:pPr>
+              <w:pStyle w:val="Compact"/>
+              <w:widowControl/>
+              <w:suppressAutoHyphens w:val="true"/>
               <w:spacing w:before="36" w:after="36"/>
               <w:jc w:val="left"/>
               <w:rPr>
@@ -5614,13 +5773,14 @@
         </w:tc>
         <w:tc>
           <w:tcPr>
-            <w:tcW w:w="619" w:type="dxa"/>
-            <w:tcBorders/>
-          </w:tcPr>
-          <w:p>
-            <w:pPr>
-              <w:pStyle w:val="Compact"/>
-              <w:widowControl/>
+            <w:tcW w:w="618" w:type="dxa"/>
+            <w:tcBorders/>
+          </w:tcPr>
+          <w:p>
+            <w:pPr>
+              <w:pStyle w:val="Compact"/>
+              <w:widowControl/>
+              <w:suppressAutoHyphens w:val="true"/>
               <w:spacing w:before="36" w:after="36"/>
               <w:jc w:val="right"/>
               <w:rPr>
@@ -5645,13 +5805,14 @@
         </w:tc>
         <w:tc>
           <w:tcPr>
-            <w:tcW w:w="826" w:type="dxa"/>
-            <w:tcBorders/>
-          </w:tcPr>
-          <w:p>
-            <w:pPr>
-              <w:pStyle w:val="Compact"/>
-              <w:widowControl/>
+            <w:tcW w:w="827" w:type="dxa"/>
+            <w:tcBorders/>
+          </w:tcPr>
+          <w:p>
+            <w:pPr>
+              <w:pStyle w:val="Compact"/>
+              <w:widowControl/>
+              <w:suppressAutoHyphens w:val="true"/>
               <w:spacing w:before="36" w:after="36"/>
               <w:jc w:val="right"/>
               <w:rPr>
@@ -5683,6 +5844,7 @@
             <w:pPr>
               <w:pStyle w:val="Compact"/>
               <w:widowControl/>
+              <w:suppressAutoHyphens w:val="true"/>
               <w:spacing w:before="36" w:after="36"/>
               <w:jc w:val="right"/>
               <w:rPr>
@@ -5707,13 +5869,14 @@
         </w:tc>
         <w:tc>
           <w:tcPr>
-            <w:tcW w:w="412" w:type="dxa"/>
-            <w:tcBorders/>
-          </w:tcPr>
-          <w:p>
-            <w:pPr>
-              <w:pStyle w:val="Compact"/>
-              <w:widowControl/>
+            <w:tcW w:w="411" w:type="dxa"/>
+            <w:tcBorders/>
+          </w:tcPr>
+          <w:p>
+            <w:pPr>
+              <w:pStyle w:val="Compact"/>
+              <w:widowControl/>
+              <w:suppressAutoHyphens w:val="true"/>
               <w:spacing w:before="36" w:after="36"/>
               <w:jc w:val="right"/>
               <w:rPr>
@@ -5745,6 +5908,7 @@
             <w:pPr>
               <w:pStyle w:val="Compact"/>
               <w:widowControl/>
+              <w:suppressAutoHyphens w:val="true"/>
               <w:spacing w:before="36" w:after="36"/>
               <w:jc w:val="right"/>
               <w:rPr>
@@ -5769,13 +5933,14 @@
         </w:tc>
         <w:tc>
           <w:tcPr>
-            <w:tcW w:w="1515" w:type="dxa"/>
-            <w:tcBorders/>
-          </w:tcPr>
-          <w:p>
-            <w:pPr>
-              <w:pStyle w:val="Compact"/>
-              <w:widowControl/>
+            <w:tcW w:w="1516" w:type="dxa"/>
+            <w:tcBorders/>
+          </w:tcPr>
+          <w:p>
+            <w:pPr>
+              <w:pStyle w:val="Compact"/>
+              <w:widowControl/>
+              <w:suppressAutoHyphens w:val="true"/>
               <w:spacing w:before="36" w:after="36"/>
               <w:jc w:val="right"/>
               <w:rPr>
@@ -5803,13 +5968,14 @@
         <w:trPr/>
         <w:tc>
           <w:tcPr>
-            <w:tcW w:w="1100" w:type="dxa"/>
-            <w:tcBorders/>
-          </w:tcPr>
-          <w:p>
-            <w:pPr>
-              <w:pStyle w:val="Compact"/>
-              <w:widowControl/>
+            <w:tcW w:w="1099" w:type="dxa"/>
+            <w:tcBorders/>
+          </w:tcPr>
+          <w:p>
+            <w:pPr>
+              <w:pStyle w:val="Compact"/>
+              <w:widowControl/>
+              <w:suppressAutoHyphens w:val="true"/>
               <w:spacing w:before="36" w:after="36"/>
               <w:jc w:val="left"/>
               <w:rPr>
@@ -5834,13 +6000,14 @@
         </w:tc>
         <w:tc>
           <w:tcPr>
-            <w:tcW w:w="2479" w:type="dxa"/>
-            <w:tcBorders/>
-          </w:tcPr>
-          <w:p>
-            <w:pPr>
-              <w:pStyle w:val="Compact"/>
-              <w:widowControl/>
+            <w:tcW w:w="2480" w:type="dxa"/>
+            <w:tcBorders/>
+          </w:tcPr>
+          <w:p>
+            <w:pPr>
+              <w:pStyle w:val="Compact"/>
+              <w:widowControl/>
+              <w:suppressAutoHyphens w:val="true"/>
               <w:spacing w:before="36" w:after="36"/>
               <w:jc w:val="left"/>
               <w:rPr>
@@ -5865,13 +6032,14 @@
         </w:tc>
         <w:tc>
           <w:tcPr>
-            <w:tcW w:w="619" w:type="dxa"/>
-            <w:tcBorders/>
-          </w:tcPr>
-          <w:p>
-            <w:pPr>
-              <w:pStyle w:val="Compact"/>
-              <w:widowControl/>
+            <w:tcW w:w="618" w:type="dxa"/>
+            <w:tcBorders/>
+          </w:tcPr>
+          <w:p>
+            <w:pPr>
+              <w:pStyle w:val="Compact"/>
+              <w:widowControl/>
+              <w:suppressAutoHyphens w:val="true"/>
               <w:spacing w:before="36" w:after="36"/>
               <w:jc w:val="right"/>
               <w:rPr>
@@ -5896,13 +6064,14 @@
         </w:tc>
         <w:tc>
           <w:tcPr>
-            <w:tcW w:w="826" w:type="dxa"/>
-            <w:tcBorders/>
-          </w:tcPr>
-          <w:p>
-            <w:pPr>
-              <w:pStyle w:val="Compact"/>
-              <w:widowControl/>
+            <w:tcW w:w="827" w:type="dxa"/>
+            <w:tcBorders/>
+          </w:tcPr>
+          <w:p>
+            <w:pPr>
+              <w:pStyle w:val="Compact"/>
+              <w:widowControl/>
+              <w:suppressAutoHyphens w:val="true"/>
               <w:spacing w:before="36" w:after="36"/>
               <w:jc w:val="right"/>
               <w:rPr>
@@ -5934,6 +6103,7 @@
             <w:pPr>
               <w:pStyle w:val="Compact"/>
               <w:widowControl/>
+              <w:suppressAutoHyphens w:val="true"/>
               <w:spacing w:before="36" w:after="36"/>
               <w:jc w:val="right"/>
               <w:rPr>
@@ -5958,13 +6128,14 @@
         </w:tc>
         <w:tc>
           <w:tcPr>
-            <w:tcW w:w="412" w:type="dxa"/>
-            <w:tcBorders/>
-          </w:tcPr>
-          <w:p>
-            <w:pPr>
-              <w:pStyle w:val="Compact"/>
-              <w:widowControl/>
+            <w:tcW w:w="411" w:type="dxa"/>
+            <w:tcBorders/>
+          </w:tcPr>
+          <w:p>
+            <w:pPr>
+              <w:pStyle w:val="Compact"/>
+              <w:widowControl/>
+              <w:suppressAutoHyphens w:val="true"/>
               <w:spacing w:before="36" w:after="36"/>
               <w:jc w:val="right"/>
               <w:rPr>
@@ -5996,6 +6167,7 @@
             <w:pPr>
               <w:pStyle w:val="Compact"/>
               <w:widowControl/>
+              <w:suppressAutoHyphens w:val="true"/>
               <w:spacing w:before="36" w:after="36"/>
               <w:jc w:val="right"/>
               <w:rPr>
@@ -6020,13 +6192,14 @@
         </w:tc>
         <w:tc>
           <w:tcPr>
-            <w:tcW w:w="1515" w:type="dxa"/>
-            <w:tcBorders/>
-          </w:tcPr>
-          <w:p>
-            <w:pPr>
-              <w:pStyle w:val="Compact"/>
-              <w:widowControl/>
+            <w:tcW w:w="1516" w:type="dxa"/>
+            <w:tcBorders/>
+          </w:tcPr>
+          <w:p>
+            <w:pPr>
+              <w:pStyle w:val="Compact"/>
+              <w:widowControl/>
+              <w:suppressAutoHyphens w:val="true"/>
               <w:spacing w:before="36" w:after="36"/>
               <w:jc w:val="right"/>
               <w:rPr>
@@ -6054,13 +6227,14 @@
         <w:trPr/>
         <w:tc>
           <w:tcPr>
-            <w:tcW w:w="1100" w:type="dxa"/>
-            <w:tcBorders/>
-          </w:tcPr>
-          <w:p>
-            <w:pPr>
-              <w:pStyle w:val="Compact"/>
-              <w:widowControl/>
+            <w:tcW w:w="1099" w:type="dxa"/>
+            <w:tcBorders/>
+          </w:tcPr>
+          <w:p>
+            <w:pPr>
+              <w:pStyle w:val="Compact"/>
+              <w:widowControl/>
+              <w:suppressAutoHyphens w:val="true"/>
               <w:spacing w:before="36" w:after="36"/>
               <w:jc w:val="left"/>
               <w:rPr>
@@ -6085,13 +6259,14 @@
         </w:tc>
         <w:tc>
           <w:tcPr>
-            <w:tcW w:w="2479" w:type="dxa"/>
-            <w:tcBorders/>
-          </w:tcPr>
-          <w:p>
-            <w:pPr>
-              <w:pStyle w:val="Compact"/>
-              <w:widowControl/>
+            <w:tcW w:w="2480" w:type="dxa"/>
+            <w:tcBorders/>
+          </w:tcPr>
+          <w:p>
+            <w:pPr>
+              <w:pStyle w:val="Compact"/>
+              <w:widowControl/>
+              <w:suppressAutoHyphens w:val="true"/>
               <w:spacing w:before="36" w:after="36"/>
               <w:jc w:val="left"/>
               <w:rPr>
@@ -6116,13 +6291,14 @@
         </w:tc>
         <w:tc>
           <w:tcPr>
-            <w:tcW w:w="619" w:type="dxa"/>
-            <w:tcBorders/>
-          </w:tcPr>
-          <w:p>
-            <w:pPr>
-              <w:pStyle w:val="Compact"/>
-              <w:widowControl/>
+            <w:tcW w:w="618" w:type="dxa"/>
+            <w:tcBorders/>
+          </w:tcPr>
+          <w:p>
+            <w:pPr>
+              <w:pStyle w:val="Compact"/>
+              <w:widowControl/>
+              <w:suppressAutoHyphens w:val="true"/>
               <w:spacing w:before="36" w:after="36"/>
               <w:jc w:val="right"/>
               <w:rPr>
@@ -6147,13 +6323,14 @@
         </w:tc>
         <w:tc>
           <w:tcPr>
-            <w:tcW w:w="826" w:type="dxa"/>
-            <w:tcBorders/>
-          </w:tcPr>
-          <w:p>
-            <w:pPr>
-              <w:pStyle w:val="Compact"/>
-              <w:widowControl/>
+            <w:tcW w:w="827" w:type="dxa"/>
+            <w:tcBorders/>
+          </w:tcPr>
+          <w:p>
+            <w:pPr>
+              <w:pStyle w:val="Compact"/>
+              <w:widowControl/>
+              <w:suppressAutoHyphens w:val="true"/>
               <w:spacing w:before="36" w:after="36"/>
               <w:jc w:val="right"/>
               <w:rPr>
@@ -6185,6 +6362,7 @@
             <w:pPr>
               <w:pStyle w:val="Compact"/>
               <w:widowControl/>
+              <w:suppressAutoHyphens w:val="true"/>
               <w:spacing w:before="36" w:after="36"/>
               <w:jc w:val="right"/>
               <w:rPr>
@@ -6209,13 +6387,14 @@
         </w:tc>
         <w:tc>
           <w:tcPr>
-            <w:tcW w:w="412" w:type="dxa"/>
-            <w:tcBorders/>
-          </w:tcPr>
-          <w:p>
-            <w:pPr>
-              <w:pStyle w:val="Compact"/>
-              <w:widowControl/>
+            <w:tcW w:w="411" w:type="dxa"/>
+            <w:tcBorders/>
+          </w:tcPr>
+          <w:p>
+            <w:pPr>
+              <w:pStyle w:val="Compact"/>
+              <w:widowControl/>
+              <w:suppressAutoHyphens w:val="true"/>
               <w:spacing w:before="36" w:after="36"/>
               <w:jc w:val="right"/>
               <w:rPr>
@@ -6247,6 +6426,7 @@
             <w:pPr>
               <w:pStyle w:val="Compact"/>
               <w:widowControl/>
+              <w:suppressAutoHyphens w:val="true"/>
               <w:spacing w:before="36" w:after="36"/>
               <w:jc w:val="right"/>
               <w:rPr>
@@ -6271,13 +6451,14 @@
         </w:tc>
         <w:tc>
           <w:tcPr>
-            <w:tcW w:w="1515" w:type="dxa"/>
-            <w:tcBorders/>
-          </w:tcPr>
-          <w:p>
-            <w:pPr>
-              <w:pStyle w:val="Compact"/>
-              <w:widowControl/>
+            <w:tcW w:w="1516" w:type="dxa"/>
+            <w:tcBorders/>
+          </w:tcPr>
+          <w:p>
+            <w:pPr>
+              <w:pStyle w:val="Compact"/>
+              <w:widowControl/>
+              <w:suppressAutoHyphens w:val="true"/>
               <w:spacing w:before="36" w:after="36"/>
               <w:jc w:val="right"/>
               <w:rPr>
@@ -6305,13 +6486,14 @@
         <w:trPr/>
         <w:tc>
           <w:tcPr>
-            <w:tcW w:w="1100" w:type="dxa"/>
-            <w:tcBorders/>
-          </w:tcPr>
-          <w:p>
-            <w:pPr>
-              <w:pStyle w:val="Compact"/>
-              <w:widowControl/>
+            <w:tcW w:w="1099" w:type="dxa"/>
+            <w:tcBorders/>
+          </w:tcPr>
+          <w:p>
+            <w:pPr>
+              <w:pStyle w:val="Compact"/>
+              <w:widowControl/>
+              <w:suppressAutoHyphens w:val="true"/>
               <w:spacing w:before="36" w:after="36"/>
               <w:jc w:val="left"/>
               <w:rPr>
@@ -6336,13 +6518,14 @@
         </w:tc>
         <w:tc>
           <w:tcPr>
-            <w:tcW w:w="2479" w:type="dxa"/>
-            <w:tcBorders/>
-          </w:tcPr>
-          <w:p>
-            <w:pPr>
-              <w:pStyle w:val="Compact"/>
-              <w:widowControl/>
+            <w:tcW w:w="2480" w:type="dxa"/>
+            <w:tcBorders/>
+          </w:tcPr>
+          <w:p>
+            <w:pPr>
+              <w:pStyle w:val="Compact"/>
+              <w:widowControl/>
+              <w:suppressAutoHyphens w:val="true"/>
               <w:spacing w:before="36" w:after="36"/>
               <w:jc w:val="left"/>
               <w:rPr>
@@ -6367,13 +6550,14 @@
         </w:tc>
         <w:tc>
           <w:tcPr>
-            <w:tcW w:w="619" w:type="dxa"/>
-            <w:tcBorders/>
-          </w:tcPr>
-          <w:p>
-            <w:pPr>
-              <w:pStyle w:val="Compact"/>
-              <w:widowControl/>
+            <w:tcW w:w="618" w:type="dxa"/>
+            <w:tcBorders/>
+          </w:tcPr>
+          <w:p>
+            <w:pPr>
+              <w:pStyle w:val="Compact"/>
+              <w:widowControl/>
+              <w:suppressAutoHyphens w:val="true"/>
               <w:spacing w:before="36" w:after="36"/>
               <w:jc w:val="right"/>
               <w:rPr>
@@ -6398,13 +6582,14 @@
         </w:tc>
         <w:tc>
           <w:tcPr>
-            <w:tcW w:w="826" w:type="dxa"/>
-            <w:tcBorders/>
-          </w:tcPr>
-          <w:p>
-            <w:pPr>
-              <w:pStyle w:val="Compact"/>
-              <w:widowControl/>
+            <w:tcW w:w="827" w:type="dxa"/>
+            <w:tcBorders/>
+          </w:tcPr>
+          <w:p>
+            <w:pPr>
+              <w:pStyle w:val="Compact"/>
+              <w:widowControl/>
+              <w:suppressAutoHyphens w:val="true"/>
               <w:spacing w:before="36" w:after="36"/>
               <w:jc w:val="right"/>
               <w:rPr>
@@ -6436,6 +6621,7 @@
             <w:pPr>
               <w:pStyle w:val="Compact"/>
               <w:widowControl/>
+              <w:suppressAutoHyphens w:val="true"/>
               <w:spacing w:before="36" w:after="36"/>
               <w:jc w:val="right"/>
               <w:rPr>
@@ -6460,13 +6646,14 @@
         </w:tc>
         <w:tc>
           <w:tcPr>
-            <w:tcW w:w="412" w:type="dxa"/>
-            <w:tcBorders/>
-          </w:tcPr>
-          <w:p>
-            <w:pPr>
-              <w:pStyle w:val="Compact"/>
-              <w:widowControl/>
+            <w:tcW w:w="411" w:type="dxa"/>
+            <w:tcBorders/>
+          </w:tcPr>
+          <w:p>
+            <w:pPr>
+              <w:pStyle w:val="Compact"/>
+              <w:widowControl/>
+              <w:suppressAutoHyphens w:val="true"/>
               <w:spacing w:before="36" w:after="36"/>
               <w:jc w:val="right"/>
               <w:rPr>
@@ -6498,6 +6685,7 @@
             <w:pPr>
               <w:pStyle w:val="Compact"/>
               <w:widowControl/>
+              <w:suppressAutoHyphens w:val="true"/>
               <w:spacing w:before="36" w:after="36"/>
               <w:jc w:val="right"/>
               <w:rPr>
@@ -6522,13 +6710,14 @@
         </w:tc>
         <w:tc>
           <w:tcPr>
-            <w:tcW w:w="1515" w:type="dxa"/>
-            <w:tcBorders/>
-          </w:tcPr>
-          <w:p>
-            <w:pPr>
-              <w:pStyle w:val="Compact"/>
-              <w:widowControl/>
+            <w:tcW w:w="1516" w:type="dxa"/>
+            <w:tcBorders/>
+          </w:tcPr>
+          <w:p>
+            <w:pPr>
+              <w:pStyle w:val="Compact"/>
+              <w:widowControl/>
+              <w:suppressAutoHyphens w:val="true"/>
               <w:spacing w:before="36" w:after="36"/>
               <w:jc w:val="right"/>
               <w:rPr>
@@ -6556,13 +6745,14 @@
         <w:trPr/>
         <w:tc>
           <w:tcPr>
-            <w:tcW w:w="1100" w:type="dxa"/>
-            <w:tcBorders/>
-          </w:tcPr>
-          <w:p>
-            <w:pPr>
-              <w:pStyle w:val="Compact"/>
-              <w:widowControl/>
+            <w:tcW w:w="1099" w:type="dxa"/>
+            <w:tcBorders/>
+          </w:tcPr>
+          <w:p>
+            <w:pPr>
+              <w:pStyle w:val="Compact"/>
+              <w:widowControl/>
+              <w:suppressAutoHyphens w:val="true"/>
               <w:spacing w:before="36" w:after="36"/>
               <w:jc w:val="left"/>
               <w:rPr>
@@ -6587,13 +6777,14 @@
         </w:tc>
         <w:tc>
           <w:tcPr>
-            <w:tcW w:w="2479" w:type="dxa"/>
-            <w:tcBorders/>
-          </w:tcPr>
-          <w:p>
-            <w:pPr>
-              <w:pStyle w:val="Compact"/>
-              <w:widowControl/>
+            <w:tcW w:w="2480" w:type="dxa"/>
+            <w:tcBorders/>
+          </w:tcPr>
+          <w:p>
+            <w:pPr>
+              <w:pStyle w:val="Compact"/>
+              <w:widowControl/>
+              <w:suppressAutoHyphens w:val="true"/>
               <w:spacing w:before="36" w:after="36"/>
               <w:jc w:val="left"/>
               <w:rPr>
@@ -6618,13 +6809,14 @@
         </w:tc>
         <w:tc>
           <w:tcPr>
-            <w:tcW w:w="619" w:type="dxa"/>
-            <w:tcBorders/>
-          </w:tcPr>
-          <w:p>
-            <w:pPr>
-              <w:pStyle w:val="Compact"/>
-              <w:widowControl/>
+            <w:tcW w:w="618" w:type="dxa"/>
+            <w:tcBorders/>
+          </w:tcPr>
+          <w:p>
+            <w:pPr>
+              <w:pStyle w:val="Compact"/>
+              <w:widowControl/>
+              <w:suppressAutoHyphens w:val="true"/>
               <w:spacing w:before="36" w:after="36"/>
               <w:jc w:val="right"/>
               <w:rPr>
@@ -6649,13 +6841,14 @@
         </w:tc>
         <w:tc>
           <w:tcPr>
-            <w:tcW w:w="826" w:type="dxa"/>
-            <w:tcBorders/>
-          </w:tcPr>
-          <w:p>
-            <w:pPr>
-              <w:pStyle w:val="Compact"/>
-              <w:widowControl/>
+            <w:tcW w:w="827" w:type="dxa"/>
+            <w:tcBorders/>
+          </w:tcPr>
+          <w:p>
+            <w:pPr>
+              <w:pStyle w:val="Compact"/>
+              <w:widowControl/>
+              <w:suppressAutoHyphens w:val="true"/>
               <w:spacing w:before="36" w:after="36"/>
               <w:jc w:val="right"/>
               <w:rPr>
@@ -6687,6 +6880,7 @@
             <w:pPr>
               <w:pStyle w:val="Compact"/>
               <w:widowControl/>
+              <w:suppressAutoHyphens w:val="true"/>
               <w:spacing w:before="36" w:after="36"/>
               <w:jc w:val="right"/>
               <w:rPr>
@@ -6711,13 +6905,14 @@
         </w:tc>
         <w:tc>
           <w:tcPr>
-            <w:tcW w:w="412" w:type="dxa"/>
-            <w:tcBorders/>
-          </w:tcPr>
-          <w:p>
-            <w:pPr>
-              <w:pStyle w:val="Compact"/>
-              <w:widowControl/>
+            <w:tcW w:w="411" w:type="dxa"/>
+            <w:tcBorders/>
+          </w:tcPr>
+          <w:p>
+            <w:pPr>
+              <w:pStyle w:val="Compact"/>
+              <w:widowControl/>
+              <w:suppressAutoHyphens w:val="true"/>
               <w:spacing w:before="36" w:after="36"/>
               <w:jc w:val="right"/>
               <w:rPr>
@@ -6749,6 +6944,7 @@
             <w:pPr>
               <w:pStyle w:val="Compact"/>
               <w:widowControl/>
+              <w:suppressAutoHyphens w:val="true"/>
               <w:spacing w:before="36" w:after="36"/>
               <w:jc w:val="right"/>
               <w:rPr>
@@ -6773,13 +6969,14 @@
         </w:tc>
         <w:tc>
           <w:tcPr>
-            <w:tcW w:w="1515" w:type="dxa"/>
-            <w:tcBorders/>
-          </w:tcPr>
-          <w:p>
-            <w:pPr>
-              <w:pStyle w:val="Compact"/>
-              <w:widowControl/>
+            <w:tcW w:w="1516" w:type="dxa"/>
+            <w:tcBorders/>
+          </w:tcPr>
+          <w:p>
+            <w:pPr>
+              <w:pStyle w:val="Compact"/>
+              <w:widowControl/>
+              <w:suppressAutoHyphens w:val="true"/>
               <w:spacing w:before="36" w:after="36"/>
               <w:jc w:val="right"/>
               <w:rPr>
@@ -6807,13 +7004,14 @@
         <w:trPr/>
         <w:tc>
           <w:tcPr>
-            <w:tcW w:w="1100" w:type="dxa"/>
-            <w:tcBorders/>
-          </w:tcPr>
-          <w:p>
-            <w:pPr>
-              <w:pStyle w:val="Compact"/>
-              <w:widowControl/>
+            <w:tcW w:w="1099" w:type="dxa"/>
+            <w:tcBorders/>
+          </w:tcPr>
+          <w:p>
+            <w:pPr>
+              <w:pStyle w:val="Compact"/>
+              <w:widowControl/>
+              <w:suppressAutoHyphens w:val="true"/>
               <w:spacing w:before="36" w:after="36"/>
               <w:jc w:val="left"/>
               <w:rPr>
@@ -6838,13 +7036,14 @@
         </w:tc>
         <w:tc>
           <w:tcPr>
-            <w:tcW w:w="2479" w:type="dxa"/>
-            <w:tcBorders/>
-          </w:tcPr>
-          <w:p>
-            <w:pPr>
-              <w:pStyle w:val="Compact"/>
-              <w:widowControl/>
+            <w:tcW w:w="2480" w:type="dxa"/>
+            <w:tcBorders/>
+          </w:tcPr>
+          <w:p>
+            <w:pPr>
+              <w:pStyle w:val="Compact"/>
+              <w:widowControl/>
+              <w:suppressAutoHyphens w:val="true"/>
               <w:spacing w:before="36" w:after="36"/>
               <w:jc w:val="left"/>
               <w:rPr>
@@ -6869,13 +7068,14 @@
         </w:tc>
         <w:tc>
           <w:tcPr>
-            <w:tcW w:w="619" w:type="dxa"/>
-            <w:tcBorders/>
-          </w:tcPr>
-          <w:p>
-            <w:pPr>
-              <w:pStyle w:val="Compact"/>
-              <w:widowControl/>
+            <w:tcW w:w="618" w:type="dxa"/>
+            <w:tcBorders/>
+          </w:tcPr>
+          <w:p>
+            <w:pPr>
+              <w:pStyle w:val="Compact"/>
+              <w:widowControl/>
+              <w:suppressAutoHyphens w:val="true"/>
               <w:spacing w:before="36" w:after="36"/>
               <w:jc w:val="right"/>
               <w:rPr>
@@ -6900,13 +7100,14 @@
         </w:tc>
         <w:tc>
           <w:tcPr>
-            <w:tcW w:w="826" w:type="dxa"/>
-            <w:tcBorders/>
-          </w:tcPr>
-          <w:p>
-            <w:pPr>
-              <w:pStyle w:val="Compact"/>
-              <w:widowControl/>
+            <w:tcW w:w="827" w:type="dxa"/>
+            <w:tcBorders/>
+          </w:tcPr>
+          <w:p>
+            <w:pPr>
+              <w:pStyle w:val="Compact"/>
+              <w:widowControl/>
+              <w:suppressAutoHyphens w:val="true"/>
               <w:spacing w:before="36" w:after="36"/>
               <w:jc w:val="right"/>
               <w:rPr>
@@ -6938,6 +7139,7 @@
             <w:pPr>
               <w:pStyle w:val="Compact"/>
               <w:widowControl/>
+              <w:suppressAutoHyphens w:val="true"/>
               <w:spacing w:before="36" w:after="36"/>
               <w:jc w:val="right"/>
               <w:rPr>
@@ -6962,13 +7164,14 @@
         </w:tc>
         <w:tc>
           <w:tcPr>
-            <w:tcW w:w="412" w:type="dxa"/>
-            <w:tcBorders/>
-          </w:tcPr>
-          <w:p>
-            <w:pPr>
-              <w:pStyle w:val="Compact"/>
-              <w:widowControl/>
+            <w:tcW w:w="411" w:type="dxa"/>
+            <w:tcBorders/>
+          </w:tcPr>
+          <w:p>
+            <w:pPr>
+              <w:pStyle w:val="Compact"/>
+              <w:widowControl/>
+              <w:suppressAutoHyphens w:val="true"/>
               <w:spacing w:before="36" w:after="36"/>
               <w:jc w:val="right"/>
               <w:rPr>
@@ -7000,6 +7203,7 @@
             <w:pPr>
               <w:pStyle w:val="Compact"/>
               <w:widowControl/>
+              <w:suppressAutoHyphens w:val="true"/>
               <w:spacing w:before="36" w:after="36"/>
               <w:jc w:val="right"/>
               <w:rPr>
@@ -7024,13 +7228,14 @@
         </w:tc>
         <w:tc>
           <w:tcPr>
-            <w:tcW w:w="1515" w:type="dxa"/>
-            <w:tcBorders/>
-          </w:tcPr>
-          <w:p>
-            <w:pPr>
-              <w:pStyle w:val="Compact"/>
-              <w:widowControl/>
+            <w:tcW w:w="1516" w:type="dxa"/>
+            <w:tcBorders/>
+          </w:tcPr>
+          <w:p>
+            <w:pPr>
+              <w:pStyle w:val="Compact"/>
+              <w:widowControl/>
+              <w:suppressAutoHyphens w:val="true"/>
               <w:spacing w:before="36" w:after="36"/>
               <w:jc w:val="right"/>
               <w:rPr>
@@ -7058,13 +7263,14 @@
         <w:trPr/>
         <w:tc>
           <w:tcPr>
-            <w:tcW w:w="1100" w:type="dxa"/>
-            <w:tcBorders/>
-          </w:tcPr>
-          <w:p>
-            <w:pPr>
-              <w:pStyle w:val="Compact"/>
-              <w:widowControl/>
+            <w:tcW w:w="1099" w:type="dxa"/>
+            <w:tcBorders/>
+          </w:tcPr>
+          <w:p>
+            <w:pPr>
+              <w:pStyle w:val="Compact"/>
+              <w:widowControl/>
+              <w:suppressAutoHyphens w:val="true"/>
               <w:spacing w:before="36" w:after="36"/>
               <w:jc w:val="left"/>
               <w:rPr>
@@ -7089,13 +7295,14 @@
         </w:tc>
         <w:tc>
           <w:tcPr>
-            <w:tcW w:w="2479" w:type="dxa"/>
-            <w:tcBorders/>
-          </w:tcPr>
-          <w:p>
-            <w:pPr>
-              <w:pStyle w:val="Compact"/>
-              <w:widowControl/>
+            <w:tcW w:w="2480" w:type="dxa"/>
+            <w:tcBorders/>
+          </w:tcPr>
+          <w:p>
+            <w:pPr>
+              <w:pStyle w:val="Compact"/>
+              <w:widowControl/>
+              <w:suppressAutoHyphens w:val="true"/>
               <w:spacing w:before="36" w:after="36"/>
               <w:jc w:val="left"/>
               <w:rPr>
@@ -7120,13 +7327,14 @@
         </w:tc>
         <w:tc>
           <w:tcPr>
-            <w:tcW w:w="619" w:type="dxa"/>
-            <w:tcBorders/>
-          </w:tcPr>
-          <w:p>
-            <w:pPr>
-              <w:pStyle w:val="Compact"/>
-              <w:widowControl/>
+            <w:tcW w:w="618" w:type="dxa"/>
+            <w:tcBorders/>
+          </w:tcPr>
+          <w:p>
+            <w:pPr>
+              <w:pStyle w:val="Compact"/>
+              <w:widowControl/>
+              <w:suppressAutoHyphens w:val="true"/>
               <w:spacing w:before="36" w:after="36"/>
               <w:jc w:val="right"/>
               <w:rPr>
@@ -7151,13 +7359,14 @@
         </w:tc>
         <w:tc>
           <w:tcPr>
-            <w:tcW w:w="826" w:type="dxa"/>
-            <w:tcBorders/>
-          </w:tcPr>
-          <w:p>
-            <w:pPr>
-              <w:pStyle w:val="Compact"/>
-              <w:widowControl/>
+            <w:tcW w:w="827" w:type="dxa"/>
+            <w:tcBorders/>
+          </w:tcPr>
+          <w:p>
+            <w:pPr>
+              <w:pStyle w:val="Compact"/>
+              <w:widowControl/>
+              <w:suppressAutoHyphens w:val="true"/>
               <w:spacing w:before="36" w:after="36"/>
               <w:jc w:val="right"/>
               <w:rPr>
@@ -7189,6 +7398,7 @@
             <w:pPr>
               <w:pStyle w:val="Compact"/>
               <w:widowControl/>
+              <w:suppressAutoHyphens w:val="true"/>
               <w:spacing w:before="36" w:after="36"/>
               <w:jc w:val="right"/>
               <w:rPr>
@@ -7213,13 +7423,14 @@
         </w:tc>
         <w:tc>
           <w:tcPr>
-            <w:tcW w:w="412" w:type="dxa"/>
-            <w:tcBorders/>
-          </w:tcPr>
-          <w:p>
-            <w:pPr>
-              <w:pStyle w:val="Compact"/>
-              <w:widowControl/>
+            <w:tcW w:w="411" w:type="dxa"/>
+            <w:tcBorders/>
+          </w:tcPr>
+          <w:p>
+            <w:pPr>
+              <w:pStyle w:val="Compact"/>
+              <w:widowControl/>
+              <w:suppressAutoHyphens w:val="true"/>
               <w:spacing w:before="36" w:after="36"/>
               <w:jc w:val="right"/>
               <w:rPr>
@@ -7251,6 +7462,7 @@
             <w:pPr>
               <w:pStyle w:val="Compact"/>
               <w:widowControl/>
+              <w:suppressAutoHyphens w:val="true"/>
               <w:spacing w:before="36" w:after="36"/>
               <w:jc w:val="right"/>
               <w:rPr>
@@ -7275,13 +7487,14 @@
         </w:tc>
         <w:tc>
           <w:tcPr>
-            <w:tcW w:w="1515" w:type="dxa"/>
-            <w:tcBorders/>
-          </w:tcPr>
-          <w:p>
-            <w:pPr>
-              <w:pStyle w:val="Compact"/>
-              <w:widowControl/>
+            <w:tcW w:w="1516" w:type="dxa"/>
+            <w:tcBorders/>
+          </w:tcPr>
+          <w:p>
+            <w:pPr>
+              <w:pStyle w:val="Compact"/>
+              <w:widowControl/>
+              <w:suppressAutoHyphens w:val="true"/>
               <w:spacing w:before="36" w:after="36"/>
               <w:jc w:val="right"/>
               <w:rPr>
@@ -7309,13 +7522,14 @@
         <w:trPr/>
         <w:tc>
           <w:tcPr>
-            <w:tcW w:w="1100" w:type="dxa"/>
-            <w:tcBorders/>
-          </w:tcPr>
-          <w:p>
-            <w:pPr>
-              <w:pStyle w:val="Compact"/>
-              <w:widowControl/>
+            <w:tcW w:w="1099" w:type="dxa"/>
+            <w:tcBorders/>
+          </w:tcPr>
+          <w:p>
+            <w:pPr>
+              <w:pStyle w:val="Compact"/>
+              <w:widowControl/>
+              <w:suppressAutoHyphens w:val="true"/>
               <w:spacing w:before="36" w:after="36"/>
               <w:jc w:val="left"/>
               <w:rPr>
@@ -7340,13 +7554,14 @@
         </w:tc>
         <w:tc>
           <w:tcPr>
-            <w:tcW w:w="2479" w:type="dxa"/>
-            <w:tcBorders/>
-          </w:tcPr>
-          <w:p>
-            <w:pPr>
-              <w:pStyle w:val="Compact"/>
-              <w:widowControl/>
+            <w:tcW w:w="2480" w:type="dxa"/>
+            <w:tcBorders/>
+          </w:tcPr>
+          <w:p>
+            <w:pPr>
+              <w:pStyle w:val="Compact"/>
+              <w:widowControl/>
+              <w:suppressAutoHyphens w:val="true"/>
               <w:spacing w:before="36" w:after="36"/>
               <w:jc w:val="left"/>
               <w:rPr>
@@ -7371,13 +7586,14 @@
         </w:tc>
         <w:tc>
           <w:tcPr>
-            <w:tcW w:w="619" w:type="dxa"/>
-            <w:tcBorders/>
-          </w:tcPr>
-          <w:p>
-            <w:pPr>
-              <w:pStyle w:val="Compact"/>
-              <w:widowControl/>
+            <w:tcW w:w="618" w:type="dxa"/>
+            <w:tcBorders/>
+          </w:tcPr>
+          <w:p>
+            <w:pPr>
+              <w:pStyle w:val="Compact"/>
+              <w:widowControl/>
+              <w:suppressAutoHyphens w:val="true"/>
               <w:spacing w:before="36" w:after="36"/>
               <w:jc w:val="right"/>
               <w:rPr>
@@ -7402,13 +7618,14 @@
         </w:tc>
         <w:tc>
           <w:tcPr>
-            <w:tcW w:w="826" w:type="dxa"/>
-            <w:tcBorders/>
-          </w:tcPr>
-          <w:p>
-            <w:pPr>
-              <w:pStyle w:val="Compact"/>
-              <w:widowControl/>
+            <w:tcW w:w="827" w:type="dxa"/>
+            <w:tcBorders/>
+          </w:tcPr>
+          <w:p>
+            <w:pPr>
+              <w:pStyle w:val="Compact"/>
+              <w:widowControl/>
+              <w:suppressAutoHyphens w:val="true"/>
               <w:spacing w:before="36" w:after="36"/>
               <w:jc w:val="right"/>
               <w:rPr>
@@ -7440,6 +7657,7 @@
             <w:pPr>
               <w:pStyle w:val="Compact"/>
               <w:widowControl/>
+              <w:suppressAutoHyphens w:val="true"/>
               <w:spacing w:before="36" w:after="36"/>
               <w:jc w:val="right"/>
               <w:rPr>
@@ -7464,13 +7682,14 @@
         </w:tc>
         <w:tc>
           <w:tcPr>
-            <w:tcW w:w="412" w:type="dxa"/>
-            <w:tcBorders/>
-          </w:tcPr>
-          <w:p>
-            <w:pPr>
-              <w:pStyle w:val="Compact"/>
-              <w:widowControl/>
+            <w:tcW w:w="411" w:type="dxa"/>
+            <w:tcBorders/>
+          </w:tcPr>
+          <w:p>
+            <w:pPr>
+              <w:pStyle w:val="Compact"/>
+              <w:widowControl/>
+              <w:suppressAutoHyphens w:val="true"/>
               <w:spacing w:before="36" w:after="36"/>
               <w:jc w:val="right"/>
               <w:rPr>
@@ -7502,6 +7721,7 @@
             <w:pPr>
               <w:pStyle w:val="Compact"/>
               <w:widowControl/>
+              <w:suppressAutoHyphens w:val="true"/>
               <w:spacing w:before="36" w:after="36"/>
               <w:jc w:val="right"/>
               <w:rPr>
@@ -7526,13 +7746,14 @@
         </w:tc>
         <w:tc>
           <w:tcPr>
-            <w:tcW w:w="1515" w:type="dxa"/>
-            <w:tcBorders/>
-          </w:tcPr>
-          <w:p>
-            <w:pPr>
-              <w:pStyle w:val="Compact"/>
-              <w:widowControl/>
+            <w:tcW w:w="1516" w:type="dxa"/>
+            <w:tcBorders/>
+          </w:tcPr>
+          <w:p>
+            <w:pPr>
+              <w:pStyle w:val="Compact"/>
+              <w:widowControl/>
+              <w:suppressAutoHyphens w:val="true"/>
               <w:spacing w:before="36" w:after="36"/>
               <w:jc w:val="right"/>
               <w:rPr>
@@ -7560,13 +7781,14 @@
         <w:trPr/>
         <w:tc>
           <w:tcPr>
-            <w:tcW w:w="1100" w:type="dxa"/>
-            <w:tcBorders/>
-          </w:tcPr>
-          <w:p>
-            <w:pPr>
-              <w:pStyle w:val="Compact"/>
-              <w:widowControl/>
+            <w:tcW w:w="1099" w:type="dxa"/>
+            <w:tcBorders/>
+          </w:tcPr>
+          <w:p>
+            <w:pPr>
+              <w:pStyle w:val="Compact"/>
+              <w:widowControl/>
+              <w:suppressAutoHyphens w:val="true"/>
               <w:spacing w:before="36" w:after="36"/>
               <w:jc w:val="left"/>
               <w:rPr>
@@ -7591,13 +7813,14 @@
         </w:tc>
         <w:tc>
           <w:tcPr>
-            <w:tcW w:w="2479" w:type="dxa"/>
-            <w:tcBorders/>
-          </w:tcPr>
-          <w:p>
-            <w:pPr>
-              <w:pStyle w:val="Compact"/>
-              <w:widowControl/>
+            <w:tcW w:w="2480" w:type="dxa"/>
+            <w:tcBorders/>
+          </w:tcPr>
+          <w:p>
+            <w:pPr>
+              <w:pStyle w:val="Compact"/>
+              <w:widowControl/>
+              <w:suppressAutoHyphens w:val="true"/>
               <w:spacing w:before="36" w:after="36"/>
               <w:jc w:val="left"/>
               <w:rPr>
@@ -7622,13 +7845,14 @@
         </w:tc>
         <w:tc>
           <w:tcPr>
-            <w:tcW w:w="619" w:type="dxa"/>
-            <w:tcBorders/>
-          </w:tcPr>
-          <w:p>
-            <w:pPr>
-              <w:pStyle w:val="Compact"/>
-              <w:widowControl/>
+            <w:tcW w:w="618" w:type="dxa"/>
+            <w:tcBorders/>
+          </w:tcPr>
+          <w:p>
+            <w:pPr>
+              <w:pStyle w:val="Compact"/>
+              <w:widowControl/>
+              <w:suppressAutoHyphens w:val="true"/>
               <w:spacing w:before="36" w:after="36"/>
               <w:jc w:val="right"/>
               <w:rPr>
@@ -7653,13 +7877,14 @@
         </w:tc>
         <w:tc>
           <w:tcPr>
-            <w:tcW w:w="826" w:type="dxa"/>
-            <w:tcBorders/>
-          </w:tcPr>
-          <w:p>
-            <w:pPr>
-              <w:pStyle w:val="Compact"/>
-              <w:widowControl/>
+            <w:tcW w:w="827" w:type="dxa"/>
+            <w:tcBorders/>
+          </w:tcPr>
+          <w:p>
+            <w:pPr>
+              <w:pStyle w:val="Compact"/>
+              <w:widowControl/>
+              <w:suppressAutoHyphens w:val="true"/>
               <w:spacing w:before="36" w:after="36"/>
               <w:jc w:val="right"/>
               <w:rPr>
@@ -7691,6 +7916,7 @@
             <w:pPr>
               <w:pStyle w:val="Compact"/>
               <w:widowControl/>
+              <w:suppressAutoHyphens w:val="true"/>
               <w:spacing w:before="36" w:after="36"/>
               <w:jc w:val="right"/>
               <w:rPr>
@@ -7715,13 +7941,14 @@
         </w:tc>
         <w:tc>
           <w:tcPr>
-            <w:tcW w:w="412" w:type="dxa"/>
-            <w:tcBorders/>
-          </w:tcPr>
-          <w:p>
-            <w:pPr>
-              <w:pStyle w:val="Compact"/>
-              <w:widowControl/>
+            <w:tcW w:w="411" w:type="dxa"/>
+            <w:tcBorders/>
+          </w:tcPr>
+          <w:p>
+            <w:pPr>
+              <w:pStyle w:val="Compact"/>
+              <w:widowControl/>
+              <w:suppressAutoHyphens w:val="true"/>
               <w:spacing w:before="36" w:after="36"/>
               <w:jc w:val="right"/>
               <w:rPr>
@@ -7753,6 +7980,7 @@
             <w:pPr>
               <w:pStyle w:val="Compact"/>
               <w:widowControl/>
+              <w:suppressAutoHyphens w:val="true"/>
               <w:spacing w:before="36" w:after="36"/>
               <w:jc w:val="right"/>
               <w:rPr>
@@ -7777,13 +8005,14 @@
         </w:tc>
         <w:tc>
           <w:tcPr>
-            <w:tcW w:w="1515" w:type="dxa"/>
-            <w:tcBorders/>
-          </w:tcPr>
-          <w:p>
-            <w:pPr>
-              <w:pStyle w:val="Compact"/>
-              <w:widowControl/>
+            <w:tcW w:w="1516" w:type="dxa"/>
+            <w:tcBorders/>
+          </w:tcPr>
+          <w:p>
+            <w:pPr>
+              <w:pStyle w:val="Compact"/>
+              <w:widowControl/>
+              <w:suppressAutoHyphens w:val="true"/>
               <w:spacing w:before="36" w:after="36"/>
               <w:jc w:val="right"/>
               <w:rPr>
@@ -7811,13 +8040,14 @@
         <w:trPr/>
         <w:tc>
           <w:tcPr>
-            <w:tcW w:w="1100" w:type="dxa"/>
-            <w:tcBorders/>
-          </w:tcPr>
-          <w:p>
-            <w:pPr>
-              <w:pStyle w:val="Compact"/>
-              <w:widowControl/>
+            <w:tcW w:w="1099" w:type="dxa"/>
+            <w:tcBorders/>
+          </w:tcPr>
+          <w:p>
+            <w:pPr>
+              <w:pStyle w:val="Compact"/>
+              <w:widowControl/>
+              <w:suppressAutoHyphens w:val="true"/>
               <w:spacing w:before="36" w:after="36"/>
               <w:jc w:val="left"/>
               <w:rPr>
@@ -7842,13 +8072,14 @@
         </w:tc>
         <w:tc>
           <w:tcPr>
-            <w:tcW w:w="2479" w:type="dxa"/>
-            <w:tcBorders/>
-          </w:tcPr>
-          <w:p>
-            <w:pPr>
-              <w:pStyle w:val="Compact"/>
-              <w:widowControl/>
+            <w:tcW w:w="2480" w:type="dxa"/>
+            <w:tcBorders/>
+          </w:tcPr>
+          <w:p>
+            <w:pPr>
+              <w:pStyle w:val="Compact"/>
+              <w:widowControl/>
+              <w:suppressAutoHyphens w:val="true"/>
               <w:spacing w:before="36" w:after="36"/>
               <w:jc w:val="left"/>
               <w:rPr>
@@ -7873,13 +8104,14 @@
         </w:tc>
         <w:tc>
           <w:tcPr>
-            <w:tcW w:w="619" w:type="dxa"/>
-            <w:tcBorders/>
-          </w:tcPr>
-          <w:p>
-            <w:pPr>
-              <w:pStyle w:val="Compact"/>
-              <w:widowControl/>
+            <w:tcW w:w="618" w:type="dxa"/>
+            <w:tcBorders/>
+          </w:tcPr>
+          <w:p>
+            <w:pPr>
+              <w:pStyle w:val="Compact"/>
+              <w:widowControl/>
+              <w:suppressAutoHyphens w:val="true"/>
               <w:spacing w:before="36" w:after="36"/>
               <w:jc w:val="right"/>
               <w:rPr>
@@ -7904,13 +8136,14 @@
         </w:tc>
         <w:tc>
           <w:tcPr>
-            <w:tcW w:w="826" w:type="dxa"/>
-            <w:tcBorders/>
-          </w:tcPr>
-          <w:p>
-            <w:pPr>
-              <w:pStyle w:val="Compact"/>
-              <w:widowControl/>
+            <w:tcW w:w="827" w:type="dxa"/>
+            <w:tcBorders/>
+          </w:tcPr>
+          <w:p>
+            <w:pPr>
+              <w:pStyle w:val="Compact"/>
+              <w:widowControl/>
+              <w:suppressAutoHyphens w:val="true"/>
               <w:spacing w:before="36" w:after="36"/>
               <w:jc w:val="right"/>
               <w:rPr>
@@ -7942,6 +8175,7 @@
             <w:pPr>
               <w:pStyle w:val="Compact"/>
               <w:widowControl/>
+              <w:suppressAutoHyphens w:val="true"/>
               <w:spacing w:before="36" w:after="36"/>
               <w:jc w:val="right"/>
               <w:rPr>
@@ -7966,13 +8200,14 @@
         </w:tc>
         <w:tc>
           <w:tcPr>
-            <w:tcW w:w="412" w:type="dxa"/>
-            <w:tcBorders/>
-          </w:tcPr>
-          <w:p>
-            <w:pPr>
-              <w:pStyle w:val="Compact"/>
-              <w:widowControl/>
+            <w:tcW w:w="411" w:type="dxa"/>
+            <w:tcBorders/>
+          </w:tcPr>
+          <w:p>
+            <w:pPr>
+              <w:pStyle w:val="Compact"/>
+              <w:widowControl/>
+              <w:suppressAutoHyphens w:val="true"/>
               <w:spacing w:before="36" w:after="36"/>
               <w:jc w:val="right"/>
               <w:rPr>
@@ -8004,6 +8239,7 @@
             <w:pPr>
               <w:pStyle w:val="Compact"/>
               <w:widowControl/>
+              <w:suppressAutoHyphens w:val="true"/>
               <w:spacing w:before="36" w:after="36"/>
               <w:jc w:val="right"/>
               <w:rPr>
@@ -8028,13 +8264,14 @@
         </w:tc>
         <w:tc>
           <w:tcPr>
-            <w:tcW w:w="1515" w:type="dxa"/>
-            <w:tcBorders/>
-          </w:tcPr>
-          <w:p>
-            <w:pPr>
-              <w:pStyle w:val="Compact"/>
-              <w:widowControl/>
+            <w:tcW w:w="1516" w:type="dxa"/>
+            <w:tcBorders/>
+          </w:tcPr>
+          <w:p>
+            <w:pPr>
+              <w:pStyle w:val="Compact"/>
+              <w:widowControl/>
+              <w:suppressAutoHyphens w:val="true"/>
               <w:spacing w:before="36" w:after="36"/>
               <w:jc w:val="right"/>
               <w:rPr>
@@ -8062,13 +8299,14 @@
         <w:trPr/>
         <w:tc>
           <w:tcPr>
-            <w:tcW w:w="1100" w:type="dxa"/>
-            <w:tcBorders/>
-          </w:tcPr>
-          <w:p>
-            <w:pPr>
-              <w:pStyle w:val="Compact"/>
-              <w:widowControl/>
+            <w:tcW w:w="1099" w:type="dxa"/>
+            <w:tcBorders/>
+          </w:tcPr>
+          <w:p>
+            <w:pPr>
+              <w:pStyle w:val="Compact"/>
+              <w:widowControl/>
+              <w:suppressAutoHyphens w:val="true"/>
               <w:spacing w:before="36" w:after="36"/>
               <w:jc w:val="left"/>
               <w:rPr>
@@ -8093,13 +8331,14 @@
         </w:tc>
         <w:tc>
           <w:tcPr>
-            <w:tcW w:w="2479" w:type="dxa"/>
-            <w:tcBorders/>
-          </w:tcPr>
-          <w:p>
-            <w:pPr>
-              <w:pStyle w:val="Compact"/>
-              <w:widowControl/>
+            <w:tcW w:w="2480" w:type="dxa"/>
+            <w:tcBorders/>
+          </w:tcPr>
+          <w:p>
+            <w:pPr>
+              <w:pStyle w:val="Compact"/>
+              <w:widowControl/>
+              <w:suppressAutoHyphens w:val="true"/>
               <w:spacing w:before="36" w:after="36"/>
               <w:jc w:val="left"/>
               <w:rPr>
@@ -8124,13 +8363,14 @@
         </w:tc>
         <w:tc>
           <w:tcPr>
-            <w:tcW w:w="619" w:type="dxa"/>
-            <w:tcBorders/>
-          </w:tcPr>
-          <w:p>
-            <w:pPr>
-              <w:pStyle w:val="Compact"/>
-              <w:widowControl/>
+            <w:tcW w:w="618" w:type="dxa"/>
+            <w:tcBorders/>
+          </w:tcPr>
+          <w:p>
+            <w:pPr>
+              <w:pStyle w:val="Compact"/>
+              <w:widowControl/>
+              <w:suppressAutoHyphens w:val="true"/>
               <w:spacing w:before="36" w:after="36"/>
               <w:jc w:val="right"/>
               <w:rPr>
@@ -8155,13 +8395,14 @@
         </w:tc>
         <w:tc>
           <w:tcPr>
-            <w:tcW w:w="826" w:type="dxa"/>
-            <w:tcBorders/>
-          </w:tcPr>
-          <w:p>
-            <w:pPr>
-              <w:pStyle w:val="Compact"/>
-              <w:widowControl/>
+            <w:tcW w:w="827" w:type="dxa"/>
+            <w:tcBorders/>
+          </w:tcPr>
+          <w:p>
+            <w:pPr>
+              <w:pStyle w:val="Compact"/>
+              <w:widowControl/>
+              <w:suppressAutoHyphens w:val="true"/>
               <w:spacing w:before="36" w:after="36"/>
               <w:jc w:val="right"/>
               <w:rPr>
@@ -8193,6 +8434,7 @@
             <w:pPr>
               <w:pStyle w:val="Compact"/>
               <w:widowControl/>
+              <w:suppressAutoHyphens w:val="true"/>
               <w:spacing w:before="36" w:after="36"/>
               <w:jc w:val="right"/>
               <w:rPr>
@@ -8217,13 +8459,14 @@
         </w:tc>
         <w:tc>
           <w:tcPr>
-            <w:tcW w:w="412" w:type="dxa"/>
-            <w:tcBorders/>
-          </w:tcPr>
-          <w:p>
-            <w:pPr>
-              <w:pStyle w:val="Compact"/>
-              <w:widowControl/>
+            <w:tcW w:w="411" w:type="dxa"/>
+            <w:tcBorders/>
+          </w:tcPr>
+          <w:p>
+            <w:pPr>
+              <w:pStyle w:val="Compact"/>
+              <w:widowControl/>
+              <w:suppressAutoHyphens w:val="true"/>
               <w:spacing w:before="36" w:after="36"/>
               <w:jc w:val="right"/>
               <w:rPr>
@@ -8255,6 +8498,7 @@
             <w:pPr>
               <w:pStyle w:val="Compact"/>
               <w:widowControl/>
+              <w:suppressAutoHyphens w:val="true"/>
               <w:spacing w:before="36" w:after="36"/>
               <w:jc w:val="right"/>
               <w:rPr>
@@ -8279,13 +8523,14 @@
         </w:tc>
         <w:tc>
           <w:tcPr>
-            <w:tcW w:w="1515" w:type="dxa"/>
-            <w:tcBorders/>
-          </w:tcPr>
-          <w:p>
-            <w:pPr>
-              <w:pStyle w:val="Compact"/>
-              <w:widowControl/>
+            <w:tcW w:w="1516" w:type="dxa"/>
+            <w:tcBorders/>
+          </w:tcPr>
+          <w:p>
+            <w:pPr>
+              <w:pStyle w:val="Compact"/>
+              <w:widowControl/>
+              <w:suppressAutoHyphens w:val="true"/>
               <w:spacing w:before="36" w:after="36"/>
               <w:jc w:val="right"/>
               <w:rPr>
@@ -8313,13 +8558,14 @@
         <w:trPr/>
         <w:tc>
           <w:tcPr>
-            <w:tcW w:w="1100" w:type="dxa"/>
-            <w:tcBorders/>
-          </w:tcPr>
-          <w:p>
-            <w:pPr>
-              <w:pStyle w:val="Compact"/>
-              <w:widowControl/>
+            <w:tcW w:w="1099" w:type="dxa"/>
+            <w:tcBorders/>
+          </w:tcPr>
+          <w:p>
+            <w:pPr>
+              <w:pStyle w:val="Compact"/>
+              <w:widowControl/>
+              <w:suppressAutoHyphens w:val="true"/>
               <w:spacing w:before="36" w:after="36"/>
               <w:jc w:val="left"/>
               <w:rPr>
@@ -8344,13 +8590,14 @@
         </w:tc>
         <w:tc>
           <w:tcPr>
-            <w:tcW w:w="2479" w:type="dxa"/>
-            <w:tcBorders/>
-          </w:tcPr>
-          <w:p>
-            <w:pPr>
-              <w:pStyle w:val="Compact"/>
-              <w:widowControl/>
+            <w:tcW w:w="2480" w:type="dxa"/>
+            <w:tcBorders/>
+          </w:tcPr>
+          <w:p>
+            <w:pPr>
+              <w:pStyle w:val="Compact"/>
+              <w:widowControl/>
+              <w:suppressAutoHyphens w:val="true"/>
               <w:spacing w:before="36" w:after="36"/>
               <w:jc w:val="left"/>
               <w:rPr>
@@ -8375,13 +8622,14 @@
         </w:tc>
         <w:tc>
           <w:tcPr>
-            <w:tcW w:w="619" w:type="dxa"/>
-            <w:tcBorders/>
-          </w:tcPr>
-          <w:p>
-            <w:pPr>
-              <w:pStyle w:val="Compact"/>
-              <w:widowControl/>
+            <w:tcW w:w="618" w:type="dxa"/>
+            <w:tcBorders/>
+          </w:tcPr>
+          <w:p>
+            <w:pPr>
+              <w:pStyle w:val="Compact"/>
+              <w:widowControl/>
+              <w:suppressAutoHyphens w:val="true"/>
               <w:spacing w:before="36" w:after="36"/>
               <w:jc w:val="right"/>
               <w:rPr>
@@ -8406,13 +8654,14 @@
         </w:tc>
         <w:tc>
           <w:tcPr>
-            <w:tcW w:w="826" w:type="dxa"/>
-            <w:tcBorders/>
-          </w:tcPr>
-          <w:p>
-            <w:pPr>
-              <w:pStyle w:val="Compact"/>
-              <w:widowControl/>
+            <w:tcW w:w="827" w:type="dxa"/>
+            <w:tcBorders/>
+          </w:tcPr>
+          <w:p>
+            <w:pPr>
+              <w:pStyle w:val="Compact"/>
+              <w:widowControl/>
+              <w:suppressAutoHyphens w:val="true"/>
               <w:spacing w:before="36" w:after="36"/>
               <w:jc w:val="right"/>
               <w:rPr>
@@ -8444,6 +8693,7 @@
             <w:pPr>
               <w:pStyle w:val="Compact"/>
               <w:widowControl/>
+              <w:suppressAutoHyphens w:val="true"/>
               <w:spacing w:before="36" w:after="36"/>
               <w:jc w:val="right"/>
               <w:rPr>
@@ -8468,13 +8718,14 @@
         </w:tc>
         <w:tc>
           <w:tcPr>
-            <w:tcW w:w="412" w:type="dxa"/>
-            <w:tcBorders/>
-          </w:tcPr>
-          <w:p>
-            <w:pPr>
-              <w:pStyle w:val="Compact"/>
-              <w:widowControl/>
+            <w:tcW w:w="411" w:type="dxa"/>
+            <w:tcBorders/>
+          </w:tcPr>
+          <w:p>
+            <w:pPr>
+              <w:pStyle w:val="Compact"/>
+              <w:widowControl/>
+              <w:suppressAutoHyphens w:val="true"/>
               <w:spacing w:before="36" w:after="36"/>
               <w:jc w:val="right"/>
               <w:rPr>
@@ -8506,6 +8757,7 @@
             <w:pPr>
               <w:pStyle w:val="Compact"/>
               <w:widowControl/>
+              <w:suppressAutoHyphens w:val="true"/>
               <w:spacing w:before="36" w:after="36"/>
               <w:jc w:val="right"/>
               <w:rPr>
@@ -8530,13 +8782,14 @@
         </w:tc>
         <w:tc>
           <w:tcPr>
-            <w:tcW w:w="1515" w:type="dxa"/>
-            <w:tcBorders/>
-          </w:tcPr>
-          <w:p>
-            <w:pPr>
-              <w:pStyle w:val="Compact"/>
-              <w:widowControl/>
+            <w:tcW w:w="1516" w:type="dxa"/>
+            <w:tcBorders/>
+          </w:tcPr>
+          <w:p>
+            <w:pPr>
+              <w:pStyle w:val="Compact"/>
+              <w:widowControl/>
+              <w:suppressAutoHyphens w:val="true"/>
               <w:spacing w:before="36" w:after="36"/>
               <w:jc w:val="right"/>
               <w:rPr>
@@ -8564,13 +8817,14 @@
         <w:trPr/>
         <w:tc>
           <w:tcPr>
-            <w:tcW w:w="1100" w:type="dxa"/>
-            <w:tcBorders/>
-          </w:tcPr>
-          <w:p>
-            <w:pPr>
-              <w:pStyle w:val="Compact"/>
-              <w:widowControl/>
+            <w:tcW w:w="1099" w:type="dxa"/>
+            <w:tcBorders/>
+          </w:tcPr>
+          <w:p>
+            <w:pPr>
+              <w:pStyle w:val="Compact"/>
+              <w:widowControl/>
+              <w:suppressAutoHyphens w:val="true"/>
               <w:spacing w:before="36" w:after="36"/>
               <w:jc w:val="left"/>
               <w:rPr>
@@ -8595,13 +8849,14 @@
         </w:tc>
         <w:tc>
           <w:tcPr>
-            <w:tcW w:w="2479" w:type="dxa"/>
-            <w:tcBorders/>
-          </w:tcPr>
-          <w:p>
-            <w:pPr>
-              <w:pStyle w:val="Compact"/>
-              <w:widowControl/>
+            <w:tcW w:w="2480" w:type="dxa"/>
+            <w:tcBorders/>
+          </w:tcPr>
+          <w:p>
+            <w:pPr>
+              <w:pStyle w:val="Compact"/>
+              <w:widowControl/>
+              <w:suppressAutoHyphens w:val="true"/>
               <w:spacing w:before="36" w:after="36"/>
               <w:jc w:val="left"/>
               <w:rPr>
@@ -8626,13 +8881,14 @@
         </w:tc>
         <w:tc>
           <w:tcPr>
-            <w:tcW w:w="619" w:type="dxa"/>
-            <w:tcBorders/>
-          </w:tcPr>
-          <w:p>
-            <w:pPr>
-              <w:pStyle w:val="Compact"/>
-              <w:widowControl/>
+            <w:tcW w:w="618" w:type="dxa"/>
+            <w:tcBorders/>
+          </w:tcPr>
+          <w:p>
+            <w:pPr>
+              <w:pStyle w:val="Compact"/>
+              <w:widowControl/>
+              <w:suppressAutoHyphens w:val="true"/>
               <w:spacing w:before="36" w:after="36"/>
               <w:jc w:val="right"/>
               <w:rPr>
@@ -8657,13 +8913,14 @@
         </w:tc>
         <w:tc>
           <w:tcPr>
-            <w:tcW w:w="826" w:type="dxa"/>
-            <w:tcBorders/>
-          </w:tcPr>
-          <w:p>
-            <w:pPr>
-              <w:pStyle w:val="Compact"/>
-              <w:widowControl/>
+            <w:tcW w:w="827" w:type="dxa"/>
+            <w:tcBorders/>
+          </w:tcPr>
+          <w:p>
+            <w:pPr>
+              <w:pStyle w:val="Compact"/>
+              <w:widowControl/>
+              <w:suppressAutoHyphens w:val="true"/>
               <w:spacing w:before="36" w:after="36"/>
               <w:jc w:val="right"/>
               <w:rPr>
@@ -8695,6 +8952,7 @@
             <w:pPr>
               <w:pStyle w:val="Compact"/>
               <w:widowControl/>
+              <w:suppressAutoHyphens w:val="true"/>
               <w:spacing w:before="36" w:after="36"/>
               <w:jc w:val="right"/>
               <w:rPr>
@@ -8719,13 +8977,14 @@
         </w:tc>
         <w:tc>
           <w:tcPr>
-            <w:tcW w:w="412" w:type="dxa"/>
-            <w:tcBorders/>
-          </w:tcPr>
-          <w:p>
-            <w:pPr>
-              <w:pStyle w:val="Compact"/>
-              <w:widowControl/>
+            <w:tcW w:w="411" w:type="dxa"/>
+            <w:tcBorders/>
+          </w:tcPr>
+          <w:p>
+            <w:pPr>
+              <w:pStyle w:val="Compact"/>
+              <w:widowControl/>
+              <w:suppressAutoHyphens w:val="true"/>
               <w:spacing w:before="36" w:after="36"/>
               <w:jc w:val="right"/>
               <w:rPr>
@@ -8757,6 +9016,7 @@
             <w:pPr>
               <w:pStyle w:val="Compact"/>
               <w:widowControl/>
+              <w:suppressAutoHyphens w:val="true"/>
               <w:spacing w:before="36" w:after="36"/>
               <w:jc w:val="right"/>
               <w:rPr>
@@ -8781,13 +9041,14 @@
         </w:tc>
         <w:tc>
           <w:tcPr>
-            <w:tcW w:w="1515" w:type="dxa"/>
-            <w:tcBorders/>
-          </w:tcPr>
-          <w:p>
-            <w:pPr>
-              <w:pStyle w:val="Compact"/>
-              <w:widowControl/>
+            <w:tcW w:w="1516" w:type="dxa"/>
+            <w:tcBorders/>
+          </w:tcPr>
+          <w:p>
+            <w:pPr>
+              <w:pStyle w:val="Compact"/>
+              <w:widowControl/>
+              <w:suppressAutoHyphens w:val="true"/>
               <w:spacing w:before="36" w:after="36"/>
               <w:jc w:val="right"/>
               <w:rPr>
@@ -8815,13 +9076,14 @@
         <w:trPr/>
         <w:tc>
           <w:tcPr>
-            <w:tcW w:w="1100" w:type="dxa"/>
-            <w:tcBorders/>
-          </w:tcPr>
-          <w:p>
-            <w:pPr>
-              <w:pStyle w:val="Compact"/>
-              <w:widowControl/>
+            <w:tcW w:w="1099" w:type="dxa"/>
+            <w:tcBorders/>
+          </w:tcPr>
+          <w:p>
+            <w:pPr>
+              <w:pStyle w:val="Compact"/>
+              <w:widowControl/>
+              <w:suppressAutoHyphens w:val="true"/>
               <w:spacing w:before="36" w:after="36"/>
               <w:jc w:val="left"/>
               <w:rPr>
@@ -8846,13 +9108,14 @@
         </w:tc>
         <w:tc>
           <w:tcPr>
-            <w:tcW w:w="2479" w:type="dxa"/>
-            <w:tcBorders/>
-          </w:tcPr>
-          <w:p>
-            <w:pPr>
-              <w:pStyle w:val="Compact"/>
-              <w:widowControl/>
+            <w:tcW w:w="2480" w:type="dxa"/>
+            <w:tcBorders/>
+          </w:tcPr>
+          <w:p>
+            <w:pPr>
+              <w:pStyle w:val="Compact"/>
+              <w:widowControl/>
+              <w:suppressAutoHyphens w:val="true"/>
               <w:spacing w:before="36" w:after="36"/>
               <w:jc w:val="left"/>
               <w:rPr>
@@ -8877,13 +9140,14 @@
         </w:tc>
         <w:tc>
           <w:tcPr>
-            <w:tcW w:w="619" w:type="dxa"/>
-            <w:tcBorders/>
-          </w:tcPr>
-          <w:p>
-            <w:pPr>
-              <w:pStyle w:val="Compact"/>
-              <w:widowControl/>
+            <w:tcW w:w="618" w:type="dxa"/>
+            <w:tcBorders/>
+          </w:tcPr>
+          <w:p>
+            <w:pPr>
+              <w:pStyle w:val="Compact"/>
+              <w:widowControl/>
+              <w:suppressAutoHyphens w:val="true"/>
               <w:spacing w:before="36" w:after="36"/>
               <w:jc w:val="right"/>
               <w:rPr>
@@ -8908,13 +9172,14 @@
         </w:tc>
         <w:tc>
           <w:tcPr>
-            <w:tcW w:w="826" w:type="dxa"/>
-            <w:tcBorders/>
-          </w:tcPr>
-          <w:p>
-            <w:pPr>
-              <w:pStyle w:val="Compact"/>
-              <w:widowControl/>
+            <w:tcW w:w="827" w:type="dxa"/>
+            <w:tcBorders/>
+          </w:tcPr>
+          <w:p>
+            <w:pPr>
+              <w:pStyle w:val="Compact"/>
+              <w:widowControl/>
+              <w:suppressAutoHyphens w:val="true"/>
               <w:spacing w:before="36" w:after="36"/>
               <w:jc w:val="right"/>
               <w:rPr>
@@ -8946,6 +9211,7 @@
             <w:pPr>
               <w:pStyle w:val="Compact"/>
               <w:widowControl/>
+              <w:suppressAutoHyphens w:val="true"/>
               <w:spacing w:before="36" w:after="36"/>
               <w:jc w:val="right"/>
               <w:rPr>
@@ -8970,13 +9236,14 @@
         </w:tc>
         <w:tc>
           <w:tcPr>
-            <w:tcW w:w="412" w:type="dxa"/>
-            <w:tcBorders/>
-          </w:tcPr>
-          <w:p>
-            <w:pPr>
-              <w:pStyle w:val="Compact"/>
-              <w:widowControl/>
+            <w:tcW w:w="411" w:type="dxa"/>
+            <w:tcBorders/>
+          </w:tcPr>
+          <w:p>
+            <w:pPr>
+              <w:pStyle w:val="Compact"/>
+              <w:widowControl/>
+              <w:suppressAutoHyphens w:val="true"/>
               <w:spacing w:before="36" w:after="36"/>
               <w:jc w:val="right"/>
               <w:rPr>
@@ -9008,6 +9275,7 @@
             <w:pPr>
               <w:pStyle w:val="Compact"/>
               <w:widowControl/>
+              <w:suppressAutoHyphens w:val="true"/>
               <w:spacing w:before="36" w:after="36"/>
               <w:jc w:val="right"/>
               <w:rPr>
@@ -9032,13 +9300,14 @@
         </w:tc>
         <w:tc>
           <w:tcPr>
-            <w:tcW w:w="1515" w:type="dxa"/>
-            <w:tcBorders/>
-          </w:tcPr>
-          <w:p>
-            <w:pPr>
-              <w:pStyle w:val="Compact"/>
-              <w:widowControl/>
+            <w:tcW w:w="1516" w:type="dxa"/>
+            <w:tcBorders/>
+          </w:tcPr>
+          <w:p>
+            <w:pPr>
+              <w:pStyle w:val="Compact"/>
+              <w:widowControl/>
+              <w:suppressAutoHyphens w:val="true"/>
               <w:spacing w:before="36" w:after="36"/>
               <w:jc w:val="right"/>
               <w:rPr>
@@ -9066,13 +9335,14 @@
         <w:trPr/>
         <w:tc>
           <w:tcPr>
-            <w:tcW w:w="1100" w:type="dxa"/>
-            <w:tcBorders/>
-          </w:tcPr>
-          <w:p>
-            <w:pPr>
-              <w:pStyle w:val="Compact"/>
-              <w:widowControl/>
+            <w:tcW w:w="1099" w:type="dxa"/>
+            <w:tcBorders/>
+          </w:tcPr>
+          <w:p>
+            <w:pPr>
+              <w:pStyle w:val="Compact"/>
+              <w:widowControl/>
+              <w:suppressAutoHyphens w:val="true"/>
               <w:spacing w:before="36" w:after="36"/>
               <w:jc w:val="left"/>
               <w:rPr>
@@ -9097,13 +9367,14 @@
         </w:tc>
         <w:tc>
           <w:tcPr>
-            <w:tcW w:w="2479" w:type="dxa"/>
-            <w:tcBorders/>
-          </w:tcPr>
-          <w:p>
-            <w:pPr>
-              <w:pStyle w:val="Compact"/>
-              <w:widowControl/>
+            <w:tcW w:w="2480" w:type="dxa"/>
+            <w:tcBorders/>
+          </w:tcPr>
+          <w:p>
+            <w:pPr>
+              <w:pStyle w:val="Compact"/>
+              <w:widowControl/>
+              <w:suppressAutoHyphens w:val="true"/>
               <w:spacing w:before="36" w:after="36"/>
               <w:jc w:val="left"/>
               <w:rPr>
@@ -9128,13 +9399,14 @@
         </w:tc>
         <w:tc>
           <w:tcPr>
-            <w:tcW w:w="619" w:type="dxa"/>
-            <w:tcBorders/>
-          </w:tcPr>
-          <w:p>
-            <w:pPr>
-              <w:pStyle w:val="Compact"/>
-              <w:widowControl/>
+            <w:tcW w:w="618" w:type="dxa"/>
+            <w:tcBorders/>
+          </w:tcPr>
+          <w:p>
+            <w:pPr>
+              <w:pStyle w:val="Compact"/>
+              <w:widowControl/>
+              <w:suppressAutoHyphens w:val="true"/>
               <w:spacing w:before="36" w:after="36"/>
               <w:jc w:val="right"/>
               <w:rPr>
@@ -9159,13 +9431,14 @@
         </w:tc>
         <w:tc>
           <w:tcPr>
-            <w:tcW w:w="826" w:type="dxa"/>
-            <w:tcBorders/>
-          </w:tcPr>
-          <w:p>
-            <w:pPr>
-              <w:pStyle w:val="Compact"/>
-              <w:widowControl/>
+            <w:tcW w:w="827" w:type="dxa"/>
+            <w:tcBorders/>
+          </w:tcPr>
+          <w:p>
+            <w:pPr>
+              <w:pStyle w:val="Compact"/>
+              <w:widowControl/>
+              <w:suppressAutoHyphens w:val="true"/>
               <w:spacing w:before="36" w:after="36"/>
               <w:jc w:val="right"/>
               <w:rPr>
@@ -9197,6 +9470,7 @@
             <w:pPr>
               <w:pStyle w:val="Compact"/>
               <w:widowControl/>
+              <w:suppressAutoHyphens w:val="true"/>
               <w:spacing w:before="36" w:after="36"/>
               <w:jc w:val="right"/>
               <w:rPr>
@@ -9221,13 +9495,14 @@
         </w:tc>
         <w:tc>
           <w:tcPr>
-            <w:tcW w:w="412" w:type="dxa"/>
-            <w:tcBorders/>
-          </w:tcPr>
-          <w:p>
-            <w:pPr>
-              <w:pStyle w:val="Compact"/>
-              <w:widowControl/>
+            <w:tcW w:w="411" w:type="dxa"/>
+            <w:tcBorders/>
+          </w:tcPr>
+          <w:p>
+            <w:pPr>
+              <w:pStyle w:val="Compact"/>
+              <w:widowControl/>
+              <w:suppressAutoHyphens w:val="true"/>
               <w:spacing w:before="36" w:after="36"/>
               <w:jc w:val="right"/>
               <w:rPr>
@@ -9259,6 +9534,7 @@
             <w:pPr>
               <w:pStyle w:val="Compact"/>
               <w:widowControl/>
+              <w:suppressAutoHyphens w:val="true"/>
               <w:spacing w:before="36" w:after="36"/>
               <w:jc w:val="right"/>
               <w:rPr>
@@ -9283,13 +9559,14 @@
         </w:tc>
         <w:tc>
           <w:tcPr>
-            <w:tcW w:w="1515" w:type="dxa"/>
-            <w:tcBorders/>
-          </w:tcPr>
-          <w:p>
-            <w:pPr>
-              <w:pStyle w:val="Compact"/>
-              <w:widowControl/>
+            <w:tcW w:w="1516" w:type="dxa"/>
+            <w:tcBorders/>
+          </w:tcPr>
+          <w:p>
+            <w:pPr>
+              <w:pStyle w:val="Compact"/>
+              <w:widowControl/>
+              <w:suppressAutoHyphens w:val="true"/>
               <w:spacing w:before="36" w:after="36"/>
               <w:jc w:val="right"/>
               <w:rPr>
@@ -9317,13 +9594,14 @@
         <w:trPr/>
         <w:tc>
           <w:tcPr>
-            <w:tcW w:w="1100" w:type="dxa"/>
-            <w:tcBorders/>
-          </w:tcPr>
-          <w:p>
-            <w:pPr>
-              <w:pStyle w:val="Compact"/>
-              <w:widowControl/>
+            <w:tcW w:w="1099" w:type="dxa"/>
+            <w:tcBorders/>
+          </w:tcPr>
+          <w:p>
+            <w:pPr>
+              <w:pStyle w:val="Compact"/>
+              <w:widowControl/>
+              <w:suppressAutoHyphens w:val="true"/>
               <w:spacing w:before="36" w:after="36"/>
               <w:jc w:val="left"/>
               <w:rPr>
@@ -9348,13 +9626,14 @@
         </w:tc>
         <w:tc>
           <w:tcPr>
-            <w:tcW w:w="2479" w:type="dxa"/>
-            <w:tcBorders/>
-          </w:tcPr>
-          <w:p>
-            <w:pPr>
-              <w:pStyle w:val="Compact"/>
-              <w:widowControl/>
+            <w:tcW w:w="2480" w:type="dxa"/>
+            <w:tcBorders/>
+          </w:tcPr>
+          <w:p>
+            <w:pPr>
+              <w:pStyle w:val="Compact"/>
+              <w:widowControl/>
+              <w:suppressAutoHyphens w:val="true"/>
               <w:spacing w:before="36" w:after="36"/>
               <w:jc w:val="left"/>
               <w:rPr>
@@ -9379,13 +9658,14 @@
         </w:tc>
         <w:tc>
           <w:tcPr>
-            <w:tcW w:w="619" w:type="dxa"/>
-            <w:tcBorders/>
-          </w:tcPr>
-          <w:p>
-            <w:pPr>
-              <w:pStyle w:val="Compact"/>
-              <w:widowControl/>
+            <w:tcW w:w="618" w:type="dxa"/>
+            <w:tcBorders/>
+          </w:tcPr>
+          <w:p>
+            <w:pPr>
+              <w:pStyle w:val="Compact"/>
+              <w:widowControl/>
+              <w:suppressAutoHyphens w:val="true"/>
               <w:spacing w:before="36" w:after="36"/>
               <w:jc w:val="right"/>
               <w:rPr>
@@ -9410,13 +9690,14 @@
         </w:tc>
         <w:tc>
           <w:tcPr>
-            <w:tcW w:w="826" w:type="dxa"/>
-            <w:tcBorders/>
-          </w:tcPr>
-          <w:p>
-            <w:pPr>
-              <w:pStyle w:val="Compact"/>
-              <w:widowControl/>
+            <w:tcW w:w="827" w:type="dxa"/>
+            <w:tcBorders/>
+          </w:tcPr>
+          <w:p>
+            <w:pPr>
+              <w:pStyle w:val="Compact"/>
+              <w:widowControl/>
+              <w:suppressAutoHyphens w:val="true"/>
               <w:spacing w:before="36" w:after="36"/>
               <w:jc w:val="right"/>
               <w:rPr>
@@ -9448,6 +9729,7 @@
             <w:pPr>
               <w:pStyle w:val="Compact"/>
               <w:widowControl/>
+              <w:suppressAutoHyphens w:val="true"/>
               <w:spacing w:before="36" w:after="36"/>
               <w:jc w:val="right"/>
               <w:rPr>
@@ -9472,13 +9754,14 @@
         </w:tc>
         <w:tc>
           <w:tcPr>
-            <w:tcW w:w="412" w:type="dxa"/>
-            <w:tcBorders/>
-          </w:tcPr>
-          <w:p>
-            <w:pPr>
-              <w:pStyle w:val="Compact"/>
-              <w:widowControl/>
+            <w:tcW w:w="411" w:type="dxa"/>
+            <w:tcBorders/>
+          </w:tcPr>
+          <w:p>
+            <w:pPr>
+              <w:pStyle w:val="Compact"/>
+              <w:widowControl/>
+              <w:suppressAutoHyphens w:val="true"/>
               <w:spacing w:before="36" w:after="36"/>
               <w:jc w:val="right"/>
               <w:rPr>
@@ -9510,6 +9793,7 @@
             <w:pPr>
               <w:pStyle w:val="Compact"/>
               <w:widowControl/>
+              <w:suppressAutoHyphens w:val="true"/>
               <w:spacing w:before="36" w:after="36"/>
               <w:jc w:val="right"/>
               <w:rPr>
@@ -9534,13 +9818,14 @@
         </w:tc>
         <w:tc>
           <w:tcPr>
-            <w:tcW w:w="1515" w:type="dxa"/>
-            <w:tcBorders/>
-          </w:tcPr>
-          <w:p>
-            <w:pPr>
-              <w:pStyle w:val="Compact"/>
-              <w:widowControl/>
+            <w:tcW w:w="1516" w:type="dxa"/>
+            <w:tcBorders/>
+          </w:tcPr>
+          <w:p>
+            <w:pPr>
+              <w:pStyle w:val="Compact"/>
+              <w:widowControl/>
+              <w:suppressAutoHyphens w:val="true"/>
               <w:spacing w:before="36" w:after="36"/>
               <w:jc w:val="right"/>
               <w:rPr>
@@ -9568,13 +9853,14 @@
         <w:trPr/>
         <w:tc>
           <w:tcPr>
-            <w:tcW w:w="1100" w:type="dxa"/>
-            <w:tcBorders/>
-          </w:tcPr>
-          <w:p>
-            <w:pPr>
-              <w:pStyle w:val="Compact"/>
-              <w:widowControl/>
+            <w:tcW w:w="1099" w:type="dxa"/>
+            <w:tcBorders/>
+          </w:tcPr>
+          <w:p>
+            <w:pPr>
+              <w:pStyle w:val="Compact"/>
+              <w:widowControl/>
+              <w:suppressAutoHyphens w:val="true"/>
               <w:spacing w:before="36" w:after="36"/>
               <w:jc w:val="left"/>
               <w:rPr>
@@ -9599,13 +9885,14 @@
         </w:tc>
         <w:tc>
           <w:tcPr>
-            <w:tcW w:w="2479" w:type="dxa"/>
-            <w:tcBorders/>
-          </w:tcPr>
-          <w:p>
-            <w:pPr>
-              <w:pStyle w:val="Compact"/>
-              <w:widowControl/>
+            <w:tcW w:w="2480" w:type="dxa"/>
+            <w:tcBorders/>
+          </w:tcPr>
+          <w:p>
+            <w:pPr>
+              <w:pStyle w:val="Compact"/>
+              <w:widowControl/>
+              <w:suppressAutoHyphens w:val="true"/>
               <w:spacing w:before="36" w:after="36"/>
               <w:jc w:val="left"/>
               <w:rPr>
@@ -9630,13 +9917,14 @@
         </w:tc>
         <w:tc>
           <w:tcPr>
-            <w:tcW w:w="619" w:type="dxa"/>
-            <w:tcBorders/>
-          </w:tcPr>
-          <w:p>
-            <w:pPr>
-              <w:pStyle w:val="Compact"/>
-              <w:widowControl/>
+            <w:tcW w:w="618" w:type="dxa"/>
+            <w:tcBorders/>
+          </w:tcPr>
+          <w:p>
+            <w:pPr>
+              <w:pStyle w:val="Compact"/>
+              <w:widowControl/>
+              <w:suppressAutoHyphens w:val="true"/>
               <w:spacing w:before="36" w:after="36"/>
               <w:jc w:val="right"/>
               <w:rPr>
@@ -9661,13 +9949,14 @@
         </w:tc>
         <w:tc>
           <w:tcPr>
-            <w:tcW w:w="826" w:type="dxa"/>
-            <w:tcBorders/>
-          </w:tcPr>
-          <w:p>
-            <w:pPr>
-              <w:pStyle w:val="Compact"/>
-              <w:widowControl/>
+            <w:tcW w:w="827" w:type="dxa"/>
+            <w:tcBorders/>
+          </w:tcPr>
+          <w:p>
+            <w:pPr>
+              <w:pStyle w:val="Compact"/>
+              <w:widowControl/>
+              <w:suppressAutoHyphens w:val="true"/>
               <w:spacing w:before="36" w:after="36"/>
               <w:jc w:val="right"/>
               <w:rPr>
@@ -9699,6 +9988,7 @@
             <w:pPr>
               <w:pStyle w:val="Compact"/>
               <w:widowControl/>
+              <w:suppressAutoHyphens w:val="true"/>
               <w:spacing w:before="36" w:after="36"/>
               <w:jc w:val="right"/>
               <w:rPr>
@@ -9723,13 +10013,14 @@
         </w:tc>
         <w:tc>
           <w:tcPr>
-            <w:tcW w:w="412" w:type="dxa"/>
-            <w:tcBorders/>
-          </w:tcPr>
-          <w:p>
-            <w:pPr>
-              <w:pStyle w:val="Compact"/>
-              <w:widowControl/>
+            <w:tcW w:w="411" w:type="dxa"/>
+            <w:tcBorders/>
+          </w:tcPr>
+          <w:p>
+            <w:pPr>
+              <w:pStyle w:val="Compact"/>
+              <w:widowControl/>
+              <w:suppressAutoHyphens w:val="true"/>
               <w:spacing w:before="36" w:after="36"/>
               <w:jc w:val="right"/>
               <w:rPr>
@@ -9761,6 +10052,7 @@
             <w:pPr>
               <w:pStyle w:val="Compact"/>
               <w:widowControl/>
+              <w:suppressAutoHyphens w:val="true"/>
               <w:spacing w:before="36" w:after="36"/>
               <w:jc w:val="right"/>
               <w:rPr>
@@ -9785,13 +10077,14 @@
         </w:tc>
         <w:tc>
           <w:tcPr>
-            <w:tcW w:w="1515" w:type="dxa"/>
-            <w:tcBorders/>
-          </w:tcPr>
-          <w:p>
-            <w:pPr>
-              <w:pStyle w:val="Compact"/>
-              <w:widowControl/>
+            <w:tcW w:w="1516" w:type="dxa"/>
+            <w:tcBorders/>
+          </w:tcPr>
+          <w:p>
+            <w:pPr>
+              <w:pStyle w:val="Compact"/>
+              <w:widowControl/>
+              <w:suppressAutoHyphens w:val="true"/>
               <w:spacing w:before="36" w:after="36"/>
               <w:jc w:val="right"/>
               <w:rPr>
@@ -9819,13 +10112,14 @@
         <w:trPr/>
         <w:tc>
           <w:tcPr>
-            <w:tcW w:w="1100" w:type="dxa"/>
-            <w:tcBorders/>
-          </w:tcPr>
-          <w:p>
-            <w:pPr>
-              <w:pStyle w:val="Compact"/>
-              <w:widowControl/>
+            <w:tcW w:w="1099" w:type="dxa"/>
+            <w:tcBorders/>
+          </w:tcPr>
+          <w:p>
+            <w:pPr>
+              <w:pStyle w:val="Compact"/>
+              <w:widowControl/>
+              <w:suppressAutoHyphens w:val="true"/>
               <w:spacing w:before="36" w:after="36"/>
               <w:jc w:val="left"/>
               <w:rPr>
@@ -9850,13 +10144,14 @@
         </w:tc>
         <w:tc>
           <w:tcPr>
-            <w:tcW w:w="2479" w:type="dxa"/>
-            <w:tcBorders/>
-          </w:tcPr>
-          <w:p>
-            <w:pPr>
-              <w:pStyle w:val="Compact"/>
-              <w:widowControl/>
+            <w:tcW w:w="2480" w:type="dxa"/>
+            <w:tcBorders/>
+          </w:tcPr>
+          <w:p>
+            <w:pPr>
+              <w:pStyle w:val="Compact"/>
+              <w:widowControl/>
+              <w:suppressAutoHyphens w:val="true"/>
               <w:spacing w:before="36" w:after="36"/>
               <w:jc w:val="left"/>
               <w:rPr>
@@ -9881,13 +10176,14 @@
         </w:tc>
         <w:tc>
           <w:tcPr>
-            <w:tcW w:w="619" w:type="dxa"/>
-            <w:tcBorders/>
-          </w:tcPr>
-          <w:p>
-            <w:pPr>
-              <w:pStyle w:val="Compact"/>
-              <w:widowControl/>
+            <w:tcW w:w="618" w:type="dxa"/>
+            <w:tcBorders/>
+          </w:tcPr>
+          <w:p>
+            <w:pPr>
+              <w:pStyle w:val="Compact"/>
+              <w:widowControl/>
+              <w:suppressAutoHyphens w:val="true"/>
               <w:spacing w:before="36" w:after="36"/>
               <w:jc w:val="right"/>
               <w:rPr>
@@ -9912,13 +10208,14 @@
         </w:tc>
         <w:tc>
           <w:tcPr>
-            <w:tcW w:w="826" w:type="dxa"/>
-            <w:tcBorders/>
-          </w:tcPr>
-          <w:p>
-            <w:pPr>
-              <w:pStyle w:val="Compact"/>
-              <w:widowControl/>
+            <w:tcW w:w="827" w:type="dxa"/>
+            <w:tcBorders/>
+          </w:tcPr>
+          <w:p>
+            <w:pPr>
+              <w:pStyle w:val="Compact"/>
+              <w:widowControl/>
+              <w:suppressAutoHyphens w:val="true"/>
               <w:spacing w:before="36" w:after="36"/>
               <w:jc w:val="right"/>
               <w:rPr>
@@ -9950,6 +10247,7 @@
             <w:pPr>
               <w:pStyle w:val="Compact"/>
               <w:widowControl/>
+              <w:suppressAutoHyphens w:val="true"/>
               <w:spacing w:before="36" w:after="36"/>
               <w:jc w:val="right"/>
               <w:rPr>
@@ -9974,13 +10272,14 @@
         </w:tc>
         <w:tc>
           <w:tcPr>
-            <w:tcW w:w="412" w:type="dxa"/>
-            <w:tcBorders/>
-          </w:tcPr>
-          <w:p>
-            <w:pPr>
-              <w:pStyle w:val="Compact"/>
-              <w:widowControl/>
+            <w:tcW w:w="411" w:type="dxa"/>
+            <w:tcBorders/>
+          </w:tcPr>
+          <w:p>
+            <w:pPr>
+              <w:pStyle w:val="Compact"/>
+              <w:widowControl/>
+              <w:suppressAutoHyphens w:val="true"/>
               <w:spacing w:before="36" w:after="36"/>
               <w:jc w:val="right"/>
               <w:rPr>
@@ -10012,6 +10311,7 @@
             <w:pPr>
               <w:pStyle w:val="Compact"/>
               <w:widowControl/>
+              <w:suppressAutoHyphens w:val="true"/>
               <w:spacing w:before="36" w:after="36"/>
               <w:jc w:val="right"/>
               <w:rPr>
@@ -10036,13 +10336,14 @@
         </w:tc>
         <w:tc>
           <w:tcPr>
-            <w:tcW w:w="1515" w:type="dxa"/>
-            <w:tcBorders/>
-          </w:tcPr>
-          <w:p>
-            <w:pPr>
-              <w:pStyle w:val="Compact"/>
-              <w:widowControl/>
+            <w:tcW w:w="1516" w:type="dxa"/>
+            <w:tcBorders/>
+          </w:tcPr>
+          <w:p>
+            <w:pPr>
+              <w:pStyle w:val="Compact"/>
+              <w:widowControl/>
+              <w:suppressAutoHyphens w:val="true"/>
               <w:spacing w:before="36" w:after="36"/>
               <w:jc w:val="right"/>
               <w:rPr>
@@ -10127,6 +10428,7 @@
             <w:pPr>
               <w:pStyle w:val="Compact"/>
               <w:widowControl/>
+              <w:suppressAutoHyphens w:val="true"/>
               <w:spacing w:before="36" w:after="36"/>
               <w:jc w:val="left"/>
               <w:rPr>
@@ -10161,6 +10463,7 @@
             <w:pPr>
               <w:pStyle w:val="Compact"/>
               <w:widowControl/>
+              <w:suppressAutoHyphens w:val="true"/>
               <w:spacing w:before="36" w:after="36"/>
               <w:jc w:val="left"/>
               <w:rPr>
@@ -10195,6 +10498,7 @@
             <w:pPr>
               <w:pStyle w:val="Compact"/>
               <w:widowControl/>
+              <w:suppressAutoHyphens w:val="true"/>
               <w:spacing w:before="36" w:after="36"/>
               <w:jc w:val="right"/>
               <w:rPr>
@@ -10229,6 +10533,7 @@
             <w:pPr>
               <w:pStyle w:val="Compact"/>
               <w:widowControl/>
+              <w:suppressAutoHyphens w:val="true"/>
               <w:spacing w:before="36" w:after="36"/>
               <w:jc w:val="right"/>
               <w:rPr>
@@ -10263,6 +10568,7 @@
             <w:pPr>
               <w:pStyle w:val="Compact"/>
               <w:widowControl/>
+              <w:suppressAutoHyphens w:val="true"/>
               <w:spacing w:before="36" w:after="36"/>
               <w:jc w:val="left"/>
               <w:rPr>
@@ -10294,6 +10600,7 @@
             <w:pPr>
               <w:pStyle w:val="Compact"/>
               <w:widowControl/>
+              <w:suppressAutoHyphens w:val="true"/>
               <w:spacing w:before="36" w:after="36"/>
               <w:jc w:val="left"/>
               <w:rPr>
@@ -10325,6 +10632,7 @@
             <w:pPr>
               <w:pStyle w:val="Compact"/>
               <w:widowControl/>
+              <w:suppressAutoHyphens w:val="true"/>
               <w:spacing w:before="36" w:after="36"/>
               <w:jc w:val="right"/>
               <w:rPr>
@@ -10356,6 +10664,7 @@
             <w:pPr>
               <w:pStyle w:val="Compact"/>
               <w:widowControl/>
+              <w:suppressAutoHyphens w:val="true"/>
               <w:spacing w:before="36" w:after="36"/>
               <w:jc w:val="right"/>
               <w:rPr>
@@ -10390,6 +10699,7 @@
             <w:pPr>
               <w:pStyle w:val="Compact"/>
               <w:widowControl/>
+              <w:suppressAutoHyphens w:val="true"/>
               <w:spacing w:before="36" w:after="36"/>
               <w:jc w:val="left"/>
               <w:rPr>
@@ -10421,6 +10731,7 @@
             <w:pPr>
               <w:pStyle w:val="Compact"/>
               <w:widowControl/>
+              <w:suppressAutoHyphens w:val="true"/>
               <w:spacing w:before="36" w:after="36"/>
               <w:jc w:val="left"/>
               <w:rPr>
@@ -10452,6 +10763,7 @@
             <w:pPr>
               <w:pStyle w:val="Compact"/>
               <w:widowControl/>
+              <w:suppressAutoHyphens w:val="true"/>
               <w:spacing w:before="36" w:after="36"/>
               <w:jc w:val="right"/>
               <w:rPr>
@@ -10483,6 +10795,7 @@
             <w:pPr>
               <w:pStyle w:val="Compact"/>
               <w:widowControl/>
+              <w:suppressAutoHyphens w:val="true"/>
               <w:spacing w:before="36" w:after="36"/>
               <w:jc w:val="right"/>
               <w:rPr>
@@ -10517,6 +10830,7 @@
             <w:pPr>
               <w:pStyle w:val="Compact"/>
               <w:widowControl/>
+              <w:suppressAutoHyphens w:val="true"/>
               <w:spacing w:before="36" w:after="36"/>
               <w:jc w:val="left"/>
               <w:rPr>
@@ -10548,6 +10862,7 @@
             <w:pPr>
               <w:pStyle w:val="Compact"/>
               <w:widowControl/>
+              <w:suppressAutoHyphens w:val="true"/>
               <w:spacing w:before="36" w:after="36"/>
               <w:jc w:val="left"/>
               <w:rPr>
@@ -10579,6 +10894,7 @@
             <w:pPr>
               <w:pStyle w:val="Compact"/>
               <w:widowControl/>
+              <w:suppressAutoHyphens w:val="true"/>
               <w:spacing w:before="36" w:after="36"/>
               <w:jc w:val="right"/>
               <w:rPr>
@@ -10610,6 +10926,7 @@
             <w:pPr>
               <w:pStyle w:val="Compact"/>
               <w:widowControl/>
+              <w:suppressAutoHyphens w:val="true"/>
               <w:spacing w:before="36" w:after="36"/>
               <w:jc w:val="right"/>
               <w:rPr>
@@ -10644,6 +10961,7 @@
             <w:pPr>
               <w:pStyle w:val="Compact"/>
               <w:widowControl/>
+              <w:suppressAutoHyphens w:val="true"/>
               <w:spacing w:before="36" w:after="36"/>
               <w:jc w:val="left"/>
               <w:rPr>
@@ -10675,6 +10993,7 @@
             <w:pPr>
               <w:pStyle w:val="Compact"/>
               <w:widowControl/>
+              <w:suppressAutoHyphens w:val="true"/>
               <w:spacing w:before="36" w:after="36"/>
               <w:jc w:val="left"/>
               <w:rPr>
@@ -10706,6 +11025,7 @@
             <w:pPr>
               <w:pStyle w:val="Compact"/>
               <w:widowControl/>
+              <w:suppressAutoHyphens w:val="true"/>
               <w:spacing w:before="36" w:after="36"/>
               <w:jc w:val="right"/>
               <w:rPr>
@@ -10737,6 +11057,7 @@
             <w:pPr>
               <w:pStyle w:val="Compact"/>
               <w:widowControl/>
+              <w:suppressAutoHyphens w:val="true"/>
               <w:spacing w:before="36" w:after="36"/>
               <w:jc w:val="right"/>
               <w:rPr>
@@ -10771,6 +11092,7 @@
             <w:pPr>
               <w:pStyle w:val="Compact"/>
               <w:widowControl/>
+              <w:suppressAutoHyphens w:val="true"/>
               <w:spacing w:before="36" w:after="36"/>
               <w:jc w:val="left"/>
               <w:rPr>
@@ -10802,6 +11124,7 @@
             <w:pPr>
               <w:pStyle w:val="Compact"/>
               <w:widowControl/>
+              <w:suppressAutoHyphens w:val="true"/>
               <w:spacing w:before="36" w:after="36"/>
               <w:jc w:val="left"/>
               <w:rPr>
@@ -10833,6 +11156,7 @@
             <w:pPr>
               <w:pStyle w:val="Compact"/>
               <w:widowControl/>
+              <w:suppressAutoHyphens w:val="true"/>
               <w:spacing w:before="36" w:after="36"/>
               <w:jc w:val="right"/>
               <w:rPr>
@@ -10864,6 +11188,7 @@
             <w:pPr>
               <w:pStyle w:val="Compact"/>
               <w:widowControl/>
+              <w:suppressAutoHyphens w:val="true"/>
               <w:spacing w:before="36" w:after="36"/>
               <w:jc w:val="right"/>
               <w:rPr>
@@ -10898,6 +11223,7 @@
             <w:pPr>
               <w:pStyle w:val="Compact"/>
               <w:widowControl/>
+              <w:suppressAutoHyphens w:val="true"/>
               <w:spacing w:before="36" w:after="36"/>
               <w:jc w:val="left"/>
               <w:rPr>
@@ -10929,6 +11255,7 @@
             <w:pPr>
               <w:pStyle w:val="Compact"/>
               <w:widowControl/>
+              <w:suppressAutoHyphens w:val="true"/>
               <w:spacing w:before="36" w:after="36"/>
               <w:jc w:val="left"/>
               <w:rPr>
@@ -10960,6 +11287,7 @@
             <w:pPr>
               <w:pStyle w:val="Compact"/>
               <w:widowControl/>
+              <w:suppressAutoHyphens w:val="true"/>
               <w:spacing w:before="36" w:after="36"/>
               <w:jc w:val="right"/>
               <w:rPr>
@@ -10991,6 +11319,7 @@
             <w:pPr>
               <w:pStyle w:val="Compact"/>
               <w:widowControl/>
+              <w:suppressAutoHyphens w:val="true"/>
               <w:spacing w:before="36" w:after="36"/>
               <w:jc w:val="right"/>
               <w:rPr>
@@ -11025,6 +11354,7 @@
             <w:pPr>
               <w:pStyle w:val="Compact"/>
               <w:widowControl/>
+              <w:suppressAutoHyphens w:val="true"/>
               <w:spacing w:before="36" w:after="36"/>
               <w:jc w:val="left"/>
               <w:rPr>
@@ -11056,6 +11386,7 @@
             <w:pPr>
               <w:pStyle w:val="Compact"/>
               <w:widowControl/>
+              <w:suppressAutoHyphens w:val="true"/>
               <w:spacing w:before="36" w:after="36"/>
               <w:jc w:val="left"/>
               <w:rPr>
@@ -11087,6 +11418,7 @@
             <w:pPr>
               <w:pStyle w:val="Compact"/>
               <w:widowControl/>
+              <w:suppressAutoHyphens w:val="true"/>
               <w:spacing w:before="36" w:after="36"/>
               <w:jc w:val="right"/>
               <w:rPr>
@@ -11118,6 +11450,7 @@
             <w:pPr>
               <w:pStyle w:val="Compact"/>
               <w:widowControl/>
+              <w:suppressAutoHyphens w:val="true"/>
               <w:spacing w:before="36" w:after="36"/>
               <w:jc w:val="right"/>
               <w:rPr>
@@ -11152,6 +11485,7 @@
             <w:pPr>
               <w:pStyle w:val="Compact"/>
               <w:widowControl/>
+              <w:suppressAutoHyphens w:val="true"/>
               <w:spacing w:before="36" w:after="36"/>
               <w:jc w:val="left"/>
               <w:rPr>
@@ -11183,6 +11517,7 @@
             <w:pPr>
               <w:pStyle w:val="Compact"/>
               <w:widowControl/>
+              <w:suppressAutoHyphens w:val="true"/>
               <w:spacing w:before="36" w:after="36"/>
               <w:jc w:val="left"/>
               <w:rPr>
@@ -11214,6 +11549,7 @@
             <w:pPr>
               <w:pStyle w:val="Compact"/>
               <w:widowControl/>
+              <w:suppressAutoHyphens w:val="true"/>
               <w:spacing w:before="36" w:after="36"/>
               <w:jc w:val="right"/>
               <w:rPr>
@@ -11245,6 +11581,7 @@
             <w:pPr>
               <w:pStyle w:val="Compact"/>
               <w:widowControl/>
+              <w:suppressAutoHyphens w:val="true"/>
               <w:spacing w:before="36" w:after="36"/>
               <w:jc w:val="right"/>
               <w:rPr>
@@ -11279,6 +11616,7 @@
             <w:pPr>
               <w:pStyle w:val="Compact"/>
               <w:widowControl/>
+              <w:suppressAutoHyphens w:val="true"/>
               <w:spacing w:before="36" w:after="36"/>
               <w:jc w:val="left"/>
               <w:rPr>
@@ -11310,6 +11648,7 @@
             <w:pPr>
               <w:pStyle w:val="Compact"/>
               <w:widowControl/>
+              <w:suppressAutoHyphens w:val="true"/>
               <w:spacing w:before="36" w:after="36"/>
               <w:jc w:val="left"/>
               <w:rPr>
@@ -11341,6 +11680,7 @@
             <w:pPr>
               <w:pStyle w:val="Compact"/>
               <w:widowControl/>
+              <w:suppressAutoHyphens w:val="true"/>
               <w:spacing w:before="36" w:after="36"/>
               <w:jc w:val="right"/>
               <w:rPr>
@@ -11372,6 +11712,7 @@
             <w:pPr>
               <w:pStyle w:val="Compact"/>
               <w:widowControl/>
+              <w:suppressAutoHyphens w:val="true"/>
               <w:spacing w:before="36" w:after="36"/>
               <w:jc w:val="right"/>
               <w:rPr>
@@ -11406,6 +11747,7 @@
             <w:pPr>
               <w:pStyle w:val="Compact"/>
               <w:widowControl/>
+              <w:suppressAutoHyphens w:val="true"/>
               <w:spacing w:before="36" w:after="36"/>
               <w:jc w:val="left"/>
               <w:rPr>
@@ -11437,6 +11779,7 @@
             <w:pPr>
               <w:pStyle w:val="Compact"/>
               <w:widowControl/>
+              <w:suppressAutoHyphens w:val="true"/>
               <w:spacing w:before="36" w:after="36"/>
               <w:jc w:val="left"/>
               <w:rPr>
@@ -11468,6 +11811,7 @@
             <w:pPr>
               <w:pStyle w:val="Compact"/>
               <w:widowControl/>
+              <w:suppressAutoHyphens w:val="true"/>
               <w:spacing w:before="36" w:after="36"/>
               <w:jc w:val="right"/>
               <w:rPr>
@@ -11499,6 +11843,7 @@
             <w:pPr>
               <w:pStyle w:val="Compact"/>
               <w:widowControl/>
+              <w:suppressAutoHyphens w:val="true"/>
               <w:spacing w:before="36" w:after="36"/>
               <w:jc w:val="right"/>
               <w:rPr>
@@ -11533,6 +11878,7 @@
             <w:pPr>
               <w:pStyle w:val="Compact"/>
               <w:widowControl/>
+              <w:suppressAutoHyphens w:val="true"/>
               <w:spacing w:before="36" w:after="36"/>
               <w:jc w:val="left"/>
               <w:rPr>
@@ -11564,6 +11910,7 @@
             <w:pPr>
               <w:pStyle w:val="Compact"/>
               <w:widowControl/>
+              <w:suppressAutoHyphens w:val="true"/>
               <w:spacing w:before="36" w:after="36"/>
               <w:jc w:val="left"/>
               <w:rPr>
@@ -11595,6 +11942,7 @@
             <w:pPr>
               <w:pStyle w:val="Compact"/>
               <w:widowControl/>
+              <w:suppressAutoHyphens w:val="true"/>
               <w:spacing w:before="36" w:after="36"/>
               <w:jc w:val="right"/>
               <w:rPr>
@@ -11626,6 +11974,7 @@
             <w:pPr>
               <w:pStyle w:val="Compact"/>
               <w:widowControl/>
+              <w:suppressAutoHyphens w:val="true"/>
               <w:spacing w:before="36" w:after="36"/>
               <w:jc w:val="right"/>
               <w:rPr>
@@ -11660,6 +12009,7 @@
             <w:pPr>
               <w:pStyle w:val="Compact"/>
               <w:widowControl/>
+              <w:suppressAutoHyphens w:val="true"/>
               <w:spacing w:before="36" w:after="36"/>
               <w:jc w:val="left"/>
               <w:rPr>
@@ -11691,6 +12041,7 @@
             <w:pPr>
               <w:pStyle w:val="Compact"/>
               <w:widowControl/>
+              <w:suppressAutoHyphens w:val="true"/>
               <w:spacing w:before="36" w:after="36"/>
               <w:jc w:val="left"/>
               <w:rPr>
@@ -11722,6 +12073,7 @@
             <w:pPr>
               <w:pStyle w:val="Compact"/>
               <w:widowControl/>
+              <w:suppressAutoHyphens w:val="true"/>
               <w:spacing w:before="36" w:after="36"/>
               <w:jc w:val="right"/>
               <w:rPr>
@@ -11753,6 +12105,7 @@
             <w:pPr>
               <w:pStyle w:val="Compact"/>
               <w:widowControl/>
+              <w:suppressAutoHyphens w:val="true"/>
               <w:spacing w:before="36" w:after="36"/>
               <w:jc w:val="right"/>
               <w:rPr>
@@ -11787,6 +12140,7 @@
             <w:pPr>
               <w:pStyle w:val="Compact"/>
               <w:widowControl/>
+              <w:suppressAutoHyphens w:val="true"/>
               <w:spacing w:before="36" w:after="36"/>
               <w:jc w:val="left"/>
               <w:rPr>
@@ -11818,6 +12172,7 @@
             <w:pPr>
               <w:pStyle w:val="Compact"/>
               <w:widowControl/>
+              <w:suppressAutoHyphens w:val="true"/>
               <w:spacing w:before="36" w:after="36"/>
               <w:jc w:val="left"/>
               <w:rPr>
@@ -11849,6 +12204,7 @@
             <w:pPr>
               <w:pStyle w:val="Compact"/>
               <w:widowControl/>
+              <w:suppressAutoHyphens w:val="true"/>
               <w:spacing w:before="36" w:after="36"/>
               <w:jc w:val="right"/>
               <w:rPr>
@@ -11880,6 +12236,7 @@
             <w:pPr>
               <w:pStyle w:val="Compact"/>
               <w:widowControl/>
+              <w:suppressAutoHyphens w:val="true"/>
               <w:spacing w:before="36" w:after="36"/>
               <w:jc w:val="right"/>
               <w:rPr>
@@ -11914,6 +12271,7 @@
             <w:pPr>
               <w:pStyle w:val="Compact"/>
               <w:widowControl/>
+              <w:suppressAutoHyphens w:val="true"/>
               <w:spacing w:before="36" w:after="36"/>
               <w:jc w:val="left"/>
               <w:rPr>
@@ -11945,6 +12303,7 @@
             <w:pPr>
               <w:pStyle w:val="Compact"/>
               <w:widowControl/>
+              <w:suppressAutoHyphens w:val="true"/>
               <w:spacing w:before="36" w:after="36"/>
               <w:jc w:val="left"/>
               <w:rPr>
@@ -11976,6 +12335,7 @@
             <w:pPr>
               <w:pStyle w:val="Compact"/>
               <w:widowControl/>
+              <w:suppressAutoHyphens w:val="true"/>
               <w:spacing w:before="36" w:after="36"/>
               <w:jc w:val="right"/>
               <w:rPr>
@@ -12007,6 +12367,7 @@
             <w:pPr>
               <w:pStyle w:val="Compact"/>
               <w:widowControl/>
+              <w:suppressAutoHyphens w:val="true"/>
               <w:spacing w:before="36" w:after="36"/>
               <w:jc w:val="right"/>
               <w:rPr>
@@ -12098,6 +12459,7 @@
             <w:pPr>
               <w:pStyle w:val="Compact"/>
               <w:widowControl/>
+              <w:suppressAutoHyphens w:val="true"/>
               <w:spacing w:before="36" w:after="36"/>
               <w:jc w:val="left"/>
               <w:rPr>
@@ -12132,6 +12494,7 @@
             <w:pPr>
               <w:pStyle w:val="Compact"/>
               <w:widowControl/>
+              <w:suppressAutoHyphens w:val="true"/>
               <w:spacing w:before="36" w:after="36"/>
               <w:jc w:val="right"/>
               <w:rPr>
@@ -12166,6 +12529,7 @@
             <w:pPr>
               <w:pStyle w:val="Compact"/>
               <w:widowControl/>
+              <w:suppressAutoHyphens w:val="true"/>
               <w:spacing w:before="36" w:after="36"/>
               <w:jc w:val="right"/>
               <w:rPr>
@@ -12200,6 +12564,7 @@
             <w:pPr>
               <w:pStyle w:val="Compact"/>
               <w:widowControl/>
+              <w:suppressAutoHyphens w:val="true"/>
               <w:spacing w:before="36" w:after="36"/>
               <w:jc w:val="right"/>
               <w:rPr>
@@ -12234,6 +12599,7 @@
             <w:pPr>
               <w:pStyle w:val="Compact"/>
               <w:widowControl/>
+              <w:suppressAutoHyphens w:val="true"/>
               <w:spacing w:before="36" w:after="36"/>
               <w:jc w:val="left"/>
               <w:rPr>
@@ -12265,6 +12631,7 @@
             <w:pPr>
               <w:pStyle w:val="Compact"/>
               <w:widowControl/>
+              <w:suppressAutoHyphens w:val="true"/>
               <w:spacing w:before="36" w:after="36"/>
               <w:jc w:val="right"/>
               <w:rPr>
@@ -12296,6 +12663,7 @@
             <w:pPr>
               <w:pStyle w:val="Compact"/>
               <w:widowControl/>
+              <w:suppressAutoHyphens w:val="true"/>
               <w:spacing w:before="36" w:after="36"/>
               <w:jc w:val="right"/>
               <w:rPr>
@@ -12327,6 +12695,7 @@
             <w:pPr>
               <w:pStyle w:val="Compact"/>
               <w:widowControl/>
+              <w:suppressAutoHyphens w:val="true"/>
               <w:spacing w:before="36" w:after="36"/>
               <w:jc w:val="right"/>
               <w:rPr>
@@ -12361,6 +12730,7 @@
             <w:pPr>
               <w:pStyle w:val="Compact"/>
               <w:widowControl/>
+              <w:suppressAutoHyphens w:val="true"/>
               <w:spacing w:before="36" w:after="36"/>
               <w:jc w:val="left"/>
               <w:rPr>
@@ -12392,6 +12762,7 @@
             <w:pPr>
               <w:pStyle w:val="Compact"/>
               <w:widowControl/>
+              <w:suppressAutoHyphens w:val="true"/>
               <w:spacing w:before="36" w:after="36"/>
               <w:jc w:val="right"/>
               <w:rPr>
@@ -12423,6 +12794,7 @@
             <w:pPr>
               <w:pStyle w:val="Compact"/>
               <w:widowControl/>
+              <w:suppressAutoHyphens w:val="true"/>
               <w:spacing w:before="36" w:after="36"/>
               <w:jc w:val="right"/>
               <w:rPr>
@@ -12454,6 +12826,7 @@
             <w:pPr>
               <w:pStyle w:val="Compact"/>
               <w:widowControl/>
+              <w:suppressAutoHyphens w:val="true"/>
               <w:spacing w:before="36" w:after="36"/>
               <w:jc w:val="right"/>
               <w:rPr>
@@ -12488,6 +12861,7 @@
             <w:pPr>
               <w:pStyle w:val="Compact"/>
               <w:widowControl/>
+              <w:suppressAutoHyphens w:val="true"/>
               <w:spacing w:before="36" w:after="36"/>
               <w:jc w:val="left"/>
               <w:rPr>
@@ -12519,6 +12893,7 @@
             <w:pPr>
               <w:pStyle w:val="Compact"/>
               <w:widowControl/>
+              <w:suppressAutoHyphens w:val="true"/>
               <w:spacing w:before="36" w:after="36"/>
               <w:jc w:val="right"/>
               <w:rPr>
@@ -12550,6 +12925,7 @@
             <w:pPr>
               <w:pStyle w:val="Compact"/>
               <w:widowControl/>
+              <w:suppressAutoHyphens w:val="true"/>
               <w:spacing w:before="36" w:after="36"/>
               <w:jc w:val="right"/>
               <w:rPr>
@@ -12581,6 +12957,7 @@
             <w:pPr>
               <w:pStyle w:val="Compact"/>
               <w:widowControl/>
+              <w:suppressAutoHyphens w:val="true"/>
               <w:spacing w:before="36" w:after="36"/>
               <w:jc w:val="right"/>
               <w:rPr>
@@ -12615,6 +12992,7 @@
             <w:pPr>
               <w:pStyle w:val="Compact"/>
               <w:widowControl/>
+              <w:suppressAutoHyphens w:val="true"/>
               <w:spacing w:before="36" w:after="36"/>
               <w:jc w:val="left"/>
               <w:rPr>
@@ -12646,6 +13024,7 @@
             <w:pPr>
               <w:pStyle w:val="Compact"/>
               <w:widowControl/>
+              <w:suppressAutoHyphens w:val="true"/>
               <w:spacing w:before="36" w:after="36"/>
               <w:jc w:val="right"/>
               <w:rPr>
@@ -12677,6 +13056,7 @@
             <w:pPr>
               <w:pStyle w:val="Compact"/>
               <w:widowControl/>
+              <w:suppressAutoHyphens w:val="true"/>
               <w:spacing w:before="36" w:after="36"/>
               <w:jc w:val="right"/>
               <w:rPr>
@@ -12708,6 +13088,7 @@
             <w:pPr>
               <w:pStyle w:val="Compact"/>
               <w:widowControl/>
+              <w:suppressAutoHyphens w:val="true"/>
               <w:spacing w:before="36" w:after="36"/>
               <w:jc w:val="right"/>
               <w:rPr>
@@ -12742,6 +13123,7 @@
             <w:pPr>
               <w:pStyle w:val="Compact"/>
               <w:widowControl/>
+              <w:suppressAutoHyphens w:val="true"/>
               <w:spacing w:before="36" w:after="36"/>
               <w:jc w:val="left"/>
               <w:rPr>
@@ -12773,6 +13155,7 @@
             <w:pPr>
               <w:pStyle w:val="Compact"/>
               <w:widowControl/>
+              <w:suppressAutoHyphens w:val="true"/>
               <w:spacing w:before="36" w:after="36"/>
               <w:jc w:val="right"/>
               <w:rPr>
@@ -12804,6 +13187,7 @@
             <w:pPr>
               <w:pStyle w:val="Compact"/>
               <w:widowControl/>
+              <w:suppressAutoHyphens w:val="true"/>
               <w:spacing w:before="36" w:after="36"/>
               <w:jc w:val="right"/>
               <w:rPr>
@@ -12835,6 +13219,7 @@
             <w:pPr>
               <w:pStyle w:val="Compact"/>
               <w:widowControl/>
+              <w:suppressAutoHyphens w:val="true"/>
               <w:spacing w:before="36" w:after="36"/>
               <w:jc w:val="right"/>
               <w:rPr>
@@ -12915,6 +13300,7 @@
             <w:pPr>
               <w:pStyle w:val="Compact"/>
               <w:widowControl/>
+              <w:suppressAutoHyphens w:val="true"/>
               <w:spacing w:before="36" w:after="36"/>
               <w:jc w:val="left"/>
               <w:rPr>
@@ -12949,6 +13335,7 @@
             <w:pPr>
               <w:pStyle w:val="Compact"/>
               <w:widowControl/>
+              <w:suppressAutoHyphens w:val="true"/>
               <w:spacing w:before="36" w:after="36"/>
               <w:jc w:val="right"/>
               <w:rPr>
@@ -12983,6 +13370,7 @@
             <w:pPr>
               <w:pStyle w:val="Compact"/>
               <w:widowControl/>
+              <w:suppressAutoHyphens w:val="true"/>
               <w:spacing w:before="36" w:after="36"/>
               <w:jc w:val="right"/>
               <w:rPr>
@@ -13017,6 +13405,7 @@
             <w:pPr>
               <w:pStyle w:val="Compact"/>
               <w:widowControl/>
+              <w:suppressAutoHyphens w:val="true"/>
               <w:spacing w:before="36" w:after="36"/>
               <w:jc w:val="right"/>
               <w:rPr>
@@ -13051,6 +13440,7 @@
             <w:pPr>
               <w:pStyle w:val="Compact"/>
               <w:widowControl/>
+              <w:suppressAutoHyphens w:val="true"/>
               <w:spacing w:before="36" w:after="36"/>
               <w:jc w:val="left"/>
               <w:rPr>
@@ -13082,6 +13472,7 @@
             <w:pPr>
               <w:pStyle w:val="Compact"/>
               <w:widowControl/>
+              <w:suppressAutoHyphens w:val="true"/>
               <w:spacing w:before="36" w:after="36"/>
               <w:jc w:val="right"/>
               <w:rPr>
@@ -13113,6 +13504,7 @@
             <w:pPr>
               <w:pStyle w:val="Compact"/>
               <w:widowControl/>
+              <w:suppressAutoHyphens w:val="true"/>
               <w:spacing w:before="36" w:after="36"/>
               <w:jc w:val="right"/>
               <w:rPr>
@@ -13144,6 +13536,7 @@
             <w:pPr>
               <w:pStyle w:val="Compact"/>
               <w:widowControl/>
+              <w:suppressAutoHyphens w:val="true"/>
               <w:spacing w:before="36" w:after="36"/>
               <w:jc w:val="right"/>
               <w:rPr>
@@ -13178,6 +13571,7 @@
             <w:pPr>
               <w:pStyle w:val="Compact"/>
               <w:widowControl/>
+              <w:suppressAutoHyphens w:val="true"/>
               <w:spacing w:before="36" w:after="36"/>
               <w:jc w:val="left"/>
               <w:rPr>
@@ -13209,6 +13603,7 @@
             <w:pPr>
               <w:pStyle w:val="Compact"/>
               <w:widowControl/>
+              <w:suppressAutoHyphens w:val="true"/>
               <w:spacing w:before="36" w:after="36"/>
               <w:jc w:val="right"/>
               <w:rPr>
@@ -13240,6 +13635,7 @@
             <w:pPr>
               <w:pStyle w:val="Compact"/>
               <w:widowControl/>
+              <w:suppressAutoHyphens w:val="true"/>
               <w:spacing w:before="36" w:after="36"/>
               <w:jc w:val="right"/>
               <w:rPr>
@@ -13271,6 +13667,7 @@
             <w:pPr>
               <w:pStyle w:val="Compact"/>
               <w:widowControl/>
+              <w:suppressAutoHyphens w:val="true"/>
               <w:spacing w:before="36" w:after="36"/>
               <w:jc w:val="right"/>
               <w:rPr>
@@ -13305,6 +13702,7 @@
             <w:pPr>
               <w:pStyle w:val="Compact"/>
               <w:widowControl/>
+              <w:suppressAutoHyphens w:val="true"/>
               <w:spacing w:before="36" w:after="36"/>
               <w:jc w:val="left"/>
               <w:rPr>
@@ -13336,6 +13734,7 @@
             <w:pPr>
               <w:pStyle w:val="Compact"/>
               <w:widowControl/>
+              <w:suppressAutoHyphens w:val="true"/>
               <w:spacing w:before="36" w:after="36"/>
               <w:jc w:val="right"/>
               <w:rPr>
@@ -13367,6 +13766,7 @@
             <w:pPr>
               <w:pStyle w:val="Compact"/>
               <w:widowControl/>
+              <w:suppressAutoHyphens w:val="true"/>
               <w:spacing w:before="36" w:after="36"/>
               <w:jc w:val="right"/>
               <w:rPr>
@@ -13398,6 +13798,7 @@
             <w:pPr>
               <w:pStyle w:val="Compact"/>
               <w:widowControl/>
+              <w:suppressAutoHyphens w:val="true"/>
               <w:spacing w:before="36" w:after="36"/>
               <w:jc w:val="right"/>
               <w:rPr>
@@ -13461,10 +13862,10 @@
         <w:tblLook w:val="0020" w:firstRow="1" w:noVBand="0" w:lastRow="0" w:firstColumn="0" w:lastColumn="0" w:noHBand="0"/>
       </w:tblPr>
       <w:tblGrid>
-        <w:gridCol w:w="5001"/>
-        <w:gridCol w:w="1154"/>
-        <w:gridCol w:w="2050"/>
+        <w:gridCol w:w="5000"/>
         <w:gridCol w:w="1155"/>
+        <w:gridCol w:w="2049"/>
+        <w:gridCol w:w="1156"/>
       </w:tblGrid>
       <w:tr>
         <w:trPr>
@@ -13472,7 +13873,7 @@
         </w:trPr>
         <w:tc>
           <w:tcPr>
-            <w:tcW w:w="5001" w:type="dxa"/>
+            <w:tcW w:w="5000" w:type="dxa"/>
             <w:tcBorders>
               <w:bottom w:val="single" w:sz="6" w:space="0" w:color="000000"/>
             </w:tcBorders>
@@ -13482,6 +13883,7 @@
             <w:pPr>
               <w:pStyle w:val="Compact"/>
               <w:widowControl/>
+              <w:suppressAutoHyphens w:val="true"/>
               <w:spacing w:before="36" w:after="36"/>
               <w:jc w:val="left"/>
               <w:rPr>
@@ -13501,74 +13903,6 @@
                 <w:lang w:val="en-US" w:eastAsia="zh-CN" w:bidi="ar-SA"/>
               </w:rPr>
               <w:t>IndustrySegment_clean</w:t>
-            </w:r>
-          </w:p>
-        </w:tc>
-        <w:tc>
-          <w:tcPr>
-            <w:tcW w:w="1154" w:type="dxa"/>
-            <w:tcBorders>
-              <w:bottom w:val="single" w:sz="6" w:space="0" w:color="000000"/>
-            </w:tcBorders>
-            <w:vAlign w:val="bottom"/>
-          </w:tcPr>
-          <w:p>
-            <w:pPr>
-              <w:pStyle w:val="Compact"/>
-              <w:widowControl/>
-              <w:spacing w:before="36" w:after="36"/>
-              <w:jc w:val="right"/>
-              <w:rPr>
-                <w:rFonts w:ascii="Aptos" w:hAnsi="Aptos" w:eastAsia="" w:cs=""/>
-                <w:kern w:val="0"/>
-                <w:sz w:val="24"/>
-                <w:szCs w:val="24"/>
-                <w:lang w:val="en-US" w:eastAsia="zh-CN" w:bidi="ar-SA"/>
-              </w:rPr>
-            </w:pPr>
-            <w:r>
-              <w:rPr>
-                <w:rFonts w:eastAsia="" w:cs=""/>
-                <w:kern w:val="0"/>
-                <w:sz w:val="24"/>
-                <w:szCs w:val="24"/>
-                <w:lang w:val="en-US" w:eastAsia="zh-CN" w:bidi="ar-SA"/>
-              </w:rPr>
-              <w:t>n_alerts</w:t>
-            </w:r>
-          </w:p>
-        </w:tc>
-        <w:tc>
-          <w:tcPr>
-            <w:tcW w:w="2050" w:type="dxa"/>
-            <w:tcBorders>
-              <w:bottom w:val="single" w:sz="6" w:space="0" w:color="000000"/>
-            </w:tcBorders>
-            <w:vAlign w:val="bottom"/>
-          </w:tcPr>
-          <w:p>
-            <w:pPr>
-              <w:pStyle w:val="Compact"/>
-              <w:widowControl/>
-              <w:spacing w:before="36" w:after="36"/>
-              <w:jc w:val="right"/>
-              <w:rPr>
-                <w:rFonts w:ascii="Aptos" w:hAnsi="Aptos" w:eastAsia="" w:cs=""/>
-                <w:kern w:val="0"/>
-                <w:sz w:val="24"/>
-                <w:szCs w:val="24"/>
-                <w:lang w:val="en-US" w:eastAsia="zh-CN" w:bidi="ar-SA"/>
-              </w:rPr>
-            </w:pPr>
-            <w:r>
-              <w:rPr>
-                <w:rFonts w:eastAsia="" w:cs=""/>
-                <w:kern w:val="0"/>
-                <w:sz w:val="24"/>
-                <w:szCs w:val="24"/>
-                <w:lang w:val="en-US" w:eastAsia="zh-CN" w:bidi="ar-SA"/>
-              </w:rPr>
-              <w:t>escalation_rate</w:t>
             </w:r>
           </w:p>
         </w:tc>
@@ -13584,6 +13918,77 @@
             <w:pPr>
               <w:pStyle w:val="Compact"/>
               <w:widowControl/>
+              <w:suppressAutoHyphens w:val="true"/>
+              <w:spacing w:before="36" w:after="36"/>
+              <w:jc w:val="right"/>
+              <w:rPr>
+                <w:rFonts w:ascii="Aptos" w:hAnsi="Aptos" w:eastAsia="" w:cs=""/>
+                <w:kern w:val="0"/>
+                <w:sz w:val="24"/>
+                <w:szCs w:val="24"/>
+                <w:lang w:val="en-US" w:eastAsia="zh-CN" w:bidi="ar-SA"/>
+              </w:rPr>
+            </w:pPr>
+            <w:r>
+              <w:rPr>
+                <w:rFonts w:eastAsia="" w:cs=""/>
+                <w:kern w:val="0"/>
+                <w:sz w:val="24"/>
+                <w:szCs w:val="24"/>
+                <w:lang w:val="en-US" w:eastAsia="zh-CN" w:bidi="ar-SA"/>
+              </w:rPr>
+              <w:t>n_alerts</w:t>
+            </w:r>
+          </w:p>
+        </w:tc>
+        <w:tc>
+          <w:tcPr>
+            <w:tcW w:w="2049" w:type="dxa"/>
+            <w:tcBorders>
+              <w:bottom w:val="single" w:sz="6" w:space="0" w:color="000000"/>
+            </w:tcBorders>
+            <w:vAlign w:val="bottom"/>
+          </w:tcPr>
+          <w:p>
+            <w:pPr>
+              <w:pStyle w:val="Compact"/>
+              <w:widowControl/>
+              <w:suppressAutoHyphens w:val="true"/>
+              <w:spacing w:before="36" w:after="36"/>
+              <w:jc w:val="right"/>
+              <w:rPr>
+                <w:rFonts w:ascii="Aptos" w:hAnsi="Aptos" w:eastAsia="" w:cs=""/>
+                <w:kern w:val="0"/>
+                <w:sz w:val="24"/>
+                <w:szCs w:val="24"/>
+                <w:lang w:val="en-US" w:eastAsia="zh-CN" w:bidi="ar-SA"/>
+              </w:rPr>
+            </w:pPr>
+            <w:r>
+              <w:rPr>
+                <w:rFonts w:eastAsia="" w:cs=""/>
+                <w:kern w:val="0"/>
+                <w:sz w:val="24"/>
+                <w:szCs w:val="24"/>
+                <w:lang w:val="en-US" w:eastAsia="zh-CN" w:bidi="ar-SA"/>
+              </w:rPr>
+              <w:t>escalation_rate</w:t>
+            </w:r>
+          </w:p>
+        </w:tc>
+        <w:tc>
+          <w:tcPr>
+            <w:tcW w:w="1156" w:type="dxa"/>
+            <w:tcBorders>
+              <w:bottom w:val="single" w:sz="6" w:space="0" w:color="000000"/>
+            </w:tcBorders>
+            <w:vAlign w:val="bottom"/>
+          </w:tcPr>
+          <w:p>
+            <w:pPr>
+              <w:pStyle w:val="Compact"/>
+              <w:widowControl/>
+              <w:suppressAutoHyphens w:val="true"/>
               <w:spacing w:before="36" w:after="36"/>
               <w:jc w:val="right"/>
               <w:rPr>
@@ -13611,13 +14016,14 @@
         <w:trPr/>
         <w:tc>
           <w:tcPr>
-            <w:tcW w:w="5001" w:type="dxa"/>
-            <w:tcBorders/>
-          </w:tcPr>
-          <w:p>
-            <w:pPr>
-              <w:pStyle w:val="Compact"/>
-              <w:widowControl/>
+            <w:tcW w:w="5000" w:type="dxa"/>
+            <w:tcBorders/>
+          </w:tcPr>
+          <w:p>
+            <w:pPr>
+              <w:pStyle w:val="Compact"/>
+              <w:widowControl/>
+              <w:suppressAutoHyphens w:val="true"/>
               <w:spacing w:before="36" w:after="36"/>
               <w:jc w:val="left"/>
               <w:rPr>
@@ -13642,13 +14048,14 @@
         </w:tc>
         <w:tc>
           <w:tcPr>
-            <w:tcW w:w="1154" w:type="dxa"/>
-            <w:tcBorders/>
-          </w:tcPr>
-          <w:p>
-            <w:pPr>
-              <w:pStyle w:val="Compact"/>
-              <w:widowControl/>
+            <w:tcW w:w="1155" w:type="dxa"/>
+            <w:tcBorders/>
+          </w:tcPr>
+          <w:p>
+            <w:pPr>
+              <w:pStyle w:val="Compact"/>
+              <w:widowControl/>
+              <w:suppressAutoHyphens w:val="true"/>
               <w:spacing w:before="36" w:after="36"/>
               <w:jc w:val="right"/>
               <w:rPr>
@@ -13673,13 +14080,14 @@
         </w:tc>
         <w:tc>
           <w:tcPr>
-            <w:tcW w:w="2050" w:type="dxa"/>
-            <w:tcBorders/>
-          </w:tcPr>
-          <w:p>
-            <w:pPr>
-              <w:pStyle w:val="Compact"/>
-              <w:widowControl/>
+            <w:tcW w:w="2049" w:type="dxa"/>
+            <w:tcBorders/>
+          </w:tcPr>
+          <w:p>
+            <w:pPr>
+              <w:pStyle w:val="Compact"/>
+              <w:widowControl/>
+              <w:suppressAutoHyphens w:val="true"/>
               <w:spacing w:before="36" w:after="36"/>
               <w:jc w:val="right"/>
               <w:rPr>
@@ -13704,13 +14112,14 @@
         </w:tc>
         <w:tc>
           <w:tcPr>
-            <w:tcW w:w="1155" w:type="dxa"/>
-            <w:tcBorders/>
-          </w:tcPr>
-          <w:p>
-            <w:pPr>
-              <w:pStyle w:val="Compact"/>
-              <w:widowControl/>
+            <w:tcW w:w="1156" w:type="dxa"/>
+            <w:tcBorders/>
+          </w:tcPr>
+          <w:p>
+            <w:pPr>
+              <w:pStyle w:val="Compact"/>
+              <w:widowControl/>
+              <w:suppressAutoHyphens w:val="true"/>
               <w:spacing w:before="36" w:after="36"/>
               <w:jc w:val="right"/>
               <w:rPr>
@@ -13738,13 +14147,14 @@
         <w:trPr/>
         <w:tc>
           <w:tcPr>
-            <w:tcW w:w="5001" w:type="dxa"/>
-            <w:tcBorders/>
-          </w:tcPr>
-          <w:p>
-            <w:pPr>
-              <w:pStyle w:val="Compact"/>
-              <w:widowControl/>
+            <w:tcW w:w="5000" w:type="dxa"/>
+            <w:tcBorders/>
+          </w:tcPr>
+          <w:p>
+            <w:pPr>
+              <w:pStyle w:val="Compact"/>
+              <w:widowControl/>
+              <w:suppressAutoHyphens w:val="true"/>
               <w:spacing w:before="36" w:after="36"/>
               <w:jc w:val="left"/>
               <w:rPr>
@@ -13769,13 +14179,14 @@
         </w:tc>
         <w:tc>
           <w:tcPr>
-            <w:tcW w:w="1154" w:type="dxa"/>
-            <w:tcBorders/>
-          </w:tcPr>
-          <w:p>
-            <w:pPr>
-              <w:pStyle w:val="Compact"/>
-              <w:widowControl/>
+            <w:tcW w:w="1155" w:type="dxa"/>
+            <w:tcBorders/>
+          </w:tcPr>
+          <w:p>
+            <w:pPr>
+              <w:pStyle w:val="Compact"/>
+              <w:widowControl/>
+              <w:suppressAutoHyphens w:val="true"/>
               <w:spacing w:before="36" w:after="36"/>
               <w:jc w:val="right"/>
               <w:rPr>
@@ -13800,13 +14211,14 @@
         </w:tc>
         <w:tc>
           <w:tcPr>
-            <w:tcW w:w="2050" w:type="dxa"/>
-            <w:tcBorders/>
-          </w:tcPr>
-          <w:p>
-            <w:pPr>
-              <w:pStyle w:val="Compact"/>
-              <w:widowControl/>
+            <w:tcW w:w="2049" w:type="dxa"/>
+            <w:tcBorders/>
+          </w:tcPr>
+          <w:p>
+            <w:pPr>
+              <w:pStyle w:val="Compact"/>
+              <w:widowControl/>
+              <w:suppressAutoHyphens w:val="true"/>
               <w:spacing w:before="36" w:after="36"/>
               <w:jc w:val="right"/>
               <w:rPr>
@@ -13831,13 +14243,14 @@
         </w:tc>
         <w:tc>
           <w:tcPr>
-            <w:tcW w:w="1155" w:type="dxa"/>
-            <w:tcBorders/>
-          </w:tcPr>
-          <w:p>
-            <w:pPr>
-              <w:pStyle w:val="Compact"/>
-              <w:widowControl/>
+            <w:tcW w:w="1156" w:type="dxa"/>
+            <w:tcBorders/>
+          </w:tcPr>
+          <w:p>
+            <w:pPr>
+              <w:pStyle w:val="Compact"/>
+              <w:widowControl/>
+              <w:suppressAutoHyphens w:val="true"/>
               <w:spacing w:before="36" w:after="36"/>
               <w:jc w:val="right"/>
               <w:rPr>
@@ -13865,13 +14278,14 @@
         <w:trPr/>
         <w:tc>
           <w:tcPr>
-            <w:tcW w:w="5001" w:type="dxa"/>
-            <w:tcBorders/>
-          </w:tcPr>
-          <w:p>
-            <w:pPr>
-              <w:pStyle w:val="Compact"/>
-              <w:widowControl/>
+            <w:tcW w:w="5000" w:type="dxa"/>
+            <w:tcBorders/>
+          </w:tcPr>
+          <w:p>
+            <w:pPr>
+              <w:pStyle w:val="Compact"/>
+              <w:widowControl/>
+              <w:suppressAutoHyphens w:val="true"/>
               <w:spacing w:before="36" w:after="36"/>
               <w:jc w:val="left"/>
               <w:rPr>
@@ -13896,13 +14310,14 @@
         </w:tc>
         <w:tc>
           <w:tcPr>
-            <w:tcW w:w="1154" w:type="dxa"/>
-            <w:tcBorders/>
-          </w:tcPr>
-          <w:p>
-            <w:pPr>
-              <w:pStyle w:val="Compact"/>
-              <w:widowControl/>
+            <w:tcW w:w="1155" w:type="dxa"/>
+            <w:tcBorders/>
+          </w:tcPr>
+          <w:p>
+            <w:pPr>
+              <w:pStyle w:val="Compact"/>
+              <w:widowControl/>
+              <w:suppressAutoHyphens w:val="true"/>
               <w:spacing w:before="36" w:after="36"/>
               <w:jc w:val="right"/>
               <w:rPr>
@@ -13927,13 +14342,14 @@
         </w:tc>
         <w:tc>
           <w:tcPr>
-            <w:tcW w:w="2050" w:type="dxa"/>
-            <w:tcBorders/>
-          </w:tcPr>
-          <w:p>
-            <w:pPr>
-              <w:pStyle w:val="Compact"/>
-              <w:widowControl/>
+            <w:tcW w:w="2049" w:type="dxa"/>
+            <w:tcBorders/>
+          </w:tcPr>
+          <w:p>
+            <w:pPr>
+              <w:pStyle w:val="Compact"/>
+              <w:widowControl/>
+              <w:suppressAutoHyphens w:val="true"/>
               <w:spacing w:before="36" w:after="36"/>
               <w:jc w:val="right"/>
               <w:rPr>
@@ -13958,13 +14374,14 @@
         </w:tc>
         <w:tc>
           <w:tcPr>
-            <w:tcW w:w="1155" w:type="dxa"/>
-            <w:tcBorders/>
-          </w:tcPr>
-          <w:p>
-            <w:pPr>
-              <w:pStyle w:val="Compact"/>
-              <w:widowControl/>
+            <w:tcW w:w="1156" w:type="dxa"/>
+            <w:tcBorders/>
+          </w:tcPr>
+          <w:p>
+            <w:pPr>
+              <w:pStyle w:val="Compact"/>
+              <w:widowControl/>
+              <w:suppressAutoHyphens w:val="true"/>
               <w:spacing w:before="36" w:after="36"/>
               <w:jc w:val="right"/>
               <w:rPr>
@@ -14028,14 +14445,14 @@
         <w:tblLook w:val="0020" w:firstRow="1" w:noVBand="0" w:lastRow="0" w:firstColumn="0" w:lastColumn="0" w:noHBand="0"/>
       </w:tblPr>
       <w:tblGrid>
-        <w:gridCol w:w="1244"/>
-        <w:gridCol w:w="1154"/>
+        <w:gridCol w:w="1243"/>
+        <w:gridCol w:w="1155"/>
         <w:gridCol w:w="1106"/>
         <w:gridCol w:w="1199"/>
-        <w:gridCol w:w="1106"/>
+        <w:gridCol w:w="1105"/>
         <w:gridCol w:w="1291"/>
         <w:gridCol w:w="1199"/>
-        <w:gridCol w:w="1061"/>
+        <w:gridCol w:w="1062"/>
       </w:tblGrid>
       <w:tr>
         <w:trPr>
@@ -14043,7 +14460,7 @@
         </w:trPr>
         <w:tc>
           <w:tcPr>
-            <w:tcW w:w="1244" w:type="dxa"/>
+            <w:tcW w:w="1243" w:type="dxa"/>
             <w:tcBorders>
               <w:bottom w:val="single" w:sz="6" w:space="0" w:color="000000"/>
             </w:tcBorders>
@@ -14053,6 +14470,7 @@
             <w:pPr>
               <w:pStyle w:val="Compact"/>
               <w:widowControl/>
+              <w:suppressAutoHyphens w:val="true"/>
               <w:spacing w:before="36" w:after="36"/>
               <w:jc w:val="right"/>
               <w:rPr>
@@ -14077,7 +14495,7 @@
         </w:tc>
         <w:tc>
           <w:tcPr>
-            <w:tcW w:w="1154" w:type="dxa"/>
+            <w:tcW w:w="1155" w:type="dxa"/>
             <w:tcBorders>
               <w:bottom w:val="single" w:sz="6" w:space="0" w:color="000000"/>
             </w:tcBorders>
@@ -14087,6 +14505,7 @@
             <w:pPr>
               <w:pStyle w:val="Compact"/>
               <w:widowControl/>
+              <w:suppressAutoHyphens w:val="true"/>
               <w:spacing w:before="36" w:after="36"/>
               <w:jc w:val="right"/>
               <w:rPr>
@@ -14121,6 +14540,7 @@
             <w:pPr>
               <w:pStyle w:val="Compact"/>
               <w:widowControl/>
+              <w:suppressAutoHyphens w:val="true"/>
               <w:spacing w:before="36" w:after="36"/>
               <w:jc w:val="right"/>
               <w:rPr>
@@ -14155,6 +14575,7 @@
             <w:pPr>
               <w:pStyle w:val="Compact"/>
               <w:widowControl/>
+              <w:suppressAutoHyphens w:val="true"/>
               <w:spacing w:before="36" w:after="36"/>
               <w:jc w:val="right"/>
               <w:rPr>
@@ -14179,7 +14600,7 @@
         </w:tc>
         <w:tc>
           <w:tcPr>
-            <w:tcW w:w="1106" w:type="dxa"/>
+            <w:tcW w:w="1105" w:type="dxa"/>
             <w:tcBorders>
               <w:bottom w:val="single" w:sz="6" w:space="0" w:color="000000"/>
             </w:tcBorders>
@@ -14189,6 +14610,7 @@
             <w:pPr>
               <w:pStyle w:val="Compact"/>
               <w:widowControl/>
+              <w:suppressAutoHyphens w:val="true"/>
               <w:spacing w:before="36" w:after="36"/>
               <w:jc w:val="right"/>
               <w:rPr>
@@ -14223,6 +14645,7 @@
             <w:pPr>
               <w:pStyle w:val="Compact"/>
               <w:widowControl/>
+              <w:suppressAutoHyphens w:val="true"/>
               <w:spacing w:before="36" w:after="36"/>
               <w:jc w:val="left"/>
               <w:rPr>
@@ -14257,6 +14680,7 @@
             <w:pPr>
               <w:pStyle w:val="Compact"/>
               <w:widowControl/>
+              <w:suppressAutoHyphens w:val="true"/>
               <w:spacing w:before="36" w:after="36"/>
               <w:jc w:val="left"/>
               <w:rPr>
@@ -14281,7 +14705,7 @@
         </w:tc>
         <w:tc>
           <w:tcPr>
-            <w:tcW w:w="1061" w:type="dxa"/>
+            <w:tcW w:w="1062" w:type="dxa"/>
             <w:tcBorders>
               <w:bottom w:val="single" w:sz="6" w:space="0" w:color="000000"/>
             </w:tcBorders>
@@ -14291,6 +14715,7 @@
             <w:pPr>
               <w:pStyle w:val="Compact"/>
               <w:widowControl/>
+              <w:suppressAutoHyphens w:val="true"/>
               <w:spacing w:before="36" w:after="36"/>
               <w:jc w:val="right"/>
               <w:rPr>
@@ -14318,13 +14743,14 @@
         <w:trPr/>
         <w:tc>
           <w:tcPr>
-            <w:tcW w:w="1244" w:type="dxa"/>
-            <w:tcBorders/>
-          </w:tcPr>
-          <w:p>
-            <w:pPr>
-              <w:pStyle w:val="Compact"/>
-              <w:widowControl/>
+            <w:tcW w:w="1243" w:type="dxa"/>
+            <w:tcBorders/>
+          </w:tcPr>
+          <w:p>
+            <w:pPr>
+              <w:pStyle w:val="Compact"/>
+              <w:widowControl/>
+              <w:suppressAutoHyphens w:val="true"/>
               <w:spacing w:before="36" w:after="36"/>
               <w:jc w:val="right"/>
               <w:rPr>
@@ -14349,13 +14775,14 @@
         </w:tc>
         <w:tc>
           <w:tcPr>
-            <w:tcW w:w="1154" w:type="dxa"/>
-            <w:tcBorders/>
-          </w:tcPr>
-          <w:p>
-            <w:pPr>
-              <w:pStyle w:val="Compact"/>
-              <w:widowControl/>
+            <w:tcW w:w="1155" w:type="dxa"/>
+            <w:tcBorders/>
+          </w:tcPr>
+          <w:p>
+            <w:pPr>
+              <w:pStyle w:val="Compact"/>
+              <w:widowControl/>
+              <w:suppressAutoHyphens w:val="true"/>
               <w:spacing w:before="36" w:after="36"/>
               <w:jc w:val="right"/>
               <w:rPr>
@@ -14387,6 +14814,7 @@
             <w:pPr>
               <w:pStyle w:val="Compact"/>
               <w:widowControl/>
+              <w:suppressAutoHyphens w:val="true"/>
               <w:spacing w:before="36" w:after="36"/>
               <w:jc w:val="right"/>
               <w:rPr>
@@ -14418,6 +14846,7 @@
             <w:pPr>
               <w:pStyle w:val="Compact"/>
               <w:widowControl/>
+              <w:suppressAutoHyphens w:val="true"/>
               <w:spacing w:before="36" w:after="36"/>
               <w:jc w:val="right"/>
               <w:rPr>
@@ -14442,13 +14871,14 @@
         </w:tc>
         <w:tc>
           <w:tcPr>
-            <w:tcW w:w="1106" w:type="dxa"/>
-            <w:tcBorders/>
-          </w:tcPr>
-          <w:p>
-            <w:pPr>
-              <w:pStyle w:val="Compact"/>
-              <w:widowControl/>
+            <w:tcW w:w="1105" w:type="dxa"/>
+            <w:tcBorders/>
+          </w:tcPr>
+          <w:p>
+            <w:pPr>
+              <w:pStyle w:val="Compact"/>
+              <w:widowControl/>
+              <w:suppressAutoHyphens w:val="true"/>
               <w:spacing w:before="36" w:after="36"/>
               <w:jc w:val="right"/>
               <w:rPr>
@@ -14480,25 +14910,26 @@
             <w:pPr>
               <w:pStyle w:val="Compact"/>
               <w:widowControl/>
-              <w:spacing w:before="36" w:after="36"/>
-              <w:jc w:val="left"/>
-              <w:rPr>
-                <w:rFonts w:ascii="Aptos" w:hAnsi="Aptos" w:eastAsia="" w:cs=""/>
-                <w:kern w:val="0"/>
-                <w:sz w:val="24"/>
-                <w:szCs w:val="24"/>
-                <w:lang w:val="en-US" w:eastAsia="zh-CN" w:bidi="ar-SA"/>
-              </w:rPr>
-            </w:pPr>
-            <w:r>
-              <w:rPr>
-                <w:rFonts w:eastAsia="" w:cs=""/>
-                <w:kern w:val="0"/>
-                <w:sz w:val="24"/>
-                <w:szCs w:val="24"/>
-                <w:lang w:val="en-US" w:eastAsia="zh-CN" w:bidi="ar-SA"/>
-              </w:rPr>
-              <w:t>NA</w:t>
+              <w:suppressAutoHyphens w:val="true"/>
+              <w:spacing w:before="36" w:after="36"/>
+              <w:jc w:val="right"/>
+              <w:rPr>
+                <w:rFonts w:ascii="Aptos" w:hAnsi="Aptos" w:eastAsia="" w:cs=""/>
+                <w:kern w:val="0"/>
+                <w:sz w:val="24"/>
+                <w:szCs w:val="24"/>
+                <w:lang w:val="en-US" w:eastAsia="zh-CN" w:bidi="ar-SA"/>
+              </w:rPr>
+            </w:pPr>
+            <w:r>
+              <w:rPr>
+                <w:rFonts w:eastAsia="" w:cs=""/>
+                <w:kern w:val="0"/>
+                <w:sz w:val="24"/>
+                <w:szCs w:val="24"/>
+                <w:lang w:val="en-US" w:eastAsia="zh-CN" w:bidi="ar-SA"/>
+              </w:rPr>
+              <w:t>0.12</w:t>
             </w:r>
           </w:p>
         </w:tc>
@@ -14511,37 +14942,39 @@
             <w:pPr>
               <w:pStyle w:val="Compact"/>
               <w:widowControl/>
-              <w:spacing w:before="36" w:after="36"/>
-              <w:jc w:val="left"/>
-              <w:rPr>
-                <w:rFonts w:ascii="Aptos" w:hAnsi="Aptos" w:eastAsia="" w:cs=""/>
-                <w:kern w:val="0"/>
-                <w:sz w:val="24"/>
-                <w:szCs w:val="24"/>
-                <w:lang w:val="en-US" w:eastAsia="zh-CN" w:bidi="ar-SA"/>
-              </w:rPr>
-            </w:pPr>
-            <w:r>
-              <w:rPr>
-                <w:rFonts w:eastAsia="" w:cs=""/>
-                <w:kern w:val="0"/>
-                <w:sz w:val="24"/>
-                <w:szCs w:val="24"/>
-                <w:lang w:val="en-US" w:eastAsia="zh-CN" w:bidi="ar-SA"/>
-              </w:rPr>
-              <w:t>NA</w:t>
-            </w:r>
-          </w:p>
-        </w:tc>
-        <w:tc>
-          <w:tcPr>
-            <w:tcW w:w="1061" w:type="dxa"/>
-            <w:tcBorders/>
-          </w:tcPr>
-          <w:p>
-            <w:pPr>
-              <w:pStyle w:val="Compact"/>
-              <w:widowControl/>
+              <w:suppressAutoHyphens w:val="true"/>
+              <w:spacing w:before="36" w:after="36"/>
+              <w:jc w:val="right"/>
+              <w:rPr>
+                <w:rFonts w:ascii="Aptos" w:hAnsi="Aptos" w:eastAsia="" w:cs=""/>
+                <w:kern w:val="0"/>
+                <w:sz w:val="24"/>
+                <w:szCs w:val="24"/>
+                <w:lang w:val="en-US" w:eastAsia="zh-CN" w:bidi="ar-SA"/>
+              </w:rPr>
+            </w:pPr>
+            <w:r>
+              <w:rPr>
+                <w:rFonts w:eastAsia="" w:cs=""/>
+                <w:kern w:val="0"/>
+                <w:sz w:val="24"/>
+                <w:szCs w:val="24"/>
+                <w:lang w:val="en-US" w:eastAsia="zh-CN" w:bidi="ar-SA"/>
+              </w:rPr>
+              <w:t>3.1</w:t>
+            </w:r>
+          </w:p>
+        </w:tc>
+        <w:tc>
+          <w:tcPr>
+            <w:tcW w:w="1062" w:type="dxa"/>
+            <w:tcBorders/>
+          </w:tcPr>
+          <w:p>
+            <w:pPr>
+              <w:pStyle w:val="Compact"/>
+              <w:widowControl/>
+              <w:suppressAutoHyphens w:val="true"/>
               <w:spacing w:before="36" w:after="36"/>
               <w:jc w:val="right"/>
               <w:rPr>
@@ -14647,7 +15080,7 @@
               <w:drawing>
                 <wp:anchor distT="0" distB="0" distL="0" distR="0" simplePos="0" relativeHeight="2" behindDoc="0" locked="0" layoutInCell="0" allowOverlap="1">
                   <wp:simplePos x="0" y="0"/>
-                  <wp:positionH relativeFrom="column">
+                  <wp:positionH relativeFrom="margin">
                     <wp:align>center</wp:align>
                   </wp:positionH>
                   <wp:positionV relativeFrom="paragraph">
@@ -14714,7 +15147,6 @@
       </w:pPr>
       <w:r>
         <w:rPr/>
-        <w:t>Figure 1: Alert volume by TM scenario.</w:t>
       </w:r>
     </w:p>
     <w:p>
@@ -14764,7 +15196,7 @@
               <w:drawing>
                 <wp:anchor distT="0" distB="0" distL="0" distR="0" simplePos="0" relativeHeight="3" behindDoc="0" locked="0" layoutInCell="0" allowOverlap="1">
                   <wp:simplePos x="0" y="0"/>
-                  <wp:positionH relativeFrom="column">
+                  <wp:positionH relativeFrom="margin">
                     <wp:align>center</wp:align>
                   </wp:positionH>
                   <wp:positionV relativeFrom="paragraph">
@@ -14831,7 +15263,6 @@
       </w:pPr>
       <w:r>
         <w:rPr/>
-        <w:t>Figure 2: Monthly trend.</w:t>
       </w:r>
     </w:p>
     <w:p>
@@ -14893,7 +15324,7 @@
               <w:drawing>
                 <wp:anchor distT="0" distB="0" distL="0" distR="0" simplePos="0" relativeHeight="4" behindDoc="0" locked="0" layoutInCell="0" allowOverlap="1">
                   <wp:simplePos x="0" y="0"/>
-                  <wp:positionH relativeFrom="column">
+                  <wp:positionH relativeFrom="margin">
                     <wp:align>center</wp:align>
                   </wp:positionH>
                   <wp:positionV relativeFrom="paragraph">
@@ -14960,7 +15391,6 @@
       </w:pPr>
       <w:r>
         <w:rPr/>
-        <w:t>Figure 3: Alert funnel.</w:t>
       </w:r>
     </w:p>
     <w:p>
@@ -15022,7 +15452,7 @@
               <w:drawing>
                 <wp:anchor distT="0" distB="0" distL="0" distR="0" simplePos="0" relativeHeight="5" behindDoc="0" locked="0" layoutInCell="0" allowOverlap="1">
                   <wp:simplePos x="0" y="0"/>
-                  <wp:positionH relativeFrom="column">
+                  <wp:positionH relativeFrom="margin">
                     <wp:align>center</wp:align>
                   </wp:positionH>
                   <wp:positionV relativeFrom="paragraph">
@@ -15089,7 +15519,6 @@
       </w:pPr>
       <w:r>
         <w:rPr/>
-        <w:t>Figure 4: Scenario productivity.</w:t>
       </w:r>
     </w:p>
     <w:p>
@@ -15151,7 +15580,7 @@
               <w:drawing>
                 <wp:anchor distT="0" distB="0" distL="0" distR="0" simplePos="0" relativeHeight="6" behindDoc="0" locked="0" layoutInCell="0" allowOverlap="1">
                   <wp:simplePos x="0" y="0"/>
-                  <wp:positionH relativeFrom="column">
+                  <wp:positionH relativeFrom="margin">
                     <wp:align>center</wp:align>
                   </wp:positionH>
                   <wp:positionV relativeFrom="paragraph">
@@ -15218,7 +15647,6 @@
       </w:pPr>
       <w:r>
         <w:rPr/>
-        <w:t>Figure 5: SAR rate by risk.</w:t>
       </w:r>
     </w:p>
     <w:p>
@@ -15280,7 +15708,7 @@
               <w:drawing>
                 <wp:anchor distT="0" distB="0" distL="0" distR="0" simplePos="0" relativeHeight="7" behindDoc="0" locked="0" layoutInCell="0" allowOverlap="1">
                   <wp:simplePos x="0" y="0"/>
-                  <wp:positionH relativeFrom="column">
+                  <wp:positionH relativeFrom="margin">
                     <wp:align>center</wp:align>
                   </wp:positionH>
                   <wp:positionV relativeFrom="paragraph">
@@ -15347,7 +15775,6 @@
       </w:pPr>
       <w:r>
         <w:rPr/>
-        <w:t>Figure 6: Alert disposition.</w:t>
       </w:r>
     </w:p>
     <w:p>
@@ -15397,7 +15824,7 @@
               <w:drawing>
                 <wp:anchor distT="0" distB="0" distL="0" distR="0" simplePos="0" relativeHeight="8" behindDoc="0" locked="0" layoutInCell="0" allowOverlap="1">
                   <wp:simplePos x="0" y="0"/>
-                  <wp:positionH relativeFrom="column">
+                  <wp:positionH relativeFrom="margin">
                     <wp:align>center</wp:align>
                   </wp:positionH>
                   <wp:positionV relativeFrom="paragraph">
@@ -15464,7 +15891,6 @@
       </w:pPr>
       <w:r>
         <w:rPr/>
-        <w:t>Figure 7: Time to close.</w:t>
       </w:r>
     </w:p>
     <w:p>
@@ -15514,7 +15940,7 @@
               <w:drawing>
                 <wp:anchor distT="0" distB="0" distL="0" distR="0" simplePos="0" relativeHeight="9" behindDoc="0" locked="0" layoutInCell="0" allowOverlap="1">
                   <wp:simplePos x="0" y="0"/>
-                  <wp:positionH relativeFrom="column">
+                  <wp:positionH relativeFrom="margin">
                     <wp:align>center</wp:align>
                   </wp:positionH>
                   <wp:positionV relativeFrom="paragraph">
@@ -15581,7 +16007,6 @@
       </w:pPr>
       <w:r>
         <w:rPr/>
-        <w:t>Figure 8: Yield trend.</w:t>
       </w:r>
     </w:p>
     <w:p>
@@ -16216,1094 +16641,6 @@
   </w:abstractNum>
   <w:abstractNum w:abstractNumId="2">
     <w:lvl w:ilvl="0">
-      <w:numFmt w:val="bullet"/>
-      <w:lvlText w:val=""/>
-      <w:lvlJc w:val="left"/>
-      <w:pPr>
-        <w:tabs>
-          <w:tab w:val="num" w:pos="0"/>
-        </w:tabs>
-        <w:ind w:left="720" w:hanging="360"/>
-      </w:pPr>
-      <w:rPr>
-        <w:rFonts w:ascii="Symbol" w:hAnsi="Symbol" w:cs="Symbol" w:hint="default"/>
-      </w:rPr>
-    </w:lvl>
-    <w:lvl w:ilvl="1">
-      <w:start w:val="0"/>
-      <w:numFmt w:val="bullet"/>
-      <w:lvlText w:val="o"/>
-      <w:lvlJc w:val="left"/>
-      <w:pPr>
-        <w:tabs>
-          <w:tab w:val="num" w:pos="0"/>
-        </w:tabs>
-        <w:ind w:left="1440" w:hanging="360"/>
-      </w:pPr>
-      <w:rPr>
-        <w:rFonts w:ascii="Courier New" w:hAnsi="Courier New" w:cs="Courier New" w:hint="default"/>
-      </w:rPr>
-    </w:lvl>
-    <w:lvl w:ilvl="2">
-      <w:start w:val="0"/>
-      <w:numFmt w:val="bullet"/>
-      <w:lvlText w:val=""/>
-      <w:lvlJc w:val="left"/>
-      <w:pPr>
-        <w:tabs>
-          <w:tab w:val="num" w:pos="0"/>
-        </w:tabs>
-        <w:ind w:left="2160" w:hanging="360"/>
-      </w:pPr>
-      <w:rPr>
-        <w:rFonts w:ascii="Wingdings" w:hAnsi="Wingdings" w:cs="Wingdings" w:hint="default"/>
-      </w:rPr>
-    </w:lvl>
-    <w:lvl w:ilvl="3">
-      <w:start w:val="0"/>
-      <w:numFmt w:val="bullet"/>
-      <w:lvlText w:val=""/>
-      <w:lvlJc w:val="left"/>
-      <w:pPr>
-        <w:tabs>
-          <w:tab w:val="num" w:pos="0"/>
-        </w:tabs>
-        <w:ind w:left="2880" w:hanging="360"/>
-      </w:pPr>
-      <w:rPr>
-        <w:rFonts w:ascii="Symbol" w:hAnsi="Symbol" w:cs="Symbol" w:hint="default"/>
-      </w:rPr>
-    </w:lvl>
-    <w:lvl w:ilvl="4">
-      <w:start w:val="0"/>
-      <w:numFmt w:val="bullet"/>
-      <w:lvlText w:val="o"/>
-      <w:lvlJc w:val="left"/>
-      <w:pPr>
-        <w:tabs>
-          <w:tab w:val="num" w:pos="0"/>
-        </w:tabs>
-        <w:ind w:left="3600" w:hanging="360"/>
-      </w:pPr>
-      <w:rPr>
-        <w:rFonts w:ascii="Courier New" w:hAnsi="Courier New" w:cs="Courier New" w:hint="default"/>
-      </w:rPr>
-    </w:lvl>
-    <w:lvl w:ilvl="5">
-      <w:start w:val="0"/>
-      <w:numFmt w:val="bullet"/>
-      <w:lvlText w:val=""/>
-      <w:lvlJc w:val="left"/>
-      <w:pPr>
-        <w:tabs>
-          <w:tab w:val="num" w:pos="0"/>
-        </w:tabs>
-        <w:ind w:left="4320" w:hanging="360"/>
-      </w:pPr>
-      <w:rPr>
-        <w:rFonts w:ascii="Wingdings" w:hAnsi="Wingdings" w:cs="Wingdings" w:hint="default"/>
-      </w:rPr>
-    </w:lvl>
-    <w:lvl w:ilvl="6">
-      <w:start w:val="0"/>
-      <w:numFmt w:val="bullet"/>
-      <w:lvlText w:val=""/>
-      <w:lvlJc w:val="left"/>
-      <w:pPr>
-        <w:tabs>
-          <w:tab w:val="num" w:pos="0"/>
-        </w:tabs>
-        <w:ind w:left="5040" w:hanging="360"/>
-      </w:pPr>
-      <w:rPr>
-        <w:rFonts w:ascii="Symbol" w:hAnsi="Symbol" w:cs="Symbol" w:hint="default"/>
-      </w:rPr>
-    </w:lvl>
-    <w:lvl w:ilvl="7">
-      <w:start w:val="0"/>
-      <w:numFmt w:val="bullet"/>
-      <w:lvlText w:val="o"/>
-      <w:lvlJc w:val="left"/>
-      <w:pPr>
-        <w:tabs>
-          <w:tab w:val="num" w:pos="0"/>
-        </w:tabs>
-        <w:ind w:left="5760" w:hanging="360"/>
-      </w:pPr>
-      <w:rPr>
-        <w:rFonts w:ascii="Courier New" w:hAnsi="Courier New" w:cs="Courier New" w:hint="default"/>
-      </w:rPr>
-    </w:lvl>
-    <w:lvl w:ilvl="8">
-      <w:start w:val="0"/>
-      <w:numFmt w:val="bullet"/>
-      <w:lvlText w:val=""/>
-      <w:lvlJc w:val="left"/>
-      <w:pPr>
-        <w:tabs>
-          <w:tab w:val="num" w:pos="0"/>
-        </w:tabs>
-        <w:ind w:left="6480" w:hanging="360"/>
-      </w:pPr>
-      <w:rPr>
-        <w:rFonts w:ascii="Wingdings" w:hAnsi="Wingdings" w:cs="Wingdings" w:hint="default"/>
-      </w:rPr>
-    </w:lvl>
-  </w:abstractNum>
-  <w:abstractNum w:abstractNumId="3">
-    <w:lvl w:ilvl="0">
-      <w:numFmt w:val="bullet"/>
-      <w:lvlText w:val=""/>
-      <w:lvlJc w:val="left"/>
-      <w:pPr>
-        <w:tabs>
-          <w:tab w:val="num" w:pos="0"/>
-        </w:tabs>
-        <w:ind w:left="720" w:hanging="360"/>
-      </w:pPr>
-      <w:rPr>
-        <w:rFonts w:ascii="Symbol" w:hAnsi="Symbol" w:cs="Symbol" w:hint="default"/>
-      </w:rPr>
-    </w:lvl>
-    <w:lvl w:ilvl="1">
-      <w:start w:val="0"/>
-      <w:numFmt w:val="bullet"/>
-      <w:lvlText w:val="o"/>
-      <w:lvlJc w:val="left"/>
-      <w:pPr>
-        <w:tabs>
-          <w:tab w:val="num" w:pos="0"/>
-        </w:tabs>
-        <w:ind w:left="1440" w:hanging="360"/>
-      </w:pPr>
-      <w:rPr>
-        <w:rFonts w:ascii="Courier New" w:hAnsi="Courier New" w:cs="Courier New" w:hint="default"/>
-      </w:rPr>
-    </w:lvl>
-    <w:lvl w:ilvl="2">
-      <w:start w:val="0"/>
-      <w:numFmt w:val="bullet"/>
-      <w:lvlText w:val=""/>
-      <w:lvlJc w:val="left"/>
-      <w:pPr>
-        <w:tabs>
-          <w:tab w:val="num" w:pos="0"/>
-        </w:tabs>
-        <w:ind w:left="2160" w:hanging="360"/>
-      </w:pPr>
-      <w:rPr>
-        <w:rFonts w:ascii="Wingdings" w:hAnsi="Wingdings" w:cs="Wingdings" w:hint="default"/>
-      </w:rPr>
-    </w:lvl>
-    <w:lvl w:ilvl="3">
-      <w:start w:val="0"/>
-      <w:numFmt w:val="bullet"/>
-      <w:lvlText w:val=""/>
-      <w:lvlJc w:val="left"/>
-      <w:pPr>
-        <w:tabs>
-          <w:tab w:val="num" w:pos="0"/>
-        </w:tabs>
-        <w:ind w:left="2880" w:hanging="360"/>
-      </w:pPr>
-      <w:rPr>
-        <w:rFonts w:ascii="Symbol" w:hAnsi="Symbol" w:cs="Symbol" w:hint="default"/>
-      </w:rPr>
-    </w:lvl>
-    <w:lvl w:ilvl="4">
-      <w:start w:val="0"/>
-      <w:numFmt w:val="bullet"/>
-      <w:lvlText w:val="o"/>
-      <w:lvlJc w:val="left"/>
-      <w:pPr>
-        <w:tabs>
-          <w:tab w:val="num" w:pos="0"/>
-        </w:tabs>
-        <w:ind w:left="3600" w:hanging="360"/>
-      </w:pPr>
-      <w:rPr>
-        <w:rFonts w:ascii="Courier New" w:hAnsi="Courier New" w:cs="Courier New" w:hint="default"/>
-      </w:rPr>
-    </w:lvl>
-    <w:lvl w:ilvl="5">
-      <w:start w:val="0"/>
-      <w:numFmt w:val="bullet"/>
-      <w:lvlText w:val=""/>
-      <w:lvlJc w:val="left"/>
-      <w:pPr>
-        <w:tabs>
-          <w:tab w:val="num" w:pos="0"/>
-        </w:tabs>
-        <w:ind w:left="4320" w:hanging="360"/>
-      </w:pPr>
-      <w:rPr>
-        <w:rFonts w:ascii="Wingdings" w:hAnsi="Wingdings" w:cs="Wingdings" w:hint="default"/>
-      </w:rPr>
-    </w:lvl>
-    <w:lvl w:ilvl="6">
-      <w:start w:val="0"/>
-      <w:numFmt w:val="bullet"/>
-      <w:lvlText w:val=""/>
-      <w:lvlJc w:val="left"/>
-      <w:pPr>
-        <w:tabs>
-          <w:tab w:val="num" w:pos="0"/>
-        </w:tabs>
-        <w:ind w:left="5040" w:hanging="360"/>
-      </w:pPr>
-      <w:rPr>
-        <w:rFonts w:ascii="Symbol" w:hAnsi="Symbol" w:cs="Symbol" w:hint="default"/>
-      </w:rPr>
-    </w:lvl>
-    <w:lvl w:ilvl="7">
-      <w:start w:val="0"/>
-      <w:numFmt w:val="bullet"/>
-      <w:lvlText w:val="o"/>
-      <w:lvlJc w:val="left"/>
-      <w:pPr>
-        <w:tabs>
-          <w:tab w:val="num" w:pos="0"/>
-        </w:tabs>
-        <w:ind w:left="5760" w:hanging="360"/>
-      </w:pPr>
-      <w:rPr>
-        <w:rFonts w:ascii="Courier New" w:hAnsi="Courier New" w:cs="Courier New" w:hint="default"/>
-      </w:rPr>
-    </w:lvl>
-    <w:lvl w:ilvl="8">
-      <w:start w:val="0"/>
-      <w:numFmt w:val="bullet"/>
-      <w:lvlText w:val=""/>
-      <w:lvlJc w:val="left"/>
-      <w:pPr>
-        <w:tabs>
-          <w:tab w:val="num" w:pos="0"/>
-        </w:tabs>
-        <w:ind w:left="6480" w:hanging="360"/>
-      </w:pPr>
-      <w:rPr>
-        <w:rFonts w:ascii="Wingdings" w:hAnsi="Wingdings" w:cs="Wingdings" w:hint="default"/>
-      </w:rPr>
-    </w:lvl>
-  </w:abstractNum>
-  <w:abstractNum w:abstractNumId="4">
-    <w:lvl w:ilvl="0">
-      <w:numFmt w:val="bullet"/>
-      <w:lvlText w:val=""/>
-      <w:lvlJc w:val="left"/>
-      <w:pPr>
-        <w:tabs>
-          <w:tab w:val="num" w:pos="0"/>
-        </w:tabs>
-        <w:ind w:left="720" w:hanging="360"/>
-      </w:pPr>
-      <w:rPr>
-        <w:rFonts w:ascii="Symbol" w:hAnsi="Symbol" w:cs="Symbol" w:hint="default"/>
-      </w:rPr>
-    </w:lvl>
-    <w:lvl w:ilvl="1">
-      <w:start w:val="0"/>
-      <w:numFmt w:val="bullet"/>
-      <w:lvlText w:val="o"/>
-      <w:lvlJc w:val="left"/>
-      <w:pPr>
-        <w:tabs>
-          <w:tab w:val="num" w:pos="0"/>
-        </w:tabs>
-        <w:ind w:left="1440" w:hanging="360"/>
-      </w:pPr>
-      <w:rPr>
-        <w:rFonts w:ascii="Courier New" w:hAnsi="Courier New" w:cs="Courier New" w:hint="default"/>
-      </w:rPr>
-    </w:lvl>
-    <w:lvl w:ilvl="2">
-      <w:start w:val="0"/>
-      <w:numFmt w:val="bullet"/>
-      <w:lvlText w:val=""/>
-      <w:lvlJc w:val="left"/>
-      <w:pPr>
-        <w:tabs>
-          <w:tab w:val="num" w:pos="0"/>
-        </w:tabs>
-        <w:ind w:left="2160" w:hanging="360"/>
-      </w:pPr>
-      <w:rPr>
-        <w:rFonts w:ascii="Wingdings" w:hAnsi="Wingdings" w:cs="Wingdings" w:hint="default"/>
-      </w:rPr>
-    </w:lvl>
-    <w:lvl w:ilvl="3">
-      <w:start w:val="0"/>
-      <w:numFmt w:val="bullet"/>
-      <w:lvlText w:val=""/>
-      <w:lvlJc w:val="left"/>
-      <w:pPr>
-        <w:tabs>
-          <w:tab w:val="num" w:pos="0"/>
-        </w:tabs>
-        <w:ind w:left="2880" w:hanging="360"/>
-      </w:pPr>
-      <w:rPr>
-        <w:rFonts w:ascii="Symbol" w:hAnsi="Symbol" w:cs="Symbol" w:hint="default"/>
-      </w:rPr>
-    </w:lvl>
-    <w:lvl w:ilvl="4">
-      <w:start w:val="0"/>
-      <w:numFmt w:val="bullet"/>
-      <w:lvlText w:val="o"/>
-      <w:lvlJc w:val="left"/>
-      <w:pPr>
-        <w:tabs>
-          <w:tab w:val="num" w:pos="0"/>
-        </w:tabs>
-        <w:ind w:left="3600" w:hanging="360"/>
-      </w:pPr>
-      <w:rPr>
-        <w:rFonts w:ascii="Courier New" w:hAnsi="Courier New" w:cs="Courier New" w:hint="default"/>
-      </w:rPr>
-    </w:lvl>
-    <w:lvl w:ilvl="5">
-      <w:start w:val="0"/>
-      <w:numFmt w:val="bullet"/>
-      <w:lvlText w:val=""/>
-      <w:lvlJc w:val="left"/>
-      <w:pPr>
-        <w:tabs>
-          <w:tab w:val="num" w:pos="0"/>
-        </w:tabs>
-        <w:ind w:left="4320" w:hanging="360"/>
-      </w:pPr>
-      <w:rPr>
-        <w:rFonts w:ascii="Wingdings" w:hAnsi="Wingdings" w:cs="Wingdings" w:hint="default"/>
-      </w:rPr>
-    </w:lvl>
-    <w:lvl w:ilvl="6">
-      <w:start w:val="0"/>
-      <w:numFmt w:val="bullet"/>
-      <w:lvlText w:val=""/>
-      <w:lvlJc w:val="left"/>
-      <w:pPr>
-        <w:tabs>
-          <w:tab w:val="num" w:pos="0"/>
-        </w:tabs>
-        <w:ind w:left="5040" w:hanging="360"/>
-      </w:pPr>
-      <w:rPr>
-        <w:rFonts w:ascii="Symbol" w:hAnsi="Symbol" w:cs="Symbol" w:hint="default"/>
-      </w:rPr>
-    </w:lvl>
-    <w:lvl w:ilvl="7">
-      <w:start w:val="0"/>
-      <w:numFmt w:val="bullet"/>
-      <w:lvlText w:val="o"/>
-      <w:lvlJc w:val="left"/>
-      <w:pPr>
-        <w:tabs>
-          <w:tab w:val="num" w:pos="0"/>
-        </w:tabs>
-        <w:ind w:left="5760" w:hanging="360"/>
-      </w:pPr>
-      <w:rPr>
-        <w:rFonts w:ascii="Courier New" w:hAnsi="Courier New" w:cs="Courier New" w:hint="default"/>
-      </w:rPr>
-    </w:lvl>
-    <w:lvl w:ilvl="8">
-      <w:start w:val="0"/>
-      <w:numFmt w:val="bullet"/>
-      <w:lvlText w:val=""/>
-      <w:lvlJc w:val="left"/>
-      <w:pPr>
-        <w:tabs>
-          <w:tab w:val="num" w:pos="0"/>
-        </w:tabs>
-        <w:ind w:left="6480" w:hanging="360"/>
-      </w:pPr>
-      <w:rPr>
-        <w:rFonts w:ascii="Wingdings" w:hAnsi="Wingdings" w:cs="Wingdings" w:hint="default"/>
-      </w:rPr>
-    </w:lvl>
-  </w:abstractNum>
-  <w:abstractNum w:abstractNumId="5">
-    <w:lvl w:ilvl="0">
-      <w:numFmt w:val="bullet"/>
-      <w:lvlText w:val=""/>
-      <w:lvlJc w:val="left"/>
-      <w:pPr>
-        <w:tabs>
-          <w:tab w:val="num" w:pos="0"/>
-        </w:tabs>
-        <w:ind w:left="720" w:hanging="360"/>
-      </w:pPr>
-      <w:rPr>
-        <w:rFonts w:ascii="Symbol" w:hAnsi="Symbol" w:cs="Symbol" w:hint="default"/>
-      </w:rPr>
-    </w:lvl>
-    <w:lvl w:ilvl="1">
-      <w:start w:val="0"/>
-      <w:numFmt w:val="bullet"/>
-      <w:lvlText w:val="o"/>
-      <w:lvlJc w:val="left"/>
-      <w:pPr>
-        <w:tabs>
-          <w:tab w:val="num" w:pos="0"/>
-        </w:tabs>
-        <w:ind w:left="1440" w:hanging="360"/>
-      </w:pPr>
-      <w:rPr>
-        <w:rFonts w:ascii="Courier New" w:hAnsi="Courier New" w:cs="Courier New" w:hint="default"/>
-      </w:rPr>
-    </w:lvl>
-    <w:lvl w:ilvl="2">
-      <w:start w:val="0"/>
-      <w:numFmt w:val="bullet"/>
-      <w:lvlText w:val=""/>
-      <w:lvlJc w:val="left"/>
-      <w:pPr>
-        <w:tabs>
-          <w:tab w:val="num" w:pos="0"/>
-        </w:tabs>
-        <w:ind w:left="2160" w:hanging="360"/>
-      </w:pPr>
-      <w:rPr>
-        <w:rFonts w:ascii="Wingdings" w:hAnsi="Wingdings" w:cs="Wingdings" w:hint="default"/>
-      </w:rPr>
-    </w:lvl>
-    <w:lvl w:ilvl="3">
-      <w:start w:val="0"/>
-      <w:numFmt w:val="bullet"/>
-      <w:lvlText w:val=""/>
-      <w:lvlJc w:val="left"/>
-      <w:pPr>
-        <w:tabs>
-          <w:tab w:val="num" w:pos="0"/>
-        </w:tabs>
-        <w:ind w:left="2880" w:hanging="360"/>
-      </w:pPr>
-      <w:rPr>
-        <w:rFonts w:ascii="Symbol" w:hAnsi="Symbol" w:cs="Symbol" w:hint="default"/>
-      </w:rPr>
-    </w:lvl>
-    <w:lvl w:ilvl="4">
-      <w:start w:val="0"/>
-      <w:numFmt w:val="bullet"/>
-      <w:lvlText w:val="o"/>
-      <w:lvlJc w:val="left"/>
-      <w:pPr>
-        <w:tabs>
-          <w:tab w:val="num" w:pos="0"/>
-        </w:tabs>
-        <w:ind w:left="3600" w:hanging="360"/>
-      </w:pPr>
-      <w:rPr>
-        <w:rFonts w:ascii="Courier New" w:hAnsi="Courier New" w:cs="Courier New" w:hint="default"/>
-      </w:rPr>
-    </w:lvl>
-    <w:lvl w:ilvl="5">
-      <w:start w:val="0"/>
-      <w:numFmt w:val="bullet"/>
-      <w:lvlText w:val=""/>
-      <w:lvlJc w:val="left"/>
-      <w:pPr>
-        <w:tabs>
-          <w:tab w:val="num" w:pos="0"/>
-        </w:tabs>
-        <w:ind w:left="4320" w:hanging="360"/>
-      </w:pPr>
-      <w:rPr>
-        <w:rFonts w:ascii="Wingdings" w:hAnsi="Wingdings" w:cs="Wingdings" w:hint="default"/>
-      </w:rPr>
-    </w:lvl>
-    <w:lvl w:ilvl="6">
-      <w:start w:val="0"/>
-      <w:numFmt w:val="bullet"/>
-      <w:lvlText w:val=""/>
-      <w:lvlJc w:val="left"/>
-      <w:pPr>
-        <w:tabs>
-          <w:tab w:val="num" w:pos="0"/>
-        </w:tabs>
-        <w:ind w:left="5040" w:hanging="360"/>
-      </w:pPr>
-      <w:rPr>
-        <w:rFonts w:ascii="Symbol" w:hAnsi="Symbol" w:cs="Symbol" w:hint="default"/>
-      </w:rPr>
-    </w:lvl>
-    <w:lvl w:ilvl="7">
-      <w:start w:val="0"/>
-      <w:numFmt w:val="bullet"/>
-      <w:lvlText w:val="o"/>
-      <w:lvlJc w:val="left"/>
-      <w:pPr>
-        <w:tabs>
-          <w:tab w:val="num" w:pos="0"/>
-        </w:tabs>
-        <w:ind w:left="5760" w:hanging="360"/>
-      </w:pPr>
-      <w:rPr>
-        <w:rFonts w:ascii="Courier New" w:hAnsi="Courier New" w:cs="Courier New" w:hint="default"/>
-      </w:rPr>
-    </w:lvl>
-    <w:lvl w:ilvl="8">
-      <w:start w:val="0"/>
-      <w:numFmt w:val="bullet"/>
-      <w:lvlText w:val=""/>
-      <w:lvlJc w:val="left"/>
-      <w:pPr>
-        <w:tabs>
-          <w:tab w:val="num" w:pos="0"/>
-        </w:tabs>
-        <w:ind w:left="6480" w:hanging="360"/>
-      </w:pPr>
-      <w:rPr>
-        <w:rFonts w:ascii="Wingdings" w:hAnsi="Wingdings" w:cs="Wingdings" w:hint="default"/>
-      </w:rPr>
-    </w:lvl>
-  </w:abstractNum>
-  <w:abstractNum w:abstractNumId="6">
-    <w:lvl w:ilvl="0">
-      <w:numFmt w:val="bullet"/>
-      <w:lvlText w:val=""/>
-      <w:lvlJc w:val="left"/>
-      <w:pPr>
-        <w:tabs>
-          <w:tab w:val="num" w:pos="0"/>
-        </w:tabs>
-        <w:ind w:left="720" w:hanging="360"/>
-      </w:pPr>
-      <w:rPr>
-        <w:rFonts w:ascii="Symbol" w:hAnsi="Symbol" w:cs="Symbol" w:hint="default"/>
-      </w:rPr>
-    </w:lvl>
-    <w:lvl w:ilvl="1">
-      <w:start w:val="0"/>
-      <w:numFmt w:val="bullet"/>
-      <w:lvlText w:val="o"/>
-      <w:lvlJc w:val="left"/>
-      <w:pPr>
-        <w:tabs>
-          <w:tab w:val="num" w:pos="0"/>
-        </w:tabs>
-        <w:ind w:left="1440" w:hanging="360"/>
-      </w:pPr>
-      <w:rPr>
-        <w:rFonts w:ascii="Courier New" w:hAnsi="Courier New" w:cs="Courier New" w:hint="default"/>
-      </w:rPr>
-    </w:lvl>
-    <w:lvl w:ilvl="2">
-      <w:start w:val="0"/>
-      <w:numFmt w:val="bullet"/>
-      <w:lvlText w:val=""/>
-      <w:lvlJc w:val="left"/>
-      <w:pPr>
-        <w:tabs>
-          <w:tab w:val="num" w:pos="0"/>
-        </w:tabs>
-        <w:ind w:left="2160" w:hanging="360"/>
-      </w:pPr>
-      <w:rPr>
-        <w:rFonts w:ascii="Wingdings" w:hAnsi="Wingdings" w:cs="Wingdings" w:hint="default"/>
-      </w:rPr>
-    </w:lvl>
-    <w:lvl w:ilvl="3">
-      <w:start w:val="0"/>
-      <w:numFmt w:val="bullet"/>
-      <w:lvlText w:val=""/>
-      <w:lvlJc w:val="left"/>
-      <w:pPr>
-        <w:tabs>
-          <w:tab w:val="num" w:pos="0"/>
-        </w:tabs>
-        <w:ind w:left="2880" w:hanging="360"/>
-      </w:pPr>
-      <w:rPr>
-        <w:rFonts w:ascii="Symbol" w:hAnsi="Symbol" w:cs="Symbol" w:hint="default"/>
-      </w:rPr>
-    </w:lvl>
-    <w:lvl w:ilvl="4">
-      <w:start w:val="0"/>
-      <w:numFmt w:val="bullet"/>
-      <w:lvlText w:val="o"/>
-      <w:lvlJc w:val="left"/>
-      <w:pPr>
-        <w:tabs>
-          <w:tab w:val="num" w:pos="0"/>
-        </w:tabs>
-        <w:ind w:left="3600" w:hanging="360"/>
-      </w:pPr>
-      <w:rPr>
-        <w:rFonts w:ascii="Courier New" w:hAnsi="Courier New" w:cs="Courier New" w:hint="default"/>
-      </w:rPr>
-    </w:lvl>
-    <w:lvl w:ilvl="5">
-      <w:start w:val="0"/>
-      <w:numFmt w:val="bullet"/>
-      <w:lvlText w:val=""/>
-      <w:lvlJc w:val="left"/>
-      <w:pPr>
-        <w:tabs>
-          <w:tab w:val="num" w:pos="0"/>
-        </w:tabs>
-        <w:ind w:left="4320" w:hanging="360"/>
-      </w:pPr>
-      <w:rPr>
-        <w:rFonts w:ascii="Wingdings" w:hAnsi="Wingdings" w:cs="Wingdings" w:hint="default"/>
-      </w:rPr>
-    </w:lvl>
-    <w:lvl w:ilvl="6">
-      <w:start w:val="0"/>
-      <w:numFmt w:val="bullet"/>
-      <w:lvlText w:val=""/>
-      <w:lvlJc w:val="left"/>
-      <w:pPr>
-        <w:tabs>
-          <w:tab w:val="num" w:pos="0"/>
-        </w:tabs>
-        <w:ind w:left="5040" w:hanging="360"/>
-      </w:pPr>
-      <w:rPr>
-        <w:rFonts w:ascii="Symbol" w:hAnsi="Symbol" w:cs="Symbol" w:hint="default"/>
-      </w:rPr>
-    </w:lvl>
-    <w:lvl w:ilvl="7">
-      <w:start w:val="0"/>
-      <w:numFmt w:val="bullet"/>
-      <w:lvlText w:val="o"/>
-      <w:lvlJc w:val="left"/>
-      <w:pPr>
-        <w:tabs>
-          <w:tab w:val="num" w:pos="0"/>
-        </w:tabs>
-        <w:ind w:left="5760" w:hanging="360"/>
-      </w:pPr>
-      <w:rPr>
-        <w:rFonts w:ascii="Courier New" w:hAnsi="Courier New" w:cs="Courier New" w:hint="default"/>
-      </w:rPr>
-    </w:lvl>
-    <w:lvl w:ilvl="8">
-      <w:start w:val="0"/>
-      <w:numFmt w:val="bullet"/>
-      <w:lvlText w:val=""/>
-      <w:lvlJc w:val="left"/>
-      <w:pPr>
-        <w:tabs>
-          <w:tab w:val="num" w:pos="0"/>
-        </w:tabs>
-        <w:ind w:left="6480" w:hanging="360"/>
-      </w:pPr>
-      <w:rPr>
-        <w:rFonts w:ascii="Wingdings" w:hAnsi="Wingdings" w:cs="Wingdings" w:hint="default"/>
-      </w:rPr>
-    </w:lvl>
-  </w:abstractNum>
-  <w:abstractNum w:abstractNumId="7">
-    <w:lvl w:ilvl="0">
-      <w:numFmt w:val="bullet"/>
-      <w:lvlText w:val=""/>
-      <w:lvlJc w:val="left"/>
-      <w:pPr>
-        <w:tabs>
-          <w:tab w:val="num" w:pos="0"/>
-        </w:tabs>
-        <w:ind w:left="720" w:hanging="360"/>
-      </w:pPr>
-      <w:rPr>
-        <w:rFonts w:ascii="Symbol" w:hAnsi="Symbol" w:cs="Symbol" w:hint="default"/>
-      </w:rPr>
-    </w:lvl>
-    <w:lvl w:ilvl="1">
-      <w:start w:val="0"/>
-      <w:numFmt w:val="bullet"/>
-      <w:lvlText w:val="o"/>
-      <w:lvlJc w:val="left"/>
-      <w:pPr>
-        <w:tabs>
-          <w:tab w:val="num" w:pos="0"/>
-        </w:tabs>
-        <w:ind w:left="1440" w:hanging="360"/>
-      </w:pPr>
-      <w:rPr>
-        <w:rFonts w:ascii="Courier New" w:hAnsi="Courier New" w:cs="Courier New" w:hint="default"/>
-      </w:rPr>
-    </w:lvl>
-    <w:lvl w:ilvl="2">
-      <w:start w:val="0"/>
-      <w:numFmt w:val="bullet"/>
-      <w:lvlText w:val=""/>
-      <w:lvlJc w:val="left"/>
-      <w:pPr>
-        <w:tabs>
-          <w:tab w:val="num" w:pos="0"/>
-        </w:tabs>
-        <w:ind w:left="2160" w:hanging="360"/>
-      </w:pPr>
-      <w:rPr>
-        <w:rFonts w:ascii="Wingdings" w:hAnsi="Wingdings" w:cs="Wingdings" w:hint="default"/>
-      </w:rPr>
-    </w:lvl>
-    <w:lvl w:ilvl="3">
-      <w:start w:val="0"/>
-      <w:numFmt w:val="bullet"/>
-      <w:lvlText w:val=""/>
-      <w:lvlJc w:val="left"/>
-      <w:pPr>
-        <w:tabs>
-          <w:tab w:val="num" w:pos="0"/>
-        </w:tabs>
-        <w:ind w:left="2880" w:hanging="360"/>
-      </w:pPr>
-      <w:rPr>
-        <w:rFonts w:ascii="Symbol" w:hAnsi="Symbol" w:cs="Symbol" w:hint="default"/>
-      </w:rPr>
-    </w:lvl>
-    <w:lvl w:ilvl="4">
-      <w:start w:val="0"/>
-      <w:numFmt w:val="bullet"/>
-      <w:lvlText w:val="o"/>
-      <w:lvlJc w:val="left"/>
-      <w:pPr>
-        <w:tabs>
-          <w:tab w:val="num" w:pos="0"/>
-        </w:tabs>
-        <w:ind w:left="3600" w:hanging="360"/>
-      </w:pPr>
-      <w:rPr>
-        <w:rFonts w:ascii="Courier New" w:hAnsi="Courier New" w:cs="Courier New" w:hint="default"/>
-      </w:rPr>
-    </w:lvl>
-    <w:lvl w:ilvl="5">
-      <w:start w:val="0"/>
-      <w:numFmt w:val="bullet"/>
-      <w:lvlText w:val=""/>
-      <w:lvlJc w:val="left"/>
-      <w:pPr>
-        <w:tabs>
-          <w:tab w:val="num" w:pos="0"/>
-        </w:tabs>
-        <w:ind w:left="4320" w:hanging="360"/>
-      </w:pPr>
-      <w:rPr>
-        <w:rFonts w:ascii="Wingdings" w:hAnsi="Wingdings" w:cs="Wingdings" w:hint="default"/>
-      </w:rPr>
-    </w:lvl>
-    <w:lvl w:ilvl="6">
-      <w:start w:val="0"/>
-      <w:numFmt w:val="bullet"/>
-      <w:lvlText w:val=""/>
-      <w:lvlJc w:val="left"/>
-      <w:pPr>
-        <w:tabs>
-          <w:tab w:val="num" w:pos="0"/>
-        </w:tabs>
-        <w:ind w:left="5040" w:hanging="360"/>
-      </w:pPr>
-      <w:rPr>
-        <w:rFonts w:ascii="Symbol" w:hAnsi="Symbol" w:cs="Symbol" w:hint="default"/>
-      </w:rPr>
-    </w:lvl>
-    <w:lvl w:ilvl="7">
-      <w:start w:val="0"/>
-      <w:numFmt w:val="bullet"/>
-      <w:lvlText w:val="o"/>
-      <w:lvlJc w:val="left"/>
-      <w:pPr>
-        <w:tabs>
-          <w:tab w:val="num" w:pos="0"/>
-        </w:tabs>
-        <w:ind w:left="5760" w:hanging="360"/>
-      </w:pPr>
-      <w:rPr>
-        <w:rFonts w:ascii="Courier New" w:hAnsi="Courier New" w:cs="Courier New" w:hint="default"/>
-      </w:rPr>
-    </w:lvl>
-    <w:lvl w:ilvl="8">
-      <w:start w:val="0"/>
-      <w:numFmt w:val="bullet"/>
-      <w:lvlText w:val=""/>
-      <w:lvlJc w:val="left"/>
-      <w:pPr>
-        <w:tabs>
-          <w:tab w:val="num" w:pos="0"/>
-        </w:tabs>
-        <w:ind w:left="6480" w:hanging="360"/>
-      </w:pPr>
-      <w:rPr>
-        <w:rFonts w:ascii="Wingdings" w:hAnsi="Wingdings" w:cs="Wingdings" w:hint="default"/>
-      </w:rPr>
-    </w:lvl>
-  </w:abstractNum>
-  <w:abstractNum w:abstractNumId="8">
-    <w:lvl w:ilvl="0">
-      <w:numFmt w:val="bullet"/>
-      <w:lvlText w:val=""/>
-      <w:lvlJc w:val="left"/>
-      <w:pPr>
-        <w:tabs>
-          <w:tab w:val="num" w:pos="0"/>
-        </w:tabs>
-        <w:ind w:left="720" w:hanging="360"/>
-      </w:pPr>
-      <w:rPr>
-        <w:rFonts w:ascii="Symbol" w:hAnsi="Symbol" w:cs="Symbol" w:hint="default"/>
-      </w:rPr>
-    </w:lvl>
-    <w:lvl w:ilvl="1">
-      <w:start w:val="0"/>
-      <w:numFmt w:val="bullet"/>
-      <w:lvlText w:val="o"/>
-      <w:lvlJc w:val="left"/>
-      <w:pPr>
-        <w:tabs>
-          <w:tab w:val="num" w:pos="0"/>
-        </w:tabs>
-        <w:ind w:left="1440" w:hanging="360"/>
-      </w:pPr>
-      <w:rPr>
-        <w:rFonts w:ascii="Courier New" w:hAnsi="Courier New" w:cs="Courier New" w:hint="default"/>
-      </w:rPr>
-    </w:lvl>
-    <w:lvl w:ilvl="2">
-      <w:start w:val="0"/>
-      <w:numFmt w:val="bullet"/>
-      <w:lvlText w:val=""/>
-      <w:lvlJc w:val="left"/>
-      <w:pPr>
-        <w:tabs>
-          <w:tab w:val="num" w:pos="0"/>
-        </w:tabs>
-        <w:ind w:left="2160" w:hanging="360"/>
-      </w:pPr>
-      <w:rPr>
-        <w:rFonts w:ascii="Wingdings" w:hAnsi="Wingdings" w:cs="Wingdings" w:hint="default"/>
-      </w:rPr>
-    </w:lvl>
-    <w:lvl w:ilvl="3">
-      <w:start w:val="0"/>
-      <w:numFmt w:val="bullet"/>
-      <w:lvlText w:val=""/>
-      <w:lvlJc w:val="left"/>
-      <w:pPr>
-        <w:tabs>
-          <w:tab w:val="num" w:pos="0"/>
-        </w:tabs>
-        <w:ind w:left="2880" w:hanging="360"/>
-      </w:pPr>
-      <w:rPr>
-        <w:rFonts w:ascii="Symbol" w:hAnsi="Symbol" w:cs="Symbol" w:hint="default"/>
-      </w:rPr>
-    </w:lvl>
-    <w:lvl w:ilvl="4">
-      <w:start w:val="0"/>
-      <w:numFmt w:val="bullet"/>
-      <w:lvlText w:val="o"/>
-      <w:lvlJc w:val="left"/>
-      <w:pPr>
-        <w:tabs>
-          <w:tab w:val="num" w:pos="0"/>
-        </w:tabs>
-        <w:ind w:left="3600" w:hanging="360"/>
-      </w:pPr>
-      <w:rPr>
-        <w:rFonts w:ascii="Courier New" w:hAnsi="Courier New" w:cs="Courier New" w:hint="default"/>
-      </w:rPr>
-    </w:lvl>
-    <w:lvl w:ilvl="5">
-      <w:start w:val="0"/>
-      <w:numFmt w:val="bullet"/>
-      <w:lvlText w:val=""/>
-      <w:lvlJc w:val="left"/>
-      <w:pPr>
-        <w:tabs>
-          <w:tab w:val="num" w:pos="0"/>
-        </w:tabs>
-        <w:ind w:left="4320" w:hanging="360"/>
-      </w:pPr>
-      <w:rPr>
-        <w:rFonts w:ascii="Wingdings" w:hAnsi="Wingdings" w:cs="Wingdings" w:hint="default"/>
-      </w:rPr>
-    </w:lvl>
-    <w:lvl w:ilvl="6">
-      <w:start w:val="0"/>
-      <w:numFmt w:val="bullet"/>
-      <w:lvlText w:val=""/>
-      <w:lvlJc w:val="left"/>
-      <w:pPr>
-        <w:tabs>
-          <w:tab w:val="num" w:pos="0"/>
-        </w:tabs>
-        <w:ind w:left="5040" w:hanging="360"/>
-      </w:pPr>
-      <w:rPr>
-        <w:rFonts w:ascii="Symbol" w:hAnsi="Symbol" w:cs="Symbol" w:hint="default"/>
-      </w:rPr>
-    </w:lvl>
-    <w:lvl w:ilvl="7">
-      <w:start w:val="0"/>
-      <w:numFmt w:val="bullet"/>
-      <w:lvlText w:val="o"/>
-      <w:lvlJc w:val="left"/>
-      <w:pPr>
-        <w:tabs>
-          <w:tab w:val="num" w:pos="0"/>
-        </w:tabs>
-        <w:ind w:left="5760" w:hanging="360"/>
-      </w:pPr>
-      <w:rPr>
-        <w:rFonts w:ascii="Courier New" w:hAnsi="Courier New" w:cs="Courier New" w:hint="default"/>
-      </w:rPr>
-    </w:lvl>
-    <w:lvl w:ilvl="8">
-      <w:start w:val="0"/>
-      <w:numFmt w:val="bullet"/>
-      <w:lvlText w:val=""/>
-      <w:lvlJc w:val="left"/>
-      <w:pPr>
-        <w:tabs>
-          <w:tab w:val="num" w:pos="0"/>
-        </w:tabs>
-        <w:ind w:left="6480" w:hanging="360"/>
-      </w:pPr>
-      <w:rPr>
-        <w:rFonts w:ascii="Wingdings" w:hAnsi="Wingdings" w:cs="Wingdings" w:hint="default"/>
-      </w:rPr>
-    </w:lvl>
-  </w:abstractNum>
-  <w:abstractNum w:abstractNumId="9">
-    <w:lvl w:ilvl="0">
-      <w:numFmt w:val="bullet"/>
-      <w:lvlText w:val=""/>
-      <w:lvlJc w:val="left"/>
-      <w:pPr>
-        <w:tabs>
-          <w:tab w:val="num" w:pos="0"/>
-        </w:tabs>
-        <w:ind w:left="720" w:hanging="360"/>
-      </w:pPr>
-      <w:rPr>
-        <w:rFonts w:ascii="Symbol" w:hAnsi="Symbol" w:cs="Symbol" w:hint="default"/>
-      </w:rPr>
-    </w:lvl>
-    <w:lvl w:ilvl="1">
-      <w:start w:val="0"/>
-      <w:numFmt w:val="bullet"/>
-      <w:lvlText w:val="o"/>
-      <w:lvlJc w:val="left"/>
-      <w:pPr>
-        <w:tabs>
-          <w:tab w:val="num" w:pos="0"/>
-        </w:tabs>
-        <w:ind w:left="1440" w:hanging="360"/>
-      </w:pPr>
-      <w:rPr>
-        <w:rFonts w:ascii="Courier New" w:hAnsi="Courier New" w:cs="Courier New" w:hint="default"/>
-      </w:rPr>
-    </w:lvl>
-    <w:lvl w:ilvl="2">
-      <w:start w:val="0"/>
-      <w:numFmt w:val="bullet"/>
-      <w:lvlText w:val=""/>
-      <w:lvlJc w:val="left"/>
-      <w:pPr>
-        <w:tabs>
-          <w:tab w:val="num" w:pos="0"/>
-        </w:tabs>
-        <w:ind w:left="2160" w:hanging="360"/>
-      </w:pPr>
-      <w:rPr>
-        <w:rFonts w:ascii="Wingdings" w:hAnsi="Wingdings" w:cs="Wingdings" w:hint="default"/>
-      </w:rPr>
-    </w:lvl>
-    <w:lvl w:ilvl="3">
-      <w:start w:val="0"/>
-      <w:numFmt w:val="bullet"/>
-      <w:lvlText w:val=""/>
-      <w:lvlJc w:val="left"/>
-      <w:pPr>
-        <w:tabs>
-          <w:tab w:val="num" w:pos="0"/>
-        </w:tabs>
-        <w:ind w:left="2880" w:hanging="360"/>
-      </w:pPr>
-      <w:rPr>
-        <w:rFonts w:ascii="Symbol" w:hAnsi="Symbol" w:cs="Symbol" w:hint="default"/>
-      </w:rPr>
-    </w:lvl>
-    <w:lvl w:ilvl="4">
-      <w:start w:val="0"/>
-      <w:numFmt w:val="bullet"/>
-      <w:lvlText w:val="o"/>
-      <w:lvlJc w:val="left"/>
-      <w:pPr>
-        <w:tabs>
-          <w:tab w:val="num" w:pos="0"/>
-        </w:tabs>
-        <w:ind w:left="3600" w:hanging="360"/>
-      </w:pPr>
-      <w:rPr>
-        <w:rFonts w:ascii="Courier New" w:hAnsi="Courier New" w:cs="Courier New" w:hint="default"/>
-      </w:rPr>
-    </w:lvl>
-    <w:lvl w:ilvl="5">
-      <w:start w:val="0"/>
-      <w:numFmt w:val="bullet"/>
-      <w:lvlText w:val=""/>
-      <w:lvlJc w:val="left"/>
-      <w:pPr>
-        <w:tabs>
-          <w:tab w:val="num" w:pos="0"/>
-        </w:tabs>
-        <w:ind w:left="4320" w:hanging="360"/>
-      </w:pPr>
-      <w:rPr>
-        <w:rFonts w:ascii="Wingdings" w:hAnsi="Wingdings" w:cs="Wingdings" w:hint="default"/>
-      </w:rPr>
-    </w:lvl>
-    <w:lvl w:ilvl="6">
-      <w:start w:val="0"/>
-      <w:numFmt w:val="bullet"/>
-      <w:lvlText w:val=""/>
-      <w:lvlJc w:val="left"/>
-      <w:pPr>
-        <w:tabs>
-          <w:tab w:val="num" w:pos="0"/>
-        </w:tabs>
-        <w:ind w:left="5040" w:hanging="360"/>
-      </w:pPr>
-      <w:rPr>
-        <w:rFonts w:ascii="Symbol" w:hAnsi="Symbol" w:cs="Symbol" w:hint="default"/>
-      </w:rPr>
-    </w:lvl>
-    <w:lvl w:ilvl="7">
-      <w:start w:val="0"/>
-      <w:numFmt w:val="bullet"/>
-      <w:lvlText w:val="o"/>
-      <w:lvlJc w:val="left"/>
-      <w:pPr>
-        <w:tabs>
-          <w:tab w:val="num" w:pos="0"/>
-        </w:tabs>
-        <w:ind w:left="5760" w:hanging="360"/>
-      </w:pPr>
-      <w:rPr>
-        <w:rFonts w:ascii="Courier New" w:hAnsi="Courier New" w:cs="Courier New" w:hint="default"/>
-      </w:rPr>
-    </w:lvl>
-    <w:lvl w:ilvl="8">
-      <w:start w:val="0"/>
-      <w:numFmt w:val="bullet"/>
-      <w:lvlText w:val=""/>
-      <w:lvlJc w:val="left"/>
-      <w:pPr>
-        <w:tabs>
-          <w:tab w:val="num" w:pos="0"/>
-        </w:tabs>
-        <w:ind w:left="6480" w:hanging="360"/>
-      </w:pPr>
-      <w:rPr>
-        <w:rFonts w:ascii="Wingdings" w:hAnsi="Wingdings" w:cs="Wingdings" w:hint="default"/>
-      </w:rPr>
-    </w:lvl>
-  </w:abstractNum>
-  <w:abstractNum w:abstractNumId="10">
-    <w:lvl w:ilvl="0">
       <w:start w:val="1"/>
       <w:numFmt w:val="none"/>
       <w:suff w:val="nothing"/>
@@ -17427,30 +16764,6 @@
   <w:num w:numId="2">
     <w:abstractNumId w:val="2"/>
   </w:num>
-  <w:num w:numId="3">
-    <w:abstractNumId w:val="3"/>
-  </w:num>
-  <w:num w:numId="4">
-    <w:abstractNumId w:val="4"/>
-  </w:num>
-  <w:num w:numId="5">
-    <w:abstractNumId w:val="5"/>
-  </w:num>
-  <w:num w:numId="6">
-    <w:abstractNumId w:val="6"/>
-  </w:num>
-  <w:num w:numId="7">
-    <w:abstractNumId w:val="7"/>
-  </w:num>
-  <w:num w:numId="8">
-    <w:abstractNumId w:val="8"/>
-  </w:num>
-  <w:num w:numId="9">
-    <w:abstractNumId w:val="9"/>
-  </w:num>
-  <w:num w:numId="10">
-    <w:abstractNumId w:val="10"/>
-  </w:num>
 </w:numbering>
 </file>
 
@@ -17477,6 +16790,7 @@
     <w:qFormat/>
     <w:pPr>
       <w:widowControl/>
+      <w:suppressAutoHyphens w:val="true"/>
       <w:bidi w:val="0"/>
       <w:spacing w:before="0" w:after="200"/>
       <w:jc w:val="left"/>
@@ -17873,9 +17187,16 @@
     <w:qFormat/>
     <w:rPr/>
   </w:style>
+  <w:style w:type="character" w:styleId="FootnoteCharactersuser">
+    <w:name w:val="Footnote Characters (user)"/>
+    <w:basedOn w:val="BodyTextChar"/>
+    <w:qFormat/>
+    <w:rPr>
+      <w:vertAlign w:val="superscript"/>
+    </w:rPr>
+  </w:style>
   <w:style w:type="character" w:styleId="FootnoteCharacters">
     <w:name w:val="Footnote Characters"/>
-    <w:basedOn w:val="BodyTextChar"/>
     <w:qFormat/>
     <w:rPr>
       <w:vertAlign w:val="superscript"/>

--- a/scripts/Report.docx
+++ b/scripts/Report.docx
@@ -194,6 +194,84 @@
         <w:t xml:space="preserve"> gap: This field is never populated for SAR-filed cases, a systematic workflow gap.</w:t>
       </w:r>
       <w:bookmarkEnd w:id="2"/>
+    </w:p>
+    <w:p>
+      <w:pPr>
+        <w:pStyle w:val="Heading2"/>
+        <w:rPr/>
+      </w:pPr>
+      <w:r>
+        <w:rPr/>
+        <w:t>1.</w:t>
+      </w:r>
+      <w:r>
+        <w:rPr/>
+        <w:t>3</w:t>
+      </w:r>
+      <w:r>
+        <w:rPr/>
+        <w:t xml:space="preserve"> Structural vs. genuine missingness</w:t>
+      </w:r>
+    </w:p>
+    <w:p>
+      <w:pPr>
+        <w:pStyle w:val="Normal"/>
+        <w:rPr/>
+      </w:pPr>
+      <w:r>
+        <w:rPr/>
+        <w:t xml:space="preserve">Two fields are only ever populated for one customer segment and should not be read as data-quality gaps: </w:t>
+      </w:r>
+      <w:r>
+        <w:rPr>
+          <w:rStyle w:val="SourceText"/>
+        </w:rPr>
+        <w:t>PEP</w:t>
+      </w:r>
+      <w:r>
+        <w:rPr/>
+        <w:t xml:space="preserve"> is populated only for Private Banking clients, and </w:t>
+      </w:r>
+      <w:r>
+        <w:rPr>
+          <w:rStyle w:val="SourceText"/>
+        </w:rPr>
+        <w:t>IndustryCode</w:t>
+      </w:r>
+      <w:r>
+        <w:rPr/>
+        <w:t xml:space="preserve"> only for LC&amp;FI clients. Table 1 reports raw completeness; elsewhere in this report structural absence is separated from genuine gaps - e.g. the 54 alerts with a blank </w:t>
+      </w:r>
+      <w:r>
+        <w:rPr>
+          <w:rStyle w:val="SourceText"/>
+        </w:rPr>
+        <w:t>CusRiskCategory</w:t>
+      </w:r>
+      <w:r>
+        <w:rPr/>
+        <w:t xml:space="preserve">, or the 938 Private Banking alerts with no </w:t>
+      </w:r>
+      <w:r>
+        <w:rPr>
+          <w:rStyle w:val="SourceText"/>
+        </w:rPr>
+        <w:t>PEP</w:t>
+      </w:r>
+      <w:r>
+        <w:rPr/>
+        <w:t xml:space="preserve"> flag recorded despite </w:t>
+      </w:r>
+      <w:r>
+        <w:rPr>
+          <w:rStyle w:val="SourceText"/>
+        </w:rPr>
+        <w:t>PEP</w:t>
+      </w:r>
+      <w:r>
+        <w:rPr/>
+        <w:t xml:space="preserve"> being applicable, which is worth raising with the data owner. </w:t>
+      </w:r>
     </w:p>
     <w:p>
       <w:pPr>
@@ -17507,6 +17585,13 @@
       <w:shd w:fill="F8F8F8" w:val="clear"/>
     </w:rPr>
   </w:style>
+  <w:style w:type="character" w:styleId="SourceText">
+    <w:name w:val="Source Text"/>
+    <w:qFormat/>
+    <w:rPr>
+      <w:rFonts w:ascii="Liberation Mono" w:hAnsi="Liberation Mono" w:eastAsia="NSimSun" w:cs="Liberation Mono"/>
+    </w:rPr>
+  </w:style>
   <w:style w:type="paragraph" w:styleId="Heading">
     <w:name w:val="Heading"/>
     <w:basedOn w:val="Normal"/>
